--- a/resume/clinton-pracher-platform-data-ai-resume.docx
+++ b/resume/clinton-pracher-platform-data-ai-resume.docx
@@ -581,7 +581,7 @@
           <w:sz w:val="18"/>
           <w:szCs w:val="18"/>
         </w:rPr>
-        <w:t>Builds agentic orchestration and AI control-plane capabilities that enterprises can trust: routing work across agents and tools, ownership models, evaluation and trust thresholds, and human approval gates on production AI workflows. In practice today: an Operator Control Plane with 65 skills and 28 governed automations running as live agentic orchestration and control-plane infrastructure, not a slide deck.</w:t>
+        <w:t>Builds agentic orchestration and AI control-plane capabilities that enterprises can trust: routing work across agents and tools, ownership models, evaluation and trust thresholds, and human approval gates on production AI workflows. In practice today: an Operator Control Plane with 32 skills, 39 governed automations, and 49 scheduled tasks running as live agentic orchestration and control-plane infrastructure, not a slide deck.</w:t>
       </w:r>
     </w:p>
     <w:p>
@@ -1044,27 +1044,7 @@
           <w:sz w:val="18"/>
           <w:szCs w:val="18"/>
         </w:rPr>
-        <w:t>FOUNDER &amp; PRINCIPAL ADVISOR</w:t>
-      </w:r>
-      <w:r>
-        <w:rPr>
-          <w:rStyle w:val="span"/>
-          <w:rFonts w:ascii="Century Gothic" w:eastAsia="Century Gothic" w:hAnsi="Century Gothic" w:cs="Century Gothic"/>
-          <w:color w:val="231F20"/>
-          <w:sz w:val="18"/>
-          <w:szCs w:val="18"/>
-        </w:rPr>
-        <w:t xml:space="preserve"> | 7/2025 - PRESENT</w:t>
-      </w:r>
-      <w:r>
-        <w:rPr>
-          <w:rStyle w:val="singlecolumnspanpaddedlinenth-child1"/>
-          <w:rFonts w:ascii="Century Gothic" w:eastAsia="Century Gothic" w:hAnsi="Century Gothic" w:cs="Century Gothic"/>
-          <w:color w:val="231F20"/>
-          <w:sz w:val="18"/>
-          <w:szCs w:val="18"/>
-        </w:rPr>
-        <w:t xml:space="preserve"> </w:t>
+        <w:t>PRODUCT DIRECTOR, AI &amp; DATA PLATFORMS | 7/2025 - PRESENT</w:t>
       </w:r>
     </w:p>
     <w:p>
@@ -1091,7 +1071,7 @@
           <w:sz w:val="18"/>
           <w:szCs w:val="18"/>
         </w:rPr>
-        <w:t>CP PRODUCT ADVISORY</w:t>
+        <w:t>INDEPENDENT PRODUCT &amp; AI ADVISORY</w:t>
       </w:r>
     </w:p>
     <w:p>
@@ -1175,7 +1155,7 @@
           <w:sz w:val="18"/>
           <w:szCs w:val="18"/>
         </w:rPr>
-        <w:t>Built and operate an agentic orchestration and AI control plane (Operator Control Plane) with 65 specialized skills and 28 governed automations, using Claude and Cursor with explicit task ownership, audit trails, and human approval gates on production AI workflows</w:t>
+        <w:t>Built and operate an agentic orchestration and AI control plane (Operator Control Plane) with 32 specialized skills and 39 governed automations, using Claude and Cursor with explicit task ownership, audit trails, and human approval gates on production AI workflows</w:t>
       </w:r>
     </w:p>
     <w:p>
@@ -2900,17 +2880,17 @@
           <w:sz w:val="18"/>
           <w:szCs w:val="18"/>
         </w:rPr>
-        <w:t>Operator Control Plane (CP Product Advisory, 2025-2026):</w:t>
-      </w:r>
-      <w:r>
-        <w:rPr>
-          <w:rStyle w:val="Strong1"/>
-          <w:rFonts w:ascii="Century Gothic" w:eastAsia="Century Gothic" w:hAnsi="Century Gothic" w:cs="Century Gothic"/>
-          <w:color w:val="231F20"/>
-          <w:sz w:val="18"/>
-          <w:szCs w:val="18"/>
-        </w:rPr>
-        <w:t xml:space="preserve"> Built and operate an agentic orchestration and AI control plane with 65 specialized skills and 28 governed automations, using Claude and Cursor with explicit task ownership, audit trails, and human approval gates on production AI workflows.</w:t>
+        <w:t>Operator Control Plane (Independent Product &amp; AI Advisory, 2025-2026):</w:t>
+      </w:r>
+      <w:r>
+        <w:rPr>
+          <w:rStyle w:val="Strong1"/>
+          <w:rFonts w:ascii="Century Gothic" w:eastAsia="Century Gothic" w:hAnsi="Century Gothic" w:cs="Century Gothic"/>
+          <w:color w:val="231F20"/>
+          <w:sz w:val="18"/>
+          <w:szCs w:val="18"/>
+        </w:rPr>
+        <w:t xml:space="preserve"> Built and operate an agentic orchestration and AI control plane with 32 specialized skills and 39 governed automations, using Claude and Cursor with explicit task ownership, audit trails, and human approval gates on production AI workflows.</w:t>
       </w:r>
     </w:p>
     <w:p>

--- a/resume/clinton-pracher-platform-data-ai-resume.docx
+++ b/resume/clinton-pracher-platform-data-ai-resume.docx
@@ -1,6 +1,6 @@
 
 <file path=word/document.xml><?xml version="1.0" encoding="utf-8"?>
-<w:document xmlns:wpc="http://schemas.microsoft.com/office/word/2010/wordprocessingCanvas" xmlns:cx="http://schemas.microsoft.com/office/drawing/2014/chartex" xmlns:cx1="http://schemas.microsoft.com/office/drawing/2015/9/8/chartex" xmlns:cx2="http://schemas.microsoft.com/office/drawing/2015/10/21/chartex" xmlns:cx3="http://schemas.microsoft.com/office/drawing/2016/5/9/chartex" xmlns:cx4="http://schemas.microsoft.com/office/drawing/2016/5/10/chartex" xmlns:cx5="http://schemas.microsoft.com/office/drawing/2016/5/11/chartex" xmlns:cx6="http://schemas.microsoft.com/office/drawing/2016/5/12/chartex" xmlns:cx7="http://schemas.microsoft.com/office/drawing/2016/5/13/chartex" xmlns:cx8="http://schemas.microsoft.com/office/drawing/2016/5/14/chartex" xmlns:mc="http://schemas.openxmlformats.org/markup-compatibility/2006" xmlns:m="http://schemas.openxmlformats.org/officeDocument/2006/math" xmlns:aink="http://schemas.microsoft.com/office/drawing/2016/ink" xmlns:am3d="http://schemas.microsoft.com/office/drawing/2017/model3d" xmlns:oel="http://schemas.microsoft.com/office/2019/extlst" xmlns:r="http://schemas.openxmlformats.org/officeDocument/2006/relationships" xmlns:wp14="http://schemas.microsoft.com/office/word/2010/wordprocessingDrawing" xmlns:wp="http://schemas.openxmlformats.org/drawingml/2006/wordprocessingDrawing" xmlns:wpg="http://schemas.microsoft.com/office/word/2010/wordprocessingGroup" xmlns:wpi="http://schemas.microsoft.com/office/word/2010/wordprocessingInk" xmlns:wps="http://schemas.microsoft.com/office/word/2010/wordprocessingShape" xmlns:o="urn:schemas-microsoft-com:office:office" xmlns:v="urn:schemas-microsoft-com:vml" xmlns:w10="urn:schemas-microsoft-com:office:word" xmlns:w="http://schemas.openxmlformats.org/wordprocessingml/2006/main" xmlns:w14="http://schemas.microsoft.com/office/word/2010/wordml" xmlns:w15="http://schemas.microsoft.com/office/word/2012/wordml" xmlns:w16cei="http://schemas.microsoft.com/office/word/2026/wordml/cei" xmlns:w16cex="http://schemas.microsoft.com/office/word/2018/wordml/cex" xmlns:w16cid="http://schemas.microsoft.com/office/word/2016/wordml/cid" xmlns:w16="http://schemas.microsoft.com/office/word/2018/wordml" xmlns:w16sdtdh="http://schemas.microsoft.com/office/word/2020/wordml/sdtdatahash" xmlns:w16sdtfl="http://schemas.microsoft.com/office/word/2024/wordml/sdtformatlock" xmlns:w16se="http://schemas.microsoft.com/office/word/2015/wordml/symex" xmlns:w16du="http://schemas.microsoft.com/office/word/2023/wordml/word16du" xmlns:wne="http://schemas.microsoft.com/office/word/2006/wordml" mc:Ignorable="w14 w15 w16se w16cid w16 w16cex w16sdtdh w16sdtfl w16du wp14">
+<w:document xmlns:wpc="http://schemas.microsoft.com/office/word/2010/wordprocessingCanvas" xmlns:cx="http://schemas.microsoft.com/office/drawing/2014/chartex" xmlns:cx1="http://schemas.microsoft.com/office/drawing/2015/9/8/chartex" xmlns:cx2="http://schemas.microsoft.com/office/drawing/2015/10/21/chartex" xmlns:cx3="http://schemas.microsoft.com/office/drawing/2016/5/9/chartex" xmlns:cx4="http://schemas.microsoft.com/office/drawing/2016/5/10/chartex" xmlns:cx5="http://schemas.microsoft.com/office/drawing/2016/5/11/chartex" xmlns:cx6="http://schemas.microsoft.com/office/drawing/2016/5/12/chartex" xmlns:cx7="http://schemas.microsoft.com/office/drawing/2016/5/13/chartex" xmlns:cx8="http://schemas.microsoft.com/office/drawing/2016/5/14/chartex" xmlns:mc="http://schemas.openxmlformats.org/markup-compatibility/2006" xmlns:m="http://schemas.openxmlformats.org/officeDocument/2006/math" xmlns:aink="http://schemas.microsoft.com/office/drawing/2016/ink" xmlns:am3d="http://schemas.microsoft.com/office/drawing/2017/model3d" xmlns:oel="http://schemas.microsoft.com/office/2019/extlst" xmlns:r="http://schemas.openxmlformats.org/officeDocument/2006/relationships" xmlns:wp14="http://schemas.microsoft.com/office/word/2010/wordprocessingDrawing" xmlns:wp="http://schemas.openxmlformats.org/drawingml/2006/wordprocessingDrawing" xmlns:wpg="http://schemas.microsoft.com/office/word/2010/wordprocessingGroup" xmlns:wpi="http://schemas.microsoft.com/office/word/2010/wordprocessingInk" xmlns:wps="http://schemas.microsoft.com/office/word/2010/wordprocessingShape" xmlns:o="urn:schemas-microsoft-com:office:office" xmlns:v="urn:schemas-microsoft-com:vml" xmlns:w10="urn:schemas-microsoft-com:office:word" xmlns:w="http://schemas.openxmlformats.org/wordprocessingml/2006/main" xmlns:w14="http://schemas.microsoft.com/office/word/2010/wordml" xmlns:w15="http://schemas.microsoft.com/office/word/2012/wordml" xmlns:w16cex="http://schemas.microsoft.com/office/word/2018/wordml/cex" xmlns:w16cid="http://schemas.microsoft.com/office/word/2016/wordml/cid" xmlns:w16="http://schemas.microsoft.com/office/word/2018/wordml" xmlns:w16sdtdh="http://schemas.microsoft.com/office/word/2020/wordml/sdtdatahash" xmlns:w16sdtfl="http://schemas.microsoft.com/office/word/2024/wordml/sdtformatlock" xmlns:w16se="http://schemas.microsoft.com/office/word/2015/wordml/symex" xmlns:w16du="http://schemas.microsoft.com/office/word/2023/wordml/word16du" xmlns:wne="http://schemas.microsoft.com/office/word/2006/wordml" mc:Ignorable="w14 w15 w16se w16cid w16 w16cex w16sdtdh w16sdtfl w16du wp14">
   <w:body>
     <w:tbl>
       <w:tblPr>
@@ -38,7 +38,6 @@
           <w:p>
             <w:pPr>
               <w:rPr>
-                <w:rFonts w:ascii="Century Gothic" w:eastAsia="Century Gothic" w:hAnsi="Century Gothic" w:cs="Century Gothic"/>
                 <w:color w:val="FFFFFF"/>
                 <w:sz w:val="18"/>
                 <w:szCs w:val="18"/>
@@ -65,7 +64,6 @@
               <w:jc w:val="center"/>
               <w:rPr>
                 <w:rStyle w:val="divPARAGRAPHNAMEdiv"/>
-                <w:rFonts w:ascii="Century Gothic" w:eastAsia="Century Gothic" w:hAnsi="Century Gothic" w:cs="Century Gothic"/>
                 <w:b/>
                 <w:bCs/>
                 <w:color w:val="FFFFFF"/>
@@ -77,7 +75,6 @@
             <w:r>
               <w:rPr>
                 <w:rStyle w:val="divPARAGRAPHNAMEdiv"/>
-                <w:rFonts w:ascii="Century Gothic" w:eastAsia="Century Gothic" w:hAnsi="Century Gothic" w:cs="Century Gothic"/>
                 <w:b/>
                 <w:bCs/>
                 <w:color w:val="FFFFFF"/>
@@ -127,7 +124,6 @@
                   <w:pPr>
                     <w:rPr>
                       <w:rStyle w:val="divPARAGRAPHNAMEdiv"/>
-                      <w:rFonts w:ascii="Century Gothic" w:eastAsia="Century Gothic" w:hAnsi="Century Gothic" w:cs="Century Gothic"/>
                       <w:b/>
                       <w:bCs/>
                       <w:vanish/>
@@ -161,7 +157,6 @@
                     <w:jc w:val="center"/>
                     <w:rPr>
                       <w:rStyle w:val="nametablediv"/>
-                      <w:rFonts w:ascii="Century Gothic" w:eastAsia="Century Gothic" w:hAnsi="Century Gothic" w:cs="Century Gothic"/>
                       <w:b/>
                       <w:bCs/>
                       <w:color w:val="084B81"/>
@@ -173,7 +168,6 @@
                   <w:r>
                     <w:rPr>
                       <w:rStyle w:val="nametablediv"/>
-                      <w:rFonts w:ascii="Century Gothic" w:eastAsia="Century Gothic" w:hAnsi="Century Gothic" w:cs="Century Gothic"/>
                       <w:b/>
                       <w:bCs/>
                       <w:color w:val="084B81"/>
@@ -193,7 +187,6 @@
                     <w:textAlignment w:val="auto"/>
                     <w:rPr>
                       <w:rStyle w:val="nametablediv"/>
-                      <w:rFonts w:ascii="Century Gothic" w:eastAsia="Century Gothic" w:hAnsi="Century Gothic" w:cs="Century Gothic"/>
                       <w:b/>
                       <w:bCs/>
                       <w:color w:val="084B81"/>
@@ -226,7 +219,6 @@
                     <w:textAlignment w:val="auto"/>
                     <w:rPr>
                       <w:rStyle w:val="nametablediv"/>
-                      <w:rFonts w:ascii="Century Gothic" w:eastAsia="Century Gothic" w:hAnsi="Century Gothic" w:cs="Century Gothic"/>
                       <w:b/>
                       <w:bCs/>
                       <w:color w:val="084B81"/>
@@ -247,7 +239,6 @@
               <w:jc w:val="center"/>
               <w:rPr>
                 <w:rStyle w:val="divPARAGRAPHNAMEdiv"/>
-                <w:rFonts w:ascii="Century Gothic" w:eastAsia="Century Gothic" w:hAnsi="Century Gothic" w:cs="Century Gothic"/>
                 <w:b/>
                 <w:bCs/>
                 <w:color w:val="FFFFFF"/>
@@ -259,7 +250,6 @@
             <w:r>
               <w:rPr>
                 <w:rStyle w:val="span"/>
-                <w:rFonts w:ascii="Century Gothic" w:eastAsia="Century Gothic" w:hAnsi="Century Gothic" w:cs="Century Gothic"/>
                 <w:b/>
                 <w:bCs/>
                 <w:color w:val="FFFFFF"/>
@@ -271,7 +261,6 @@
             <w:r>
               <w:rPr>
                 <w:rStyle w:val="divPARAGRAPHNAMEdiv"/>
-                <w:rFonts w:ascii="Century Gothic" w:eastAsia="Century Gothic" w:hAnsi="Century Gothic" w:cs="Century Gothic"/>
                 <w:b/>
                 <w:bCs/>
                 <w:color w:val="FFFFFF"/>
@@ -284,7 +273,6 @@
             <w:r>
               <w:rPr>
                 <w:rStyle w:val="span"/>
-                <w:rFonts w:ascii="Century Gothic" w:eastAsia="Century Gothic" w:hAnsi="Century Gothic" w:cs="Century Gothic"/>
                 <w:b/>
                 <w:bCs/>
                 <w:color w:val="FFFFFF"/>
@@ -303,13 +291,11 @@
               <w:ind w:left="97"/>
               <w:jc w:val="center"/>
               <w:rPr>
-                <w:rFonts w:ascii="Century Gothic" w:eastAsia="Century Gothic" w:hAnsi="Century Gothic" w:cs="Century Gothic"/>
                 <w:color w:val="FFFFFF"/>
               </w:rPr>
             </w:pPr>
             <w:r>
               <w:rPr>
-                <w:rFonts w:ascii="Century Gothic" w:eastAsia="Century Gothic" w:hAnsi="Century Gothic" w:cs="Century Gothic"/>
                 <w:color w:val="FFFFFF"/>
               </w:rPr>
               <w:t>DIRECTOR · AI/ML PLATFORMS · AGENTIC SYSTEMS · ENTERPRISE READINESS</w:t>
@@ -325,25 +311,22 @@
               <w:ind w:left="97"/>
               <w:jc w:val="center"/>
               <w:rPr>
-                <w:rFonts w:ascii="Century Gothic" w:eastAsia="Century Gothic" w:hAnsi="Century Gothic" w:cs="Century Gothic"/>
+                <w:color w:val="FFFFFF"/>
                 <w:sz w:val="18"/>
                 <w:szCs w:val="18"/>
-                <w:color w:val="FFFFFF"/>
               </w:rPr>
             </w:pPr>
             <w:r>
               <w:rPr>
-                <w:rFonts w:ascii="Century Gothic" w:eastAsia="Century Gothic" w:hAnsi="Century Gothic" w:cs="Century Gothic"/>
+                <w:color w:val="FFFFFF"/>
                 <w:sz w:val="18"/>
                 <w:szCs w:val="18"/>
-                <w:color w:val="FFFFFF"/>
               </w:rPr>
               <w:t xml:space="preserve">Las Vegas, NV 89141 | </w:t>
             </w:r>
-            <w:hyperlink r:id="rId17" w:history="1">
+            <w:hyperlink r:id="rId8" w:history="1">
               <w:r>
                 <w:rPr>
-                  <w:rFonts w:ascii="Century Gothic" w:eastAsia="Century Gothic" w:hAnsi="Century Gothic" w:cs="Century Gothic"/>
                   <w:color w:val="FFFFFF"/>
                   <w:sz w:val="18"/>
                   <w:szCs w:val="18"/>
@@ -354,17 +337,15 @@
             </w:hyperlink>
             <w:r>
               <w:rPr>
-                <w:rFonts w:ascii="Century Gothic" w:eastAsia="Century Gothic" w:hAnsi="Century Gothic" w:cs="Century Gothic"/>
+                <w:color w:val="FFFFFF"/>
                 <w:sz w:val="18"/>
                 <w:szCs w:val="18"/>
-                <w:color w:val="FFFFFF"/>
               </w:rPr>
               <w:t xml:space="preserve"> | </w:t>
             </w:r>
-            <w:hyperlink r:id="rId18" w:history="1">
+            <w:hyperlink r:id="rId9" w:history="1">
               <w:r>
                 <w:rPr>
-                  <w:rFonts w:ascii="Century Gothic" w:eastAsia="Century Gothic" w:hAnsi="Century Gothic" w:cs="Century Gothic"/>
                   <w:color w:val="FFFFFF"/>
                   <w:sz w:val="18"/>
                   <w:szCs w:val="18"/>
@@ -375,17 +356,15 @@
             </w:hyperlink>
             <w:r>
               <w:rPr>
-                <w:rFonts w:ascii="Century Gothic" w:eastAsia="Century Gothic" w:hAnsi="Century Gothic" w:cs="Century Gothic"/>
+                <w:color w:val="FFFFFF"/>
                 <w:sz w:val="18"/>
                 <w:szCs w:val="18"/>
-                <w:color w:val="FFFFFF"/>
               </w:rPr>
               <w:t xml:space="preserve"> | </w:t>
             </w:r>
-            <w:hyperlink r:id="rId8" w:history="1">
+            <w:hyperlink r:id="rId10" w:history="1">
               <w:r>
                 <w:rPr>
-                  <w:rFonts w:ascii="Century Gothic" w:eastAsia="Century Gothic" w:hAnsi="Century Gothic" w:cs="Century Gothic"/>
                   <w:color w:val="FFFFFF"/>
                   <w:sz w:val="18"/>
                   <w:szCs w:val="18"/>
@@ -396,17 +375,15 @@
             </w:hyperlink>
             <w:r>
               <w:rPr>
-                <w:rFonts w:ascii="Century Gothic" w:eastAsia="Century Gothic" w:hAnsi="Century Gothic" w:cs="Century Gothic"/>
+                <w:color w:val="FFFFFF"/>
                 <w:sz w:val="18"/>
                 <w:szCs w:val="18"/>
-                <w:color w:val="FFFFFF"/>
               </w:rPr>
               <w:t xml:space="preserve"> | </w:t>
             </w:r>
-            <w:hyperlink r:id="rId19" w:history="1">
+            <w:hyperlink r:id="rId11" w:history="1">
               <w:r>
                 <w:rPr>
-                  <w:rFonts w:ascii="Century Gothic" w:eastAsia="Century Gothic" w:hAnsi="Century Gothic" w:cs="Century Gothic"/>
                   <w:color w:val="FFFFFF"/>
                   <w:sz w:val="18"/>
                   <w:szCs w:val="18"/>
@@ -424,7 +401,6 @@
               <w:jc w:val="center"/>
               <w:rPr>
                 <w:rStyle w:val="divPARAGRAPHCNTCdiv"/>
-                <w:rFonts w:ascii="Century Gothic" w:eastAsia="Century Gothic" w:hAnsi="Century Gothic" w:cs="Century Gothic"/>
                 <w:color w:val="FFFFFF"/>
                 <w:sz w:val="18"/>
                 <w:szCs w:val="18"/>
@@ -440,7 +416,6 @@
               <w:jc w:val="center"/>
               <w:rPr>
                 <w:rStyle w:val="divPARAGRAPHCNTCdiv"/>
-                <w:rFonts w:ascii="Century Gothic" w:eastAsia="Century Gothic" w:hAnsi="Century Gothic" w:cs="Century Gothic"/>
                 <w:color w:val="FFFFFF"/>
                 <w:sz w:val="18"/>
                 <w:szCs w:val="18"/>
@@ -457,8 +432,8 @@
           <w:vanish/>
         </w:rPr>
         <w:sectPr>
-          <w:headerReference w:type="default" r:id="rId9"/>
-          <w:footerReference w:type="default" r:id="rId10"/>
+          <w:headerReference w:type="default" r:id="rId12"/>
+          <w:footerReference w:type="default" r:id="rId13"/>
           <w:pgSz w:w="12240" w:h="15840"/>
           <w:pgMar w:top="0" w:right="840" w:bottom="400" w:left="0" w:header="0" w:footer="0" w:gutter="0"/>
           <w:cols w:space="720"/>
@@ -514,14 +489,12 @@
               <w:pStyle w:val="topborder"/>
               <w:rPr>
                 <w:rStyle w:val="divdocumentdivSECTIONCNTCdivsectionnotbtnlnkdisplaycell"/>
-                <w:rFonts w:ascii="Century Gothic" w:eastAsia="Century Gothic" w:hAnsi="Century Gothic" w:cs="Century Gothic"/>
                 <w:color w:val="231F20"/>
               </w:rPr>
             </w:pPr>
             <w:r>
               <w:rPr>
                 <w:rStyle w:val="divdocumentdivSECTIONCNTCdivsectionnotbtnlnkdisplaycell"/>
-                <w:rFonts w:ascii="Century Gothic" w:eastAsia="Century Gothic" w:hAnsi="Century Gothic" w:cs="Century Gothic"/>
                 <w:color w:val="231F20"/>
               </w:rPr>
               <w:t> </w:t>
@@ -534,14 +507,12 @@
       <w:pPr>
         <w:pStyle w:val="divdocumentdivsectiontitle"/>
         <w:rPr>
-          <w:rFonts w:ascii="Century Gothic" w:eastAsia="Century Gothic" w:hAnsi="Century Gothic" w:cs="Century Gothic"/>
           <w:b/>
           <w:bCs/>
         </w:rPr>
       </w:pPr>
       <w:r>
         <w:rPr>
-          <w:rFonts w:ascii="Century Gothic" w:eastAsia="Century Gothic" w:hAnsi="Century Gothic" w:cs="Century Gothic"/>
           <w:b/>
           <w:bCs/>
         </w:rPr>
@@ -552,14 +523,12 @@
       <w:pPr>
         <w:pStyle w:val="font-claude-response-body"/>
         <w:rPr>
-          <w:rFonts w:ascii="Century Gothic" w:hAnsi="Century Gothic"/>
-          <w:sz w:val="18"/>
-          <w:szCs w:val="18"/>
-        </w:rPr>
-      </w:pPr>
-      <w:r>
-        <w:rPr>
-          <w:rFonts w:ascii="Century Gothic" w:hAnsi="Century Gothic"/>
+          <w:sz w:val="18"/>
+          <w:szCs w:val="18"/>
+        </w:rPr>
+      </w:pPr>
+      <w:r>
+        <w:rPr>
           <w:sz w:val="18"/>
           <w:szCs w:val="18"/>
         </w:rPr>
@@ -570,14 +539,12 @@
       <w:pPr>
         <w:pStyle w:val="font-claude-response-body"/>
         <w:rPr>
-          <w:rFonts w:ascii="Century Gothic" w:hAnsi="Century Gothic"/>
-          <w:sz w:val="18"/>
-          <w:szCs w:val="18"/>
-        </w:rPr>
-      </w:pPr>
-      <w:r>
-        <w:rPr>
-          <w:rFonts w:ascii="Century Gothic" w:hAnsi="Century Gothic"/>
+          <w:sz w:val="18"/>
+          <w:szCs w:val="18"/>
+        </w:rPr>
+      </w:pPr>
+      <w:r>
+        <w:rPr>
           <w:sz w:val="18"/>
           <w:szCs w:val="18"/>
         </w:rPr>
@@ -588,14 +555,12 @@
       <w:pPr>
         <w:pStyle w:val="p3"/>
         <w:rPr>
-          <w:rFonts w:ascii="Century Gothic" w:hAnsi="Century Gothic"/>
-          <w:sz w:val="18"/>
-          <w:szCs w:val="18"/>
-        </w:rPr>
-      </w:pPr>
-      <w:r>
-        <w:rPr>
-          <w:rFonts w:ascii="Century Gothic" w:hAnsi="Century Gothic"/>
+          <w:sz w:val="18"/>
+          <w:szCs w:val="18"/>
+        </w:rPr>
+      </w:pPr>
+      <w:r>
+        <w:rPr>
           <w:sz w:val="18"/>
           <w:szCs w:val="18"/>
         </w:rPr>
@@ -606,14 +571,12 @@
       <w:pPr>
         <w:pStyle w:val="font-claude-response-body"/>
         <w:rPr>
-          <w:rFonts w:ascii="Century Gothic" w:hAnsi="Century Gothic"/>
-          <w:sz w:val="18"/>
-          <w:szCs w:val="18"/>
-        </w:rPr>
-      </w:pPr>
-      <w:r>
-        <w:rPr>
-          <w:rFonts w:ascii="Century Gothic" w:hAnsi="Century Gothic"/>
+          <w:sz w:val="18"/>
+          <w:szCs w:val="18"/>
+        </w:rPr>
+      </w:pPr>
+      <w:r>
+        <w:rPr>
           <w:sz w:val="18"/>
           <w:szCs w:val="18"/>
         </w:rPr>
@@ -655,14 +618,12 @@
               <w:pStyle w:val="topborder"/>
               <w:rPr>
                 <w:rStyle w:val="displaycell"/>
-                <w:rFonts w:ascii="Century Gothic" w:eastAsia="Century Gothic" w:hAnsi="Century Gothic" w:cs="Century Gothic"/>
                 <w:color w:val="231F20"/>
               </w:rPr>
             </w:pPr>
             <w:r>
               <w:rPr>
                 <w:rStyle w:val="displaycell"/>
-                <w:rFonts w:ascii="Century Gothic" w:eastAsia="Century Gothic" w:hAnsi="Century Gothic" w:cs="Century Gothic"/>
                 <w:color w:val="231F20"/>
               </w:rPr>
               <w:t> </w:t>
@@ -678,14 +639,12 @@
           <w:bottom w:val="none" w:sz="0" w:space="5" w:color="auto"/>
         </w:pBdr>
         <w:rPr>
-          <w:rFonts w:ascii="Century Gothic" w:eastAsia="Century Gothic" w:hAnsi="Century Gothic" w:cs="Century Gothic"/>
           <w:b/>
           <w:bCs/>
         </w:rPr>
       </w:pPr>
       <w:r>
         <w:rPr>
-          <w:rFonts w:ascii="Century Gothic" w:eastAsia="Century Gothic" w:hAnsi="Century Gothic" w:cs="Century Gothic"/>
           <w:b/>
           <w:bCs/>
         </w:rPr>
@@ -731,7 +690,6 @@
               </w:pBdr>
               <w:spacing w:line="280" w:lineRule="atLeast"/>
               <w:rPr>
-                <w:rFonts w:ascii="Century Gothic" w:eastAsia="Century Gothic" w:hAnsi="Century Gothic" w:cs="Century Gothic"/>
                 <w:color w:val="231F20"/>
                 <w:sz w:val="18"/>
                 <w:szCs w:val="18"/>
@@ -739,7 +697,6 @@
             </w:pPr>
             <w:r>
               <w:rPr>
-                <w:rFonts w:ascii="Century Gothic" w:eastAsia="Century Gothic" w:hAnsi="Century Gothic" w:cs="Century Gothic"/>
                 <w:color w:val="231F20"/>
                 <w:sz w:val="18"/>
                 <w:szCs w:val="18"/>
@@ -759,7 +716,6 @@
               </w:pBdr>
               <w:spacing w:line="280" w:lineRule="atLeast"/>
               <w:rPr>
-                <w:rFonts w:ascii="Century Gothic" w:eastAsia="Century Gothic" w:hAnsi="Century Gothic" w:cs="Century Gothic"/>
                 <w:color w:val="231F20"/>
                 <w:sz w:val="18"/>
                 <w:szCs w:val="18"/>
@@ -767,7 +723,6 @@
             </w:pPr>
             <w:r>
               <w:rPr>
-                <w:rFonts w:ascii="Century Gothic" w:eastAsia="Century Gothic" w:hAnsi="Century Gothic" w:cs="Century Gothic"/>
                 <w:color w:val="231F20"/>
                 <w:sz w:val="18"/>
                 <w:szCs w:val="18"/>
@@ -787,7 +742,6 @@
               </w:pBdr>
               <w:spacing w:line="280" w:lineRule="atLeast"/>
               <w:rPr>
-                <w:rFonts w:ascii="Century Gothic" w:eastAsia="Century Gothic" w:hAnsi="Century Gothic" w:cs="Century Gothic"/>
                 <w:color w:val="231F20"/>
                 <w:sz w:val="18"/>
                 <w:szCs w:val="18"/>
@@ -795,7 +749,6 @@
             </w:pPr>
             <w:r>
               <w:rPr>
-                <w:rFonts w:ascii="Century Gothic" w:eastAsia="Century Gothic" w:hAnsi="Century Gothic" w:cs="Century Gothic"/>
                 <w:color w:val="231F20"/>
                 <w:sz w:val="18"/>
                 <w:szCs w:val="18"/>
@@ -815,7 +768,6 @@
               </w:pBdr>
               <w:spacing w:line="280" w:lineRule="atLeast"/>
               <w:rPr>
-                <w:rFonts w:ascii="Century Gothic" w:eastAsia="Century Gothic" w:hAnsi="Century Gothic" w:cs="Century Gothic"/>
                 <w:color w:val="231F20"/>
                 <w:sz w:val="18"/>
                 <w:szCs w:val="18"/>
@@ -823,7 +775,6 @@
             </w:pPr>
             <w:r>
               <w:rPr>
-                <w:rFonts w:ascii="Century Gothic" w:eastAsia="Century Gothic" w:hAnsi="Century Gothic" w:cs="Century Gothic"/>
                 <w:color w:val="231F20"/>
                 <w:sz w:val="18"/>
                 <w:szCs w:val="18"/>
@@ -852,7 +803,6 @@
               </w:numPr>
               <w:spacing w:line="280" w:lineRule="atLeast"/>
               <w:rPr>
-                <w:rFonts w:ascii="Century Gothic" w:eastAsia="Century Gothic" w:hAnsi="Century Gothic" w:cs="Century Gothic"/>
                 <w:color w:val="231F20"/>
                 <w:sz w:val="18"/>
                 <w:szCs w:val="18"/>
@@ -860,7 +810,6 @@
             </w:pPr>
             <w:r>
               <w:rPr>
-                <w:rFonts w:ascii="Century Gothic" w:eastAsia="Century Gothic" w:hAnsi="Century Gothic" w:cs="Century Gothic"/>
                 <w:color w:val="231F20"/>
                 <w:sz w:val="18"/>
                 <w:szCs w:val="18"/>
@@ -877,7 +826,6 @@
               </w:numPr>
               <w:spacing w:line="280" w:lineRule="atLeast"/>
               <w:rPr>
-                <w:rFonts w:ascii="Century Gothic" w:eastAsia="Century Gothic" w:hAnsi="Century Gothic" w:cs="Century Gothic"/>
                 <w:color w:val="231F20"/>
                 <w:sz w:val="18"/>
                 <w:szCs w:val="18"/>
@@ -885,7 +833,6 @@
             </w:pPr>
             <w:r>
               <w:rPr>
-                <w:rFonts w:ascii="Century Gothic" w:eastAsia="Century Gothic" w:hAnsi="Century Gothic" w:cs="Century Gothic"/>
                 <w:color w:val="231F20"/>
                 <w:sz w:val="18"/>
                 <w:szCs w:val="18"/>
@@ -902,7 +849,6 @@
               </w:numPr>
               <w:spacing w:line="280" w:lineRule="atLeast"/>
               <w:rPr>
-                <w:rFonts w:ascii="Century Gothic" w:eastAsia="Century Gothic" w:hAnsi="Century Gothic" w:cs="Century Gothic"/>
                 <w:color w:val="231F20"/>
                 <w:sz w:val="18"/>
                 <w:szCs w:val="18"/>
@@ -910,7 +856,6 @@
             </w:pPr>
             <w:r>
               <w:rPr>
-                <w:rFonts w:ascii="Century Gothic" w:eastAsia="Century Gothic" w:hAnsi="Century Gothic" w:cs="Century Gothic"/>
                 <w:color w:val="231F20"/>
                 <w:sz w:val="18"/>
                 <w:szCs w:val="18"/>
@@ -927,7 +872,6 @@
               </w:numPr>
               <w:spacing w:line="280" w:lineRule="atLeast"/>
               <w:rPr>
-                <w:rFonts w:ascii="Century Gothic" w:eastAsia="Century Gothic" w:hAnsi="Century Gothic" w:cs="Century Gothic"/>
                 <w:color w:val="231F20"/>
                 <w:sz w:val="18"/>
                 <w:szCs w:val="18"/>
@@ -935,7 +879,6 @@
             </w:pPr>
             <w:r>
               <w:rPr>
-                <w:rFonts w:ascii="Century Gothic" w:eastAsia="Century Gothic" w:hAnsi="Century Gothic" w:cs="Century Gothic"/>
                 <w:color w:val="231F20"/>
                 <w:sz w:val="18"/>
                 <w:szCs w:val="18"/>
@@ -988,14 +931,12 @@
               <w:pStyle w:val="topborder"/>
               <w:rPr>
                 <w:rStyle w:val="displaycell"/>
-                <w:rFonts w:ascii="Century Gothic" w:eastAsia="Century Gothic" w:hAnsi="Century Gothic" w:cs="Century Gothic"/>
                 <w:color w:val="231F20"/>
               </w:rPr>
             </w:pPr>
             <w:r>
               <w:rPr>
                 <w:rStyle w:val="displaycell"/>
-                <w:rFonts w:ascii="Century Gothic" w:eastAsia="Century Gothic" w:hAnsi="Century Gothic" w:cs="Century Gothic"/>
                 <w:color w:val="231F20"/>
               </w:rPr>
               <w:t> </w:t>
@@ -1011,14 +952,12 @@
           <w:bottom w:val="none" w:sz="0" w:space="5" w:color="auto"/>
         </w:pBdr>
         <w:rPr>
-          <w:rFonts w:ascii="Century Gothic" w:eastAsia="Century Gothic" w:hAnsi="Century Gothic" w:cs="Century Gothic"/>
           <w:b/>
           <w:bCs/>
         </w:rPr>
       </w:pPr>
       <w:r>
         <w:rPr>
-          <w:rFonts w:ascii="Century Gothic" w:eastAsia="Century Gothic" w:hAnsi="Century Gothic" w:cs="Century Gothic"/>
           <w:b/>
           <w:bCs/>
         </w:rPr>
@@ -1030,7 +969,6 @@
         <w:pStyle w:val="divdocumentsinglecolumn"/>
         <w:spacing w:line="280" w:lineRule="atLeast"/>
         <w:rPr>
-          <w:rFonts w:ascii="Century Gothic" w:eastAsia="Century Gothic" w:hAnsi="Century Gothic" w:cs="Century Gothic"/>
           <w:color w:val="231F20"/>
           <w:sz w:val="18"/>
           <w:szCs w:val="18"/>
@@ -1039,7 +977,6 @@
       <w:r>
         <w:rPr>
           <w:rStyle w:val="jobtitle"/>
-          <w:rFonts w:ascii="Century Gothic" w:eastAsia="Century Gothic" w:hAnsi="Century Gothic" w:cs="Century Gothic"/>
           <w:color w:val="231F20"/>
           <w:sz w:val="18"/>
           <w:szCs w:val="18"/>
@@ -1053,7 +990,6 @@
         <w:spacing w:line="280" w:lineRule="atLeast"/>
         <w:rPr>
           <w:rStyle w:val="span"/>
-          <w:rFonts w:ascii="Century Gothic" w:eastAsia="Century Gothic" w:hAnsi="Century Gothic" w:cs="Century Gothic"/>
           <w:b/>
           <w:bCs/>
           <w:color w:val="000000"/>
@@ -1064,7 +1000,6 @@
       <w:r>
         <w:rPr>
           <w:rStyle w:val="span"/>
-          <w:rFonts w:ascii="Century Gothic" w:eastAsia="Century Gothic" w:hAnsi="Century Gothic" w:cs="Century Gothic"/>
           <w:b/>
           <w:bCs/>
           <w:color w:val="000000"/>
@@ -1085,16 +1020,14 @@
         <w:ind w:left="380" w:hanging="283"/>
         <w:rPr>
           <w:rStyle w:val="Strong1"/>
-          <w:rFonts w:ascii="Century Gothic" w:eastAsia="Century Gothic" w:hAnsi="Century Gothic" w:cs="Century Gothic"/>
-          <w:color w:val="231F20"/>
-          <w:sz w:val="18"/>
-          <w:szCs w:val="18"/>
-        </w:rPr>
-      </w:pPr>
-      <w:r>
-        <w:rPr>
-          <w:rStyle w:val="Strong1"/>
-          <w:rFonts w:ascii="Century Gothic" w:eastAsia="Century Gothic" w:hAnsi="Century Gothic" w:cs="Century Gothic"/>
+          <w:color w:val="231F20"/>
+          <w:sz w:val="18"/>
+          <w:szCs w:val="18"/>
+        </w:rPr>
+      </w:pPr>
+      <w:r>
+        <w:rPr>
+          <w:rStyle w:val="Strong1"/>
           <w:color w:val="231F20"/>
           <w:sz w:val="18"/>
           <w:szCs w:val="18"/>
@@ -1113,16 +1046,14 @@
         <w:ind w:left="380" w:hanging="283"/>
         <w:rPr>
           <w:rStyle w:val="Strong1"/>
-          <w:rFonts w:ascii="Century Gothic" w:eastAsia="Century Gothic" w:hAnsi="Century Gothic" w:cs="Century Gothic"/>
-          <w:color w:val="231F20"/>
-          <w:sz w:val="18"/>
-          <w:szCs w:val="18"/>
-        </w:rPr>
-      </w:pPr>
-      <w:r>
-        <w:rPr>
-          <w:rStyle w:val="Strong1"/>
-          <w:rFonts w:ascii="Century Gothic" w:eastAsia="Century Gothic" w:hAnsi="Century Gothic" w:cs="Century Gothic"/>
+          <w:color w:val="231F20"/>
+          <w:sz w:val="18"/>
+          <w:szCs w:val="18"/>
+        </w:rPr>
+      </w:pPr>
+      <w:r>
+        <w:rPr>
+          <w:rStyle w:val="Strong1"/>
           <w:color w:val="231F20"/>
           <w:sz w:val="18"/>
           <w:szCs w:val="18"/>
@@ -1141,16 +1072,14 @@
         <w:ind w:left="380" w:hanging="283"/>
         <w:rPr>
           <w:rStyle w:val="Strong1"/>
-          <w:rFonts w:ascii="Century Gothic" w:eastAsia="Century Gothic" w:hAnsi="Century Gothic" w:cs="Century Gothic"/>
-          <w:color w:val="231F20"/>
-          <w:sz w:val="18"/>
-          <w:szCs w:val="18"/>
-        </w:rPr>
-      </w:pPr>
-      <w:r>
-        <w:rPr>
-          <w:rStyle w:val="Strong1"/>
-          <w:rFonts w:ascii="Century Gothic" w:eastAsia="Century Gothic" w:hAnsi="Century Gothic" w:cs="Century Gothic"/>
+          <w:color w:val="231F20"/>
+          <w:sz w:val="18"/>
+          <w:szCs w:val="18"/>
+        </w:rPr>
+      </w:pPr>
+      <w:r>
+        <w:rPr>
+          <w:rStyle w:val="Strong1"/>
           <w:color w:val="231F20"/>
           <w:sz w:val="18"/>
           <w:szCs w:val="18"/>
@@ -1169,20 +1098,19 @@
         <w:ind w:left="380" w:hanging="283"/>
         <w:rPr>
           <w:rStyle w:val="Strong1"/>
-          <w:rFonts w:ascii="Century Gothic" w:eastAsia="Century Gothic" w:hAnsi="Century Gothic" w:cs="Century Gothic"/>
-          <w:color w:val="231F20"/>
-          <w:sz w:val="18"/>
-          <w:szCs w:val="18"/>
-        </w:rPr>
-      </w:pPr>
-      <w:r>
-        <w:rPr>
-          <w:rStyle w:val="Strong1"/>
-          <w:rFonts w:ascii="Century Gothic" w:eastAsia="Century Gothic" w:hAnsi="Century Gothic" w:cs="Century Gothic"/>
-          <w:color w:val="231F20"/>
-          <w:sz w:val="18"/>
-          <w:szCs w:val="18"/>
-        </w:rPr>
+          <w:color w:val="231F20"/>
+          <w:sz w:val="18"/>
+          <w:szCs w:val="18"/>
+        </w:rPr>
+      </w:pPr>
+      <w:r>
+        <w:rPr>
+          <w:rStyle w:val="Strong1"/>
+          <w:color w:val="231F20"/>
+          <w:sz w:val="18"/>
+          <w:szCs w:val="18"/>
+        </w:rPr>
+        <w:lastRenderedPageBreak/>
         <w:t>Diagnosed fragmented planning and prioritization across a scaling engineering organization, rebuilding the roadmap operating model, risk framework, and 2027 strategy and creating the board-level investment case for continued engineering scale</w:t>
       </w:r>
     </w:p>
@@ -1192,7 +1120,6 @@
         <w:spacing w:line="280" w:lineRule="atLeast"/>
         <w:rPr>
           <w:rStyle w:val="jobtitle"/>
-          <w:rFonts w:ascii="Century Gothic" w:eastAsia="Century Gothic" w:hAnsi="Century Gothic" w:cs="Century Gothic"/>
           <w:color w:val="231F20"/>
           <w:sz w:val="18"/>
           <w:szCs w:val="18"/>
@@ -1204,7 +1131,6 @@
         <w:pStyle w:val="divdocumentsinglecolumn"/>
         <w:spacing w:line="280" w:lineRule="atLeast"/>
         <w:rPr>
-          <w:rFonts w:ascii="Century Gothic" w:eastAsia="Century Gothic" w:hAnsi="Century Gothic" w:cs="Century Gothic"/>
           <w:color w:val="231F20"/>
           <w:sz w:val="18"/>
           <w:szCs w:val="18"/>
@@ -1213,7 +1139,6 @@
       <w:r>
         <w:rPr>
           <w:rStyle w:val="jobtitle"/>
-          <w:rFonts w:ascii="Century Gothic" w:eastAsia="Century Gothic" w:hAnsi="Century Gothic" w:cs="Century Gothic"/>
           <w:color w:val="231F20"/>
           <w:sz w:val="18"/>
           <w:szCs w:val="18"/>
@@ -1223,7 +1148,6 @@
       <w:r>
         <w:rPr>
           <w:rStyle w:val="span"/>
-          <w:rFonts w:ascii="Century Gothic" w:eastAsia="Century Gothic" w:hAnsi="Century Gothic" w:cs="Century Gothic"/>
           <w:color w:val="231F20"/>
           <w:sz w:val="18"/>
           <w:szCs w:val="18"/>
@@ -1233,7 +1157,6 @@
       <w:r>
         <w:rPr>
           <w:rStyle w:val="singlecolumnspanpaddedlinenth-child1"/>
-          <w:rFonts w:ascii="Century Gothic" w:eastAsia="Century Gothic" w:hAnsi="Century Gothic" w:cs="Century Gothic"/>
           <w:color w:val="231F20"/>
           <w:sz w:val="18"/>
           <w:szCs w:val="18"/>
@@ -1246,7 +1169,6 @@
         <w:pStyle w:val="spanpaddedline"/>
         <w:spacing w:line="280" w:lineRule="atLeast"/>
         <w:rPr>
-          <w:rFonts w:ascii="Century Gothic" w:eastAsia="Century Gothic" w:hAnsi="Century Gothic" w:cs="Century Gothic"/>
           <w:b/>
           <w:bCs/>
           <w:color w:val="000000"/>
@@ -1257,7 +1179,6 @@
       <w:r>
         <w:rPr>
           <w:rStyle w:val="span"/>
-          <w:rFonts w:ascii="Century Gothic" w:eastAsia="Century Gothic" w:hAnsi="Century Gothic" w:cs="Century Gothic"/>
           <w:b/>
           <w:bCs/>
           <w:color w:val="000000"/>
@@ -1268,7 +1189,6 @@
       </w:r>
       <w:r>
         <w:rPr>
-          <w:rFonts w:ascii="Century Gothic" w:eastAsia="Century Gothic" w:hAnsi="Century Gothic" w:cs="Century Gothic"/>
           <w:b/>
           <w:bCs/>
           <w:color w:val="000000"/>
@@ -1289,16 +1209,14 @@
         <w:ind w:left="380" w:hanging="283"/>
         <w:rPr>
           <w:rStyle w:val="Strong1"/>
-          <w:rFonts w:ascii="Century Gothic" w:eastAsia="Century Gothic" w:hAnsi="Century Gothic" w:cs="Century Gothic"/>
-          <w:color w:val="231F20"/>
-          <w:sz w:val="18"/>
-          <w:szCs w:val="18"/>
-        </w:rPr>
-      </w:pPr>
-      <w:r>
-        <w:rPr>
-          <w:rStyle w:val="Strong1"/>
-          <w:rFonts w:ascii="Century Gothic" w:eastAsia="Century Gothic" w:hAnsi="Century Gothic" w:cs="Century Gothic"/>
+          <w:color w:val="231F20"/>
+          <w:sz w:val="18"/>
+          <w:szCs w:val="18"/>
+        </w:rPr>
+      </w:pPr>
+      <w:r>
+        <w:rPr>
+          <w:rStyle w:val="Strong1"/>
           <w:color w:val="231F20"/>
           <w:sz w:val="18"/>
           <w:szCs w:val="18"/>
@@ -1317,16 +1235,14 @@
         <w:ind w:left="380" w:hanging="283"/>
         <w:rPr>
           <w:rStyle w:val="Strong1"/>
-          <w:rFonts w:ascii="Century Gothic" w:eastAsia="Century Gothic" w:hAnsi="Century Gothic" w:cs="Century Gothic"/>
-          <w:color w:val="231F20"/>
-          <w:sz w:val="18"/>
-          <w:szCs w:val="18"/>
-        </w:rPr>
-      </w:pPr>
-      <w:r>
-        <w:rPr>
-          <w:rStyle w:val="Strong1"/>
-          <w:rFonts w:ascii="Century Gothic" w:eastAsia="Century Gothic" w:hAnsi="Century Gothic" w:cs="Century Gothic"/>
+          <w:color w:val="231F20"/>
+          <w:sz w:val="18"/>
+          <w:szCs w:val="18"/>
+        </w:rPr>
+      </w:pPr>
+      <w:r>
+        <w:rPr>
+          <w:rStyle w:val="Strong1"/>
           <w:color w:val="231F20"/>
           <w:sz w:val="18"/>
           <w:szCs w:val="18"/>
@@ -1345,16 +1261,14 @@
         <w:ind w:left="380" w:hanging="283"/>
         <w:rPr>
           <w:rStyle w:val="Strong1"/>
-          <w:rFonts w:ascii="Century Gothic" w:eastAsia="Century Gothic" w:hAnsi="Century Gothic" w:cs="Century Gothic"/>
-          <w:color w:val="231F20"/>
-          <w:sz w:val="18"/>
-          <w:szCs w:val="18"/>
-        </w:rPr>
-      </w:pPr>
-      <w:r>
-        <w:rPr>
-          <w:rStyle w:val="Strong1"/>
-          <w:rFonts w:ascii="Century Gothic" w:eastAsia="Century Gothic" w:hAnsi="Century Gothic" w:cs="Century Gothic"/>
+          <w:color w:val="231F20"/>
+          <w:sz w:val="18"/>
+          <w:szCs w:val="18"/>
+        </w:rPr>
+      </w:pPr>
+      <w:r>
+        <w:rPr>
+          <w:rStyle w:val="Strong1"/>
           <w:color w:val="231F20"/>
           <w:sz w:val="18"/>
           <w:szCs w:val="18"/>
@@ -1373,16 +1287,14 @@
         <w:ind w:left="380" w:hanging="283"/>
         <w:rPr>
           <w:rStyle w:val="Strong1"/>
-          <w:rFonts w:ascii="Century Gothic" w:eastAsia="Century Gothic" w:hAnsi="Century Gothic" w:cs="Century Gothic"/>
-          <w:color w:val="231F20"/>
-          <w:sz w:val="18"/>
-          <w:szCs w:val="18"/>
-        </w:rPr>
-      </w:pPr>
-      <w:r>
-        <w:rPr>
-          <w:rStyle w:val="Strong1"/>
-          <w:rFonts w:ascii="Century Gothic" w:eastAsia="Century Gothic" w:hAnsi="Century Gothic" w:cs="Century Gothic"/>
+          <w:color w:val="231F20"/>
+          <w:sz w:val="18"/>
+          <w:szCs w:val="18"/>
+        </w:rPr>
+      </w:pPr>
+      <w:r>
+        <w:rPr>
+          <w:rStyle w:val="Strong1"/>
           <w:color w:val="231F20"/>
           <w:sz w:val="18"/>
           <w:szCs w:val="18"/>
@@ -1401,16 +1313,14 @@
         <w:ind w:left="380" w:hanging="283"/>
         <w:rPr>
           <w:rStyle w:val="Strong1"/>
-          <w:rFonts w:ascii="Century Gothic" w:eastAsia="Century Gothic" w:hAnsi="Century Gothic" w:cs="Century Gothic"/>
-          <w:color w:val="231F20"/>
-          <w:sz w:val="18"/>
-          <w:szCs w:val="18"/>
-        </w:rPr>
-      </w:pPr>
-      <w:r>
-        <w:rPr>
-          <w:rStyle w:val="Strong1"/>
-          <w:rFonts w:ascii="Century Gothic" w:eastAsia="Century Gothic" w:hAnsi="Century Gothic" w:cs="Century Gothic"/>
+          <w:color w:val="231F20"/>
+          <w:sz w:val="18"/>
+          <w:szCs w:val="18"/>
+        </w:rPr>
+      </w:pPr>
+      <w:r>
+        <w:rPr>
+          <w:rStyle w:val="Strong1"/>
           <w:color w:val="231F20"/>
           <w:sz w:val="18"/>
           <w:szCs w:val="18"/>
@@ -1429,16 +1339,14 @@
         <w:ind w:left="380" w:hanging="283"/>
         <w:rPr>
           <w:rStyle w:val="Strong1"/>
-          <w:rFonts w:ascii="Century Gothic" w:eastAsia="Century Gothic" w:hAnsi="Century Gothic" w:cs="Century Gothic"/>
-          <w:color w:val="231F20"/>
-          <w:sz w:val="18"/>
-          <w:szCs w:val="18"/>
-        </w:rPr>
-      </w:pPr>
-      <w:r>
-        <w:rPr>
-          <w:rStyle w:val="Strong1"/>
-          <w:rFonts w:ascii="Century Gothic" w:eastAsia="Century Gothic" w:hAnsi="Century Gothic" w:cs="Century Gothic"/>
+          <w:color w:val="231F20"/>
+          <w:sz w:val="18"/>
+          <w:szCs w:val="18"/>
+        </w:rPr>
+      </w:pPr>
+      <w:r>
+        <w:rPr>
+          <w:rStyle w:val="Strong1"/>
           <w:color w:val="231F20"/>
           <w:sz w:val="18"/>
           <w:szCs w:val="18"/>
@@ -1453,7 +1361,6 @@
         <w:ind w:left="380"/>
         <w:rPr>
           <w:rStyle w:val="Strong1"/>
-          <w:rFonts w:ascii="Century Gothic" w:eastAsia="Century Gothic" w:hAnsi="Century Gothic" w:cs="Century Gothic"/>
           <w:color w:val="231F20"/>
           <w:sz w:val="18"/>
           <w:szCs w:val="18"/>
@@ -1467,7 +1374,6 @@
         <w:ind w:left="380"/>
         <w:rPr>
           <w:rStyle w:val="jobtitle"/>
-          <w:rFonts w:ascii="Century Gothic" w:eastAsia="Century Gothic" w:hAnsi="Century Gothic" w:cs="Century Gothic"/>
           <w:color w:val="231F20"/>
           <w:sz w:val="18"/>
           <w:szCs w:val="18"/>
@@ -1479,7 +1385,6 @@
         <w:pStyle w:val="divdocumentulli"/>
         <w:spacing w:line="280" w:lineRule="atLeast"/>
         <w:rPr>
-          <w:rFonts w:ascii="Century Gothic" w:eastAsia="Century Gothic" w:hAnsi="Century Gothic" w:cs="Century Gothic"/>
           <w:color w:val="231F20"/>
           <w:sz w:val="18"/>
           <w:szCs w:val="18"/>
@@ -1488,7 +1393,6 @@
       <w:r>
         <w:rPr>
           <w:rStyle w:val="jobtitle"/>
-          <w:rFonts w:ascii="Century Gothic" w:eastAsia="Century Gothic" w:hAnsi="Century Gothic" w:cs="Century Gothic"/>
           <w:color w:val="231F20"/>
           <w:sz w:val="18"/>
           <w:szCs w:val="18"/>
@@ -1498,7 +1402,6 @@
       <w:r>
         <w:rPr>
           <w:rStyle w:val="span"/>
-          <w:rFonts w:ascii="Century Gothic" w:eastAsia="Century Gothic" w:hAnsi="Century Gothic" w:cs="Century Gothic"/>
           <w:color w:val="231F20"/>
           <w:sz w:val="18"/>
           <w:szCs w:val="18"/>
@@ -1508,7 +1411,6 @@
       <w:r>
         <w:rPr>
           <w:rStyle w:val="singlecolumnspanpaddedlinenth-child1"/>
-          <w:rFonts w:ascii="Century Gothic" w:eastAsia="Century Gothic" w:hAnsi="Century Gothic" w:cs="Century Gothic"/>
           <w:color w:val="231F20"/>
           <w:sz w:val="18"/>
           <w:szCs w:val="18"/>
@@ -1521,7 +1423,6 @@
         <w:pStyle w:val="spanpaddedline"/>
         <w:spacing w:line="280" w:lineRule="atLeast"/>
         <w:rPr>
-          <w:rFonts w:ascii="Century Gothic" w:eastAsia="Century Gothic" w:hAnsi="Century Gothic" w:cs="Century Gothic"/>
           <w:b/>
           <w:bCs/>
           <w:color w:val="000000"/>
@@ -1532,7 +1433,6 @@
       <w:r>
         <w:rPr>
           <w:rStyle w:val="span"/>
-          <w:rFonts w:ascii="Century Gothic" w:eastAsia="Century Gothic" w:hAnsi="Century Gothic" w:cs="Century Gothic"/>
           <w:b/>
           <w:bCs/>
           <w:color w:val="000000"/>
@@ -1543,7 +1443,6 @@
       </w:r>
       <w:r>
         <w:rPr>
-          <w:rFonts w:ascii="Century Gothic" w:eastAsia="Century Gothic" w:hAnsi="Century Gothic" w:cs="Century Gothic"/>
           <w:b/>
           <w:bCs/>
           <w:color w:val="000000"/>
@@ -1564,16 +1463,14 @@
         <w:ind w:left="380" w:hanging="283"/>
         <w:rPr>
           <w:rStyle w:val="Strong1"/>
-          <w:rFonts w:ascii="Century Gothic" w:eastAsia="Century Gothic" w:hAnsi="Century Gothic" w:cs="Century Gothic"/>
-          <w:color w:val="231F20"/>
-          <w:sz w:val="18"/>
-          <w:szCs w:val="18"/>
-        </w:rPr>
-      </w:pPr>
-      <w:r>
-        <w:rPr>
-          <w:rStyle w:val="Strong1"/>
-          <w:rFonts w:ascii="Century Gothic" w:eastAsia="Century Gothic" w:hAnsi="Century Gothic" w:cs="Century Gothic"/>
+          <w:color w:val="231F20"/>
+          <w:sz w:val="18"/>
+          <w:szCs w:val="18"/>
+        </w:rPr>
+      </w:pPr>
+      <w:r>
+        <w:rPr>
+          <w:rStyle w:val="Strong1"/>
           <w:color w:val="231F20"/>
           <w:sz w:val="18"/>
           <w:szCs w:val="18"/>
@@ -1592,16 +1489,14 @@
         <w:ind w:left="380" w:hanging="283"/>
         <w:rPr>
           <w:rStyle w:val="Strong1"/>
-          <w:rFonts w:ascii="Century Gothic" w:eastAsia="Century Gothic" w:hAnsi="Century Gothic" w:cs="Century Gothic"/>
-          <w:color w:val="231F20"/>
-          <w:sz w:val="18"/>
-          <w:szCs w:val="18"/>
-        </w:rPr>
-      </w:pPr>
-      <w:r>
-        <w:rPr>
-          <w:rStyle w:val="Strong1"/>
-          <w:rFonts w:ascii="Century Gothic" w:eastAsia="Century Gothic" w:hAnsi="Century Gothic" w:cs="Century Gothic"/>
+          <w:color w:val="231F20"/>
+          <w:sz w:val="18"/>
+          <w:szCs w:val="18"/>
+        </w:rPr>
+      </w:pPr>
+      <w:r>
+        <w:rPr>
+          <w:rStyle w:val="Strong1"/>
           <w:color w:val="231F20"/>
           <w:sz w:val="18"/>
           <w:szCs w:val="18"/>
@@ -1620,16 +1515,14 @@
         <w:ind w:left="380" w:hanging="283"/>
         <w:rPr>
           <w:rStyle w:val="Strong1"/>
-          <w:rFonts w:ascii="Century Gothic" w:eastAsia="Century Gothic" w:hAnsi="Century Gothic" w:cs="Century Gothic"/>
-          <w:color w:val="231F20"/>
-          <w:sz w:val="18"/>
-          <w:szCs w:val="18"/>
-        </w:rPr>
-      </w:pPr>
-      <w:r>
-        <w:rPr>
-          <w:rStyle w:val="Strong1"/>
-          <w:rFonts w:ascii="Century Gothic" w:eastAsia="Century Gothic" w:hAnsi="Century Gothic" w:cs="Century Gothic"/>
+          <w:color w:val="231F20"/>
+          <w:sz w:val="18"/>
+          <w:szCs w:val="18"/>
+        </w:rPr>
+      </w:pPr>
+      <w:r>
+        <w:rPr>
+          <w:rStyle w:val="Strong1"/>
           <w:color w:val="231F20"/>
           <w:sz w:val="18"/>
           <w:szCs w:val="18"/>
@@ -1648,16 +1541,14 @@
         <w:ind w:left="380" w:hanging="283"/>
         <w:rPr>
           <w:rStyle w:val="Strong1"/>
-          <w:rFonts w:ascii="Century Gothic" w:eastAsia="Century Gothic" w:hAnsi="Century Gothic" w:cs="Century Gothic"/>
-          <w:color w:val="231F20"/>
-          <w:sz w:val="18"/>
-          <w:szCs w:val="18"/>
-        </w:rPr>
-      </w:pPr>
-      <w:r>
-        <w:rPr>
-          <w:rStyle w:val="Strong1"/>
-          <w:rFonts w:ascii="Century Gothic" w:eastAsia="Century Gothic" w:hAnsi="Century Gothic" w:cs="Century Gothic"/>
+          <w:color w:val="231F20"/>
+          <w:sz w:val="18"/>
+          <w:szCs w:val="18"/>
+        </w:rPr>
+      </w:pPr>
+      <w:r>
+        <w:rPr>
+          <w:rStyle w:val="Strong1"/>
           <w:color w:val="231F20"/>
           <w:sz w:val="18"/>
           <w:szCs w:val="18"/>
@@ -1676,16 +1567,14 @@
         <w:ind w:left="380" w:hanging="283"/>
         <w:rPr>
           <w:rStyle w:val="Strong1"/>
-          <w:rFonts w:ascii="Century Gothic" w:eastAsia="Century Gothic" w:hAnsi="Century Gothic" w:cs="Century Gothic"/>
-          <w:color w:val="231F20"/>
-          <w:sz w:val="18"/>
-          <w:szCs w:val="18"/>
-        </w:rPr>
-      </w:pPr>
-      <w:r>
-        <w:rPr>
-          <w:rStyle w:val="Strong1"/>
-          <w:rFonts w:ascii="Century Gothic" w:eastAsia="Century Gothic" w:hAnsi="Century Gothic" w:cs="Century Gothic"/>
+          <w:color w:val="231F20"/>
+          <w:sz w:val="18"/>
+          <w:szCs w:val="18"/>
+        </w:rPr>
+      </w:pPr>
+      <w:r>
+        <w:rPr>
+          <w:rStyle w:val="Strong1"/>
           <w:color w:val="231F20"/>
           <w:sz w:val="18"/>
           <w:szCs w:val="18"/>
@@ -1704,16 +1593,14 @@
         <w:ind w:left="380" w:hanging="283"/>
         <w:rPr>
           <w:rStyle w:val="Strong1"/>
-          <w:rFonts w:ascii="Century Gothic" w:eastAsia="Century Gothic" w:hAnsi="Century Gothic" w:cs="Century Gothic"/>
-          <w:color w:val="231F20"/>
-          <w:sz w:val="18"/>
-          <w:szCs w:val="18"/>
-        </w:rPr>
-      </w:pPr>
-      <w:r>
-        <w:rPr>
-          <w:rStyle w:val="Strong1"/>
-          <w:rFonts w:ascii="Century Gothic" w:eastAsia="Century Gothic" w:hAnsi="Century Gothic" w:cs="Century Gothic"/>
+          <w:color w:val="231F20"/>
+          <w:sz w:val="18"/>
+          <w:szCs w:val="18"/>
+        </w:rPr>
+      </w:pPr>
+      <w:r>
+        <w:rPr>
+          <w:rStyle w:val="Strong1"/>
           <w:color w:val="231F20"/>
           <w:sz w:val="18"/>
           <w:szCs w:val="18"/>
@@ -1728,7 +1615,6 @@
         <w:ind w:left="380"/>
         <w:rPr>
           <w:rStyle w:val="Strong1"/>
-          <w:rFonts w:ascii="Century Gothic" w:eastAsia="Century Gothic" w:hAnsi="Century Gothic" w:cs="Century Gothic"/>
           <w:color w:val="231F20"/>
           <w:sz w:val="18"/>
           <w:szCs w:val="18"/>
@@ -1741,7 +1627,6 @@
         <w:spacing w:line="280" w:lineRule="atLeast"/>
         <w:rPr>
           <w:rStyle w:val="Strong1"/>
-          <w:rFonts w:ascii="Century Gothic" w:eastAsia="Century Gothic" w:hAnsi="Century Gothic" w:cs="Century Gothic"/>
           <w:color w:val="231F20"/>
           <w:sz w:val="18"/>
           <w:szCs w:val="18"/>
@@ -1753,7 +1638,6 @@
         <w:pStyle w:val="divdocumentulli"/>
         <w:spacing w:line="280" w:lineRule="atLeast"/>
         <w:rPr>
-          <w:rFonts w:ascii="Century Gothic" w:eastAsia="Century Gothic" w:hAnsi="Century Gothic" w:cs="Century Gothic"/>
           <w:color w:val="231F20"/>
           <w:sz w:val="18"/>
           <w:szCs w:val="18"/>
@@ -1762,7 +1646,6 @@
       <w:r>
         <w:rPr>
           <w:rStyle w:val="jobtitle"/>
-          <w:rFonts w:ascii="Century Gothic" w:eastAsia="Century Gothic" w:hAnsi="Century Gothic" w:cs="Century Gothic"/>
           <w:color w:val="231F20"/>
           <w:sz w:val="18"/>
           <w:szCs w:val="18"/>
@@ -1772,7 +1655,6 @@
       <w:r>
         <w:rPr>
           <w:rStyle w:val="span"/>
-          <w:rFonts w:ascii="Century Gothic" w:eastAsia="Century Gothic" w:hAnsi="Century Gothic" w:cs="Century Gothic"/>
           <w:color w:val="231F20"/>
           <w:sz w:val="18"/>
           <w:szCs w:val="18"/>
@@ -1782,7 +1664,6 @@
       <w:r>
         <w:rPr>
           <w:rStyle w:val="singlecolumnspanpaddedlinenth-child1"/>
-          <w:rFonts w:ascii="Century Gothic" w:eastAsia="Century Gothic" w:hAnsi="Century Gothic" w:cs="Century Gothic"/>
           <w:color w:val="231F20"/>
           <w:sz w:val="18"/>
           <w:szCs w:val="18"/>
@@ -1795,7 +1676,6 @@
         <w:pStyle w:val="spanpaddedline"/>
         <w:spacing w:line="280" w:lineRule="atLeast"/>
         <w:rPr>
-          <w:rFonts w:ascii="Century Gothic" w:eastAsia="Century Gothic" w:hAnsi="Century Gothic" w:cs="Century Gothic"/>
           <w:b/>
           <w:bCs/>
           <w:color w:val="000000"/>
@@ -1806,7 +1686,6 @@
       <w:r>
         <w:rPr>
           <w:rStyle w:val="span"/>
-          <w:rFonts w:ascii="Century Gothic" w:eastAsia="Century Gothic" w:hAnsi="Century Gothic" w:cs="Century Gothic"/>
           <w:b/>
           <w:bCs/>
           <w:color w:val="000000"/>
@@ -1827,7 +1706,6 @@
         <w:ind w:left="380" w:hanging="283"/>
         <w:rPr>
           <w:rStyle w:val="span"/>
-          <w:rFonts w:ascii="Century Gothic" w:eastAsia="Century Gothic" w:hAnsi="Century Gothic" w:cs="Century Gothic"/>
           <w:color w:val="231F20"/>
           <w:sz w:val="18"/>
           <w:szCs w:val="18"/>
@@ -1836,23 +1714,11 @@
       <w:r>
         <w:rPr>
           <w:rStyle w:val="span"/>
-          <w:rFonts w:ascii="Century Gothic" w:eastAsia="Century Gothic" w:hAnsi="Century Gothic" w:cs="Century Gothic"/>
-          <w:color w:val="231F20"/>
-          <w:sz w:val="18"/>
-          <w:szCs w:val="18"/>
-        </w:rPr>
-        <w:t xml:space="preserve">Embedded as the program lead for Business Insider’s data platform during a high-growth period, owning end-to-end delivery of the AWS-to-Snowflake infrastructure migration, managing design through cutover against scope, timeline, </w:t>
-      </w:r>
-      <w:r>
-        <w:rPr>
-          <w:rStyle w:val="span"/>
-          <w:rFonts w:ascii="Century Gothic" w:eastAsia="Century Gothic" w:hAnsi="Century Gothic" w:cs="Century Gothic"/>
-          <w:color w:val="231F20"/>
-          <w:sz w:val="18"/>
-          <w:szCs w:val="18"/>
-        </w:rPr>
-        <w:lastRenderedPageBreak/>
-        <w:t>and budget while resolving systemic delivery constraints across data pipelines, identity systems, and analytics workflows</w:t>
+          <w:color w:val="231F20"/>
+          <w:sz w:val="18"/>
+          <w:szCs w:val="18"/>
+        </w:rPr>
+        <w:t>Embedded as the program lead for Business Insider’s data platform during a high-growth period, owning end-to-end delivery of the AWS-to-Snowflake infrastructure migration, managing design through cutover against scope, timeline, and budget while resolving systemic delivery constraints across data pipelines, identity systems, and analytics workflows</w:t>
       </w:r>
     </w:p>
     <w:p>
@@ -1866,7 +1732,6 @@
         <w:ind w:left="380" w:hanging="283"/>
         <w:rPr>
           <w:rStyle w:val="span"/>
-          <w:rFonts w:ascii="Century Gothic" w:eastAsia="Century Gothic" w:hAnsi="Century Gothic" w:cs="Century Gothic"/>
           <w:color w:val="231F20"/>
           <w:sz w:val="18"/>
           <w:szCs w:val="18"/>
@@ -1875,11 +1740,11 @@
       <w:r>
         <w:rPr>
           <w:rStyle w:val="span"/>
-          <w:rFonts w:ascii="Century Gothic" w:eastAsia="Century Gothic" w:hAnsi="Century Gothic" w:cs="Century Gothic"/>
-          <w:color w:val="231F20"/>
-          <w:sz w:val="18"/>
-          <w:szCs w:val="18"/>
-        </w:rPr>
+          <w:color w:val="231F20"/>
+          <w:sz w:val="18"/>
+          <w:szCs w:val="18"/>
+        </w:rPr>
+        <w:lastRenderedPageBreak/>
         <w:t>Aligned engineering, editorial, growth, and revenue teams around shared platform delivery milestones, improving execution consistency in an environment where slow data decisions had measurable downstream impact on subscriber growth and monetization outcomes</w:t>
       </w:r>
     </w:p>
@@ -1888,7 +1753,6 @@
         <w:pStyle w:val="divdocumentsinglecolumn"/>
         <w:spacing w:before="300" w:line="280" w:lineRule="atLeast"/>
         <w:rPr>
-          <w:rFonts w:ascii="Century Gothic" w:eastAsia="Century Gothic" w:hAnsi="Century Gothic" w:cs="Century Gothic"/>
           <w:color w:val="231F20"/>
           <w:sz w:val="18"/>
           <w:szCs w:val="18"/>
@@ -1897,7 +1761,6 @@
       <w:r>
         <w:rPr>
           <w:rStyle w:val="jobtitle"/>
-          <w:rFonts w:ascii="Century Gothic" w:eastAsia="Century Gothic" w:hAnsi="Century Gothic" w:cs="Century Gothic"/>
           <w:color w:val="231F20"/>
           <w:sz w:val="18"/>
           <w:szCs w:val="18"/>
@@ -1907,7 +1770,6 @@
       <w:r>
         <w:rPr>
           <w:rStyle w:val="span"/>
-          <w:rFonts w:ascii="Century Gothic" w:eastAsia="Century Gothic" w:hAnsi="Century Gothic" w:cs="Century Gothic"/>
           <w:color w:val="231F20"/>
           <w:sz w:val="18"/>
           <w:szCs w:val="18"/>
@@ -1917,7 +1779,6 @@
       <w:r>
         <w:rPr>
           <w:rStyle w:val="singlecolumnspanpaddedlinenth-child1"/>
-          <w:rFonts w:ascii="Century Gothic" w:eastAsia="Century Gothic" w:hAnsi="Century Gothic" w:cs="Century Gothic"/>
           <w:color w:val="231F20"/>
           <w:sz w:val="18"/>
           <w:szCs w:val="18"/>
@@ -1930,7 +1791,6 @@
         <w:pStyle w:val="spanpaddedline"/>
         <w:spacing w:line="280" w:lineRule="atLeast"/>
         <w:rPr>
-          <w:rFonts w:ascii="Century Gothic" w:eastAsia="Century Gothic" w:hAnsi="Century Gothic" w:cs="Century Gothic"/>
           <w:b/>
           <w:bCs/>
           <w:color w:val="000000"/>
@@ -1941,7 +1801,6 @@
       <w:r>
         <w:rPr>
           <w:rStyle w:val="span"/>
-          <w:rFonts w:ascii="Century Gothic" w:eastAsia="Century Gothic" w:hAnsi="Century Gothic" w:cs="Century Gothic"/>
           <w:b/>
           <w:bCs/>
           <w:color w:val="000000"/>
@@ -1962,7 +1821,6 @@
         <w:ind w:left="380" w:hanging="283"/>
         <w:rPr>
           <w:rStyle w:val="span"/>
-          <w:rFonts w:ascii="Century Gothic" w:eastAsia="Century Gothic" w:hAnsi="Century Gothic" w:cs="Century Gothic"/>
           <w:color w:val="231F20"/>
           <w:sz w:val="18"/>
           <w:szCs w:val="18"/>
@@ -1971,7 +1829,6 @@
       <w:r>
         <w:rPr>
           <w:rStyle w:val="span"/>
-          <w:rFonts w:ascii="Century Gothic" w:eastAsia="Century Gothic" w:hAnsi="Century Gothic" w:cs="Century Gothic"/>
           <w:color w:val="231F20"/>
           <w:sz w:val="18"/>
           <w:szCs w:val="18"/>
@@ -1990,7 +1847,6 @@
         <w:ind w:left="380" w:hanging="283"/>
         <w:rPr>
           <w:rStyle w:val="span"/>
-          <w:rFonts w:ascii="Century Gothic" w:eastAsia="Century Gothic" w:hAnsi="Century Gothic" w:cs="Century Gothic"/>
           <w:color w:val="231F20"/>
           <w:sz w:val="18"/>
           <w:szCs w:val="18"/>
@@ -1999,7 +1855,6 @@
       <w:r>
         <w:rPr>
           <w:rStyle w:val="span"/>
-          <w:rFonts w:ascii="Century Gothic" w:eastAsia="Century Gothic" w:hAnsi="Century Gothic" w:cs="Century Gothic"/>
           <w:color w:val="231F20"/>
           <w:sz w:val="18"/>
           <w:szCs w:val="18"/>
@@ -2012,7 +1867,6 @@
         <w:pStyle w:val="divdocumentsinglecolumn"/>
         <w:spacing w:before="300" w:line="280" w:lineRule="atLeast"/>
         <w:rPr>
-          <w:rFonts w:ascii="Century Gothic" w:eastAsia="Century Gothic" w:hAnsi="Century Gothic" w:cs="Century Gothic"/>
           <w:color w:val="231F20"/>
           <w:sz w:val="18"/>
           <w:szCs w:val="18"/>
@@ -2021,7 +1875,6 @@
       <w:r>
         <w:rPr>
           <w:rStyle w:val="jobtitle"/>
-          <w:rFonts w:ascii="Century Gothic" w:eastAsia="Century Gothic" w:hAnsi="Century Gothic" w:cs="Century Gothic"/>
           <w:color w:val="231F20"/>
           <w:sz w:val="18"/>
           <w:szCs w:val="18"/>
@@ -2031,7 +1884,6 @@
       <w:r>
         <w:rPr>
           <w:rStyle w:val="span"/>
-          <w:rFonts w:ascii="Century Gothic" w:eastAsia="Century Gothic" w:hAnsi="Century Gothic" w:cs="Century Gothic"/>
           <w:color w:val="231F20"/>
           <w:sz w:val="18"/>
           <w:szCs w:val="18"/>
@@ -2041,7 +1893,6 @@
       <w:r>
         <w:rPr>
           <w:rStyle w:val="singlecolumnspanpaddedlinenth-child1"/>
-          <w:rFonts w:ascii="Century Gothic" w:eastAsia="Century Gothic" w:hAnsi="Century Gothic" w:cs="Century Gothic"/>
           <w:color w:val="231F20"/>
           <w:sz w:val="18"/>
           <w:szCs w:val="18"/>
@@ -2054,7 +1905,6 @@
         <w:pStyle w:val="spanpaddedline"/>
         <w:spacing w:line="280" w:lineRule="atLeast"/>
         <w:rPr>
-          <w:rFonts w:ascii="Century Gothic" w:eastAsia="Century Gothic" w:hAnsi="Century Gothic" w:cs="Century Gothic"/>
           <w:b/>
           <w:bCs/>
           <w:color w:val="000000"/>
@@ -2065,7 +1915,6 @@
       <w:r>
         <w:rPr>
           <w:rStyle w:val="span"/>
-          <w:rFonts w:ascii="Century Gothic" w:eastAsia="Century Gothic" w:hAnsi="Century Gothic" w:cs="Century Gothic"/>
           <w:b/>
           <w:bCs/>
           <w:color w:val="000000"/>
@@ -2076,7 +1925,6 @@
       </w:r>
       <w:r>
         <w:rPr>
-          <w:rFonts w:ascii="Century Gothic" w:eastAsia="Century Gothic" w:hAnsi="Century Gothic" w:cs="Century Gothic"/>
           <w:b/>
           <w:bCs/>
           <w:color w:val="000000"/>
@@ -2097,16 +1945,14 @@
         <w:ind w:left="380" w:hanging="283"/>
         <w:rPr>
           <w:rStyle w:val="Strong1"/>
-          <w:rFonts w:ascii="Century Gothic" w:eastAsia="Century Gothic" w:hAnsi="Century Gothic" w:cs="Century Gothic"/>
-          <w:color w:val="231F20"/>
-          <w:sz w:val="18"/>
-          <w:szCs w:val="18"/>
-        </w:rPr>
-      </w:pPr>
-      <w:r>
-        <w:rPr>
-          <w:rStyle w:val="Strong1"/>
-          <w:rFonts w:ascii="Century Gothic" w:eastAsia="Century Gothic" w:hAnsi="Century Gothic" w:cs="Century Gothic"/>
+          <w:color w:val="231F20"/>
+          <w:sz w:val="18"/>
+          <w:szCs w:val="18"/>
+        </w:rPr>
+      </w:pPr>
+      <w:r>
+        <w:rPr>
+          <w:rStyle w:val="Strong1"/>
           <w:color w:val="231F20"/>
           <w:sz w:val="18"/>
           <w:szCs w:val="18"/>
@@ -2125,16 +1971,14 @@
         <w:ind w:left="380" w:hanging="283"/>
         <w:rPr>
           <w:rStyle w:val="Strong1"/>
-          <w:rFonts w:ascii="Century Gothic" w:eastAsia="Century Gothic" w:hAnsi="Century Gothic" w:cs="Century Gothic"/>
-          <w:color w:val="231F20"/>
-          <w:sz w:val="18"/>
-          <w:szCs w:val="18"/>
-        </w:rPr>
-      </w:pPr>
-      <w:r>
-        <w:rPr>
-          <w:rStyle w:val="Strong1"/>
-          <w:rFonts w:ascii="Century Gothic" w:eastAsia="Century Gothic" w:hAnsi="Century Gothic" w:cs="Century Gothic"/>
+          <w:color w:val="231F20"/>
+          <w:sz w:val="18"/>
+          <w:szCs w:val="18"/>
+        </w:rPr>
+      </w:pPr>
+      <w:r>
+        <w:rPr>
+          <w:rStyle w:val="Strong1"/>
           <w:color w:val="231F20"/>
           <w:sz w:val="18"/>
           <w:szCs w:val="18"/>
@@ -2147,7 +1991,6 @@
         <w:pStyle w:val="divdocumentsinglecolumn"/>
         <w:spacing w:before="300" w:line="280" w:lineRule="atLeast"/>
         <w:rPr>
-          <w:rFonts w:ascii="Century Gothic" w:eastAsia="Century Gothic" w:hAnsi="Century Gothic" w:cs="Century Gothic"/>
           <w:color w:val="231F20"/>
           <w:sz w:val="18"/>
           <w:szCs w:val="18"/>
@@ -2156,7 +1999,6 @@
       <w:r>
         <w:rPr>
           <w:rStyle w:val="jobtitle"/>
-          <w:rFonts w:ascii="Century Gothic" w:eastAsia="Century Gothic" w:hAnsi="Century Gothic" w:cs="Century Gothic"/>
           <w:color w:val="231F20"/>
           <w:sz w:val="18"/>
           <w:szCs w:val="18"/>
@@ -2166,7 +2008,6 @@
       <w:r>
         <w:rPr>
           <w:rStyle w:val="jobtitle"/>
-          <w:rFonts w:ascii="Century Gothic" w:eastAsia="Century Gothic" w:hAnsi="Century Gothic" w:cs="Century Gothic"/>
           <w:color w:val="231F20"/>
           <w:sz w:val="18"/>
           <w:szCs w:val="18"/>
@@ -2176,7 +2017,6 @@
       <w:r>
         <w:rPr>
           <w:rStyle w:val="jobtitle"/>
-          <w:rFonts w:ascii="Century Gothic" w:eastAsia="Century Gothic" w:hAnsi="Century Gothic" w:cs="Century Gothic"/>
           <w:color w:val="231F20"/>
           <w:sz w:val="18"/>
           <w:szCs w:val="18"/>
@@ -2186,7 +2026,6 @@
       <w:r>
         <w:rPr>
           <w:rStyle w:val="jobtitle"/>
-          <w:rFonts w:ascii="Century Gothic" w:eastAsia="Century Gothic" w:hAnsi="Century Gothic" w:cs="Century Gothic"/>
           <w:color w:val="231F20"/>
           <w:sz w:val="18"/>
           <w:szCs w:val="18"/>
@@ -2196,7 +2035,6 @@
       <w:r>
         <w:rPr>
           <w:rStyle w:val="span"/>
-          <w:rFonts w:ascii="Century Gothic" w:eastAsia="Century Gothic" w:hAnsi="Century Gothic" w:cs="Century Gothic"/>
           <w:color w:val="231F20"/>
           <w:sz w:val="18"/>
           <w:szCs w:val="18"/>
@@ -2206,7 +2044,6 @@
       <w:r>
         <w:rPr>
           <w:rStyle w:val="span"/>
-          <w:rFonts w:ascii="Century Gothic" w:eastAsia="Century Gothic" w:hAnsi="Century Gothic" w:cs="Century Gothic"/>
           <w:color w:val="231F20"/>
           <w:sz w:val="18"/>
           <w:szCs w:val="18"/>
@@ -2216,7 +2053,6 @@
       <w:r>
         <w:rPr>
           <w:rStyle w:val="span"/>
-          <w:rFonts w:ascii="Century Gothic" w:eastAsia="Century Gothic" w:hAnsi="Century Gothic" w:cs="Century Gothic"/>
           <w:color w:val="231F20"/>
           <w:sz w:val="18"/>
           <w:szCs w:val="18"/>
@@ -2226,7 +2062,6 @@
       <w:r>
         <w:rPr>
           <w:rStyle w:val="span"/>
-          <w:rFonts w:ascii="Century Gothic" w:eastAsia="Century Gothic" w:hAnsi="Century Gothic" w:cs="Century Gothic"/>
           <w:color w:val="231F20"/>
           <w:sz w:val="18"/>
           <w:szCs w:val="18"/>
@@ -2236,7 +2071,6 @@
       <w:r>
         <w:rPr>
           <w:rStyle w:val="span"/>
-          <w:rFonts w:ascii="Century Gothic" w:eastAsia="Century Gothic" w:hAnsi="Century Gothic" w:cs="Century Gothic"/>
           <w:color w:val="231F20"/>
           <w:sz w:val="18"/>
           <w:szCs w:val="18"/>
@@ -2246,7 +2080,6 @@
       <w:r>
         <w:rPr>
           <w:rStyle w:val="span"/>
-          <w:rFonts w:ascii="Century Gothic" w:eastAsia="Century Gothic" w:hAnsi="Century Gothic" w:cs="Century Gothic"/>
           <w:color w:val="231F20"/>
           <w:sz w:val="18"/>
           <w:szCs w:val="18"/>
@@ -2256,7 +2089,6 @@
       <w:r>
         <w:rPr>
           <w:rStyle w:val="span"/>
-          <w:rFonts w:ascii="Century Gothic" w:eastAsia="Century Gothic" w:hAnsi="Century Gothic" w:cs="Century Gothic"/>
           <w:color w:val="231F20"/>
           <w:sz w:val="18"/>
           <w:szCs w:val="18"/>
@@ -2266,7 +2098,6 @@
       <w:r>
         <w:rPr>
           <w:rStyle w:val="span"/>
-          <w:rFonts w:ascii="Century Gothic" w:eastAsia="Century Gothic" w:hAnsi="Century Gothic" w:cs="Century Gothic"/>
           <w:color w:val="231F20"/>
           <w:sz w:val="18"/>
           <w:szCs w:val="18"/>
@@ -2276,7 +2107,6 @@
       <w:r>
         <w:rPr>
           <w:rStyle w:val="span"/>
-          <w:rFonts w:ascii="Century Gothic" w:eastAsia="Century Gothic" w:hAnsi="Century Gothic" w:cs="Century Gothic"/>
           <w:color w:val="231F20"/>
           <w:sz w:val="18"/>
           <w:szCs w:val="18"/>
@@ -2286,7 +2116,6 @@
       <w:r>
         <w:rPr>
           <w:rStyle w:val="span"/>
-          <w:rFonts w:ascii="Century Gothic" w:eastAsia="Century Gothic" w:hAnsi="Century Gothic" w:cs="Century Gothic"/>
           <w:color w:val="231F20"/>
           <w:sz w:val="18"/>
           <w:szCs w:val="18"/>
@@ -2296,7 +2125,6 @@
       <w:r>
         <w:rPr>
           <w:rStyle w:val="singlecolumnspanpaddedlinenth-child1"/>
-          <w:rFonts w:ascii="Century Gothic" w:eastAsia="Century Gothic" w:hAnsi="Century Gothic" w:cs="Century Gothic"/>
           <w:color w:val="231F20"/>
           <w:sz w:val="18"/>
           <w:szCs w:val="18"/>
@@ -2309,7 +2137,6 @@
         <w:pStyle w:val="spanpaddedline"/>
         <w:spacing w:line="280" w:lineRule="atLeast"/>
         <w:rPr>
-          <w:rFonts w:ascii="Century Gothic" w:eastAsia="Century Gothic" w:hAnsi="Century Gothic" w:cs="Century Gothic"/>
           <w:b/>
           <w:bCs/>
           <w:color w:val="000000"/>
@@ -2320,7 +2147,6 @@
       <w:r>
         <w:rPr>
           <w:rStyle w:val="span"/>
-          <w:rFonts w:ascii="Century Gothic" w:eastAsia="Century Gothic" w:hAnsi="Century Gothic" w:cs="Century Gothic"/>
           <w:b/>
           <w:bCs/>
           <w:color w:val="000000"/>
@@ -2331,7 +2157,6 @@
       </w:r>
       <w:r>
         <w:rPr>
-          <w:rFonts w:ascii="Century Gothic" w:eastAsia="Century Gothic" w:hAnsi="Century Gothic" w:cs="Century Gothic"/>
           <w:b/>
           <w:bCs/>
           <w:color w:val="000000"/>
@@ -2352,16 +2177,14 @@
         <w:ind w:left="380" w:hanging="283"/>
         <w:rPr>
           <w:rStyle w:val="Strong1"/>
-          <w:rFonts w:ascii="Century Gothic" w:eastAsia="Century Gothic" w:hAnsi="Century Gothic" w:cs="Century Gothic"/>
-          <w:color w:val="231F20"/>
-          <w:sz w:val="18"/>
-          <w:szCs w:val="18"/>
-        </w:rPr>
-      </w:pPr>
-      <w:r>
-        <w:rPr>
-          <w:rStyle w:val="Strong1"/>
-          <w:rFonts w:ascii="Century Gothic" w:eastAsia="Century Gothic" w:hAnsi="Century Gothic" w:cs="Century Gothic"/>
+          <w:color w:val="231F20"/>
+          <w:sz w:val="18"/>
+          <w:szCs w:val="18"/>
+        </w:rPr>
+      </w:pPr>
+      <w:r>
+        <w:rPr>
+          <w:rStyle w:val="Strong1"/>
           <w:color w:val="231F20"/>
           <w:sz w:val="18"/>
           <w:szCs w:val="18"/>
@@ -2380,16 +2203,14 @@
         <w:ind w:left="380" w:hanging="283"/>
         <w:rPr>
           <w:rStyle w:val="Strong1"/>
-          <w:rFonts w:ascii="Century Gothic" w:eastAsia="Century Gothic" w:hAnsi="Century Gothic" w:cs="Century Gothic"/>
-          <w:color w:val="231F20"/>
-          <w:sz w:val="18"/>
-          <w:szCs w:val="18"/>
-        </w:rPr>
-      </w:pPr>
-      <w:r>
-        <w:rPr>
-          <w:rStyle w:val="Strong1"/>
-          <w:rFonts w:ascii="Century Gothic" w:eastAsia="Century Gothic" w:hAnsi="Century Gothic" w:cs="Century Gothic"/>
+          <w:color w:val="231F20"/>
+          <w:sz w:val="18"/>
+          <w:szCs w:val="18"/>
+        </w:rPr>
+      </w:pPr>
+      <w:r>
+        <w:rPr>
+          <w:rStyle w:val="Strong1"/>
           <w:color w:val="231F20"/>
           <w:sz w:val="18"/>
           <w:szCs w:val="18"/>
@@ -2408,16 +2229,14 @@
         <w:ind w:left="380" w:hanging="283"/>
         <w:rPr>
           <w:rStyle w:val="Strong1"/>
-          <w:rFonts w:ascii="Century Gothic" w:eastAsia="Century Gothic" w:hAnsi="Century Gothic" w:cs="Century Gothic"/>
-          <w:color w:val="231F20"/>
-          <w:sz w:val="18"/>
-          <w:szCs w:val="18"/>
-        </w:rPr>
-      </w:pPr>
-      <w:r>
-        <w:rPr>
-          <w:rStyle w:val="Strong1"/>
-          <w:rFonts w:ascii="Century Gothic" w:eastAsia="Century Gothic" w:hAnsi="Century Gothic" w:cs="Century Gothic"/>
+          <w:color w:val="231F20"/>
+          <w:sz w:val="18"/>
+          <w:szCs w:val="18"/>
+        </w:rPr>
+      </w:pPr>
+      <w:r>
+        <w:rPr>
+          <w:rStyle w:val="Strong1"/>
           <w:color w:val="231F20"/>
           <w:sz w:val="18"/>
           <w:szCs w:val="18"/>
@@ -2427,7 +2246,6 @@
       <w:r>
         <w:rPr>
           <w:rStyle w:val="Strong1"/>
-          <w:rFonts w:ascii="Century Gothic" w:eastAsia="Century Gothic" w:hAnsi="Century Gothic" w:cs="Century Gothic"/>
           <w:color w:val="231F20"/>
           <w:sz w:val="18"/>
           <w:szCs w:val="18"/>
@@ -2437,7 +2255,6 @@
       <w:r>
         <w:rPr>
           <w:rStyle w:val="Strong1"/>
-          <w:rFonts w:ascii="Century Gothic" w:eastAsia="Century Gothic" w:hAnsi="Century Gothic" w:cs="Century Gothic"/>
           <w:color w:val="231F20"/>
           <w:sz w:val="18"/>
           <w:szCs w:val="18"/>
@@ -2450,7 +2267,6 @@
         <w:pStyle w:val="divdocumentsinglecolumn"/>
         <w:spacing w:before="300" w:line="280" w:lineRule="atLeast"/>
         <w:rPr>
-          <w:rFonts w:ascii="Century Gothic" w:eastAsia="Century Gothic" w:hAnsi="Century Gothic" w:cs="Century Gothic"/>
           <w:color w:val="231F20"/>
           <w:sz w:val="18"/>
           <w:szCs w:val="18"/>
@@ -2459,7 +2275,6 @@
       <w:r>
         <w:rPr>
           <w:rStyle w:val="jobtitle"/>
-          <w:rFonts w:ascii="Century Gothic" w:eastAsia="Century Gothic" w:hAnsi="Century Gothic" w:cs="Century Gothic"/>
           <w:color w:val="231F20"/>
           <w:sz w:val="18"/>
           <w:szCs w:val="18"/>
@@ -2469,7 +2284,6 @@
       <w:r>
         <w:rPr>
           <w:rStyle w:val="span"/>
-          <w:rFonts w:ascii="Century Gothic" w:eastAsia="Century Gothic" w:hAnsi="Century Gothic" w:cs="Century Gothic"/>
           <w:color w:val="231F20"/>
           <w:sz w:val="18"/>
           <w:szCs w:val="18"/>
@@ -2479,7 +2293,6 @@
       <w:r>
         <w:rPr>
           <w:rStyle w:val="span"/>
-          <w:rFonts w:ascii="Century Gothic" w:eastAsia="Century Gothic" w:hAnsi="Century Gothic" w:cs="Century Gothic"/>
           <w:b/>
           <w:bCs/>
           <w:color w:val="231F20"/>
@@ -2491,7 +2304,6 @@
       <w:r>
         <w:rPr>
           <w:rStyle w:val="span"/>
-          <w:rFonts w:ascii="Century Gothic" w:eastAsia="Century Gothic" w:hAnsi="Century Gothic" w:cs="Century Gothic"/>
           <w:b/>
           <w:bCs/>
           <w:color w:val="231F20"/>
@@ -2503,7 +2315,6 @@
       <w:r>
         <w:rPr>
           <w:rStyle w:val="span"/>
-          <w:rFonts w:ascii="Century Gothic" w:eastAsia="Century Gothic" w:hAnsi="Century Gothic" w:cs="Century Gothic"/>
           <w:color w:val="231F20"/>
           <w:sz w:val="18"/>
           <w:szCs w:val="18"/>
@@ -2513,7 +2324,6 @@
       <w:r>
         <w:rPr>
           <w:rStyle w:val="singlecolumnspanpaddedlinenth-child1"/>
-          <w:rFonts w:ascii="Century Gothic" w:eastAsia="Century Gothic" w:hAnsi="Century Gothic" w:cs="Century Gothic"/>
           <w:color w:val="231F20"/>
           <w:sz w:val="18"/>
           <w:szCs w:val="18"/>
@@ -2526,7 +2336,6 @@
         <w:pStyle w:val="spanpaddedline"/>
         <w:spacing w:line="280" w:lineRule="atLeast"/>
         <w:rPr>
-          <w:rFonts w:ascii="Century Gothic" w:eastAsia="Century Gothic" w:hAnsi="Century Gothic" w:cs="Century Gothic"/>
           <w:b/>
           <w:bCs/>
           <w:color w:val="000000"/>
@@ -2537,7 +2346,6 @@
       <w:r>
         <w:rPr>
           <w:rStyle w:val="span"/>
-          <w:rFonts w:ascii="Century Gothic" w:eastAsia="Century Gothic" w:hAnsi="Century Gothic" w:cs="Century Gothic"/>
           <w:b/>
           <w:bCs/>
           <w:color w:val="000000"/>
@@ -2548,7 +2356,6 @@
       </w:r>
       <w:r>
         <w:rPr>
-          <w:rFonts w:ascii="Century Gothic" w:eastAsia="Century Gothic" w:hAnsi="Century Gothic" w:cs="Century Gothic"/>
           <w:b/>
           <w:bCs/>
           <w:color w:val="000000"/>
@@ -2569,16 +2376,14 @@
         <w:ind w:left="380" w:hanging="283"/>
         <w:rPr>
           <w:rStyle w:val="Strong1"/>
-          <w:rFonts w:ascii="Century Gothic" w:eastAsia="Century Gothic" w:hAnsi="Century Gothic" w:cs="Century Gothic"/>
-          <w:color w:val="231F20"/>
-          <w:sz w:val="18"/>
-          <w:szCs w:val="18"/>
-        </w:rPr>
-      </w:pPr>
-      <w:r>
-        <w:rPr>
-          <w:rStyle w:val="Strong1"/>
-          <w:rFonts w:ascii="Century Gothic" w:eastAsia="Century Gothic" w:hAnsi="Century Gothic" w:cs="Century Gothic"/>
+          <w:color w:val="231F20"/>
+          <w:sz w:val="18"/>
+          <w:szCs w:val="18"/>
+        </w:rPr>
+      </w:pPr>
+      <w:r>
+        <w:rPr>
+          <w:rStyle w:val="Strong1"/>
           <w:color w:val="231F20"/>
           <w:sz w:val="18"/>
           <w:szCs w:val="18"/>
@@ -2597,16 +2402,14 @@
         <w:ind w:left="380" w:hanging="283"/>
         <w:rPr>
           <w:rStyle w:val="Strong1"/>
-          <w:rFonts w:ascii="Century Gothic" w:eastAsia="Century Gothic" w:hAnsi="Century Gothic" w:cs="Century Gothic"/>
-          <w:color w:val="231F20"/>
-          <w:sz w:val="18"/>
-          <w:szCs w:val="18"/>
-        </w:rPr>
-      </w:pPr>
-      <w:r>
-        <w:rPr>
-          <w:rStyle w:val="Strong1"/>
-          <w:rFonts w:ascii="Century Gothic" w:eastAsia="Century Gothic" w:hAnsi="Century Gothic" w:cs="Century Gothic"/>
+          <w:color w:val="231F20"/>
+          <w:sz w:val="18"/>
+          <w:szCs w:val="18"/>
+        </w:rPr>
+      </w:pPr>
+      <w:r>
+        <w:rPr>
+          <w:rStyle w:val="Strong1"/>
           <w:color w:val="231F20"/>
           <w:sz w:val="18"/>
           <w:szCs w:val="18"/>
@@ -2625,16 +2428,14 @@
         <w:ind w:left="380" w:hanging="283"/>
         <w:rPr>
           <w:rStyle w:val="Strong1"/>
-          <w:rFonts w:ascii="Century Gothic" w:eastAsia="Century Gothic" w:hAnsi="Century Gothic" w:cs="Century Gothic"/>
-          <w:color w:val="231F20"/>
-          <w:sz w:val="18"/>
-          <w:szCs w:val="18"/>
-        </w:rPr>
-      </w:pPr>
-      <w:r>
-        <w:rPr>
-          <w:rStyle w:val="Strong1"/>
-          <w:rFonts w:ascii="Century Gothic" w:eastAsia="Century Gothic" w:hAnsi="Century Gothic" w:cs="Century Gothic"/>
+          <w:color w:val="231F20"/>
+          <w:sz w:val="18"/>
+          <w:szCs w:val="18"/>
+        </w:rPr>
+      </w:pPr>
+      <w:r>
+        <w:rPr>
+          <w:rStyle w:val="Strong1"/>
           <w:color w:val="231F20"/>
           <w:sz w:val="18"/>
           <w:szCs w:val="18"/>
@@ -2647,7 +2448,6 @@
         <w:pStyle w:val="divdocumentsinglecolumn"/>
         <w:spacing w:before="300" w:line="280" w:lineRule="atLeast"/>
         <w:rPr>
-          <w:rFonts w:ascii="Century Gothic" w:eastAsia="Century Gothic" w:hAnsi="Century Gothic" w:cs="Century Gothic"/>
           <w:color w:val="231F20"/>
           <w:sz w:val="18"/>
           <w:szCs w:val="18"/>
@@ -2656,7 +2456,6 @@
       <w:r>
         <w:rPr>
           <w:rStyle w:val="jobtitle"/>
-          <w:rFonts w:ascii="Century Gothic" w:eastAsia="Century Gothic" w:hAnsi="Century Gothic" w:cs="Century Gothic"/>
           <w:color w:val="231F20"/>
           <w:sz w:val="18"/>
           <w:szCs w:val="18"/>
@@ -2666,7 +2465,6 @@
       <w:r>
         <w:rPr>
           <w:rStyle w:val="span"/>
-          <w:rFonts w:ascii="Century Gothic" w:eastAsia="Century Gothic" w:hAnsi="Century Gothic" w:cs="Century Gothic"/>
           <w:color w:val="231F20"/>
           <w:sz w:val="18"/>
           <w:szCs w:val="18"/>
@@ -2676,7 +2474,6 @@
       <w:r>
         <w:rPr>
           <w:rStyle w:val="singlecolumnspanpaddedlinenth-child1"/>
-          <w:rFonts w:ascii="Century Gothic" w:eastAsia="Century Gothic" w:hAnsi="Century Gothic" w:cs="Century Gothic"/>
           <w:color w:val="231F20"/>
           <w:sz w:val="18"/>
           <w:szCs w:val="18"/>
@@ -2689,7 +2486,6 @@
         <w:pStyle w:val="spanpaddedline"/>
         <w:spacing w:line="280" w:lineRule="atLeast"/>
         <w:rPr>
-          <w:rFonts w:ascii="Century Gothic" w:eastAsia="Century Gothic" w:hAnsi="Century Gothic" w:cs="Century Gothic"/>
           <w:b/>
           <w:bCs/>
           <w:color w:val="000000"/>
@@ -2700,7 +2496,6 @@
       <w:r>
         <w:rPr>
           <w:rStyle w:val="span"/>
-          <w:rFonts w:ascii="Century Gothic" w:eastAsia="Century Gothic" w:hAnsi="Century Gothic" w:cs="Century Gothic"/>
           <w:b/>
           <w:bCs/>
           <w:color w:val="000000"/>
@@ -2711,7 +2506,6 @@
       </w:r>
       <w:r>
         <w:rPr>
-          <w:rFonts w:ascii="Century Gothic" w:eastAsia="Century Gothic" w:hAnsi="Century Gothic" w:cs="Century Gothic"/>
           <w:b/>
           <w:bCs/>
           <w:color w:val="000000"/>
@@ -2732,21 +2526,18 @@
         <w:ind w:left="380" w:hanging="283"/>
         <w:rPr>
           <w:rStyle w:val="Strong1"/>
-          <w:rFonts w:ascii="Century Gothic" w:eastAsia="Century Gothic" w:hAnsi="Century Gothic" w:cs="Century Gothic"/>
-          <w:color w:val="231F20"/>
-          <w:sz w:val="18"/>
-          <w:szCs w:val="18"/>
-        </w:rPr>
-      </w:pPr>
-      <w:r>
-        <w:rPr>
-          <w:rStyle w:val="Strong1"/>
-          <w:rFonts w:ascii="Century Gothic" w:eastAsia="Century Gothic" w:hAnsi="Century Gothic" w:cs="Century Gothic"/>
-          <w:color w:val="231F20"/>
-          <w:sz w:val="18"/>
-          <w:szCs w:val="18"/>
-        </w:rPr>
-        <w:lastRenderedPageBreak/>
+          <w:color w:val="231F20"/>
+          <w:sz w:val="18"/>
+          <w:szCs w:val="18"/>
+        </w:rPr>
+      </w:pPr>
+      <w:r>
+        <w:rPr>
+          <w:rStyle w:val="Strong1"/>
+          <w:color w:val="231F20"/>
+          <w:sz w:val="18"/>
+          <w:szCs w:val="18"/>
+        </w:rPr>
         <w:t>Led product turnaround for a subscription platform with a 75% annual cancellation rate, diagnosing root causes, reorienting strategy from feature delivery to retention and activation, and reducing churn to under 30% within the first year through targeted product and workflow redesign</w:t>
       </w:r>
     </w:p>
@@ -2761,20 +2552,19 @@
         <w:ind w:left="380" w:hanging="283"/>
         <w:rPr>
           <w:rStyle w:val="span"/>
-          <w:rFonts w:ascii="Century Gothic" w:eastAsia="Century Gothic" w:hAnsi="Century Gothic" w:cs="Century Gothic"/>
-          <w:color w:val="231F20"/>
-          <w:sz w:val="18"/>
-          <w:szCs w:val="18"/>
-        </w:rPr>
-      </w:pPr>
-      <w:r>
-        <w:rPr>
-          <w:rStyle w:val="Strong1"/>
-          <w:rFonts w:ascii="Century Gothic" w:eastAsia="Century Gothic" w:hAnsi="Century Gothic" w:cs="Century Gothic"/>
-          <w:color w:val="231F20"/>
-          <w:sz w:val="18"/>
-          <w:szCs w:val="18"/>
-        </w:rPr>
+          <w:color w:val="231F20"/>
+          <w:sz w:val="18"/>
+          <w:szCs w:val="18"/>
+        </w:rPr>
+      </w:pPr>
+      <w:r>
+        <w:rPr>
+          <w:rStyle w:val="Strong1"/>
+          <w:color w:val="231F20"/>
+          <w:sz w:val="18"/>
+          <w:szCs w:val="18"/>
+        </w:rPr>
+        <w:lastRenderedPageBreak/>
         <w:t>Established a data-driven product roadmap aligned to retention metrics and customer behavior signals, sustaining 10 to 12% annual subscription growth for three consecutive years and demonstrating durable product-market fit after the initial turnaround</w:t>
       </w:r>
     </w:p>
@@ -2813,14 +2603,12 @@
               <w:pStyle w:val="topborder"/>
               <w:rPr>
                 <w:rStyle w:val="displaycell"/>
-                <w:rFonts w:ascii="Century Gothic" w:eastAsia="Century Gothic" w:hAnsi="Century Gothic" w:cs="Century Gothic"/>
                 <w:color w:val="231F20"/>
               </w:rPr>
             </w:pPr>
             <w:r>
               <w:rPr>
                 <w:rStyle w:val="displaycell"/>
-                <w:rFonts w:ascii="Century Gothic" w:eastAsia="Century Gothic" w:hAnsi="Century Gothic" w:cs="Century Gothic"/>
                 <w:color w:val="231F20"/>
               </w:rPr>
               <w:t> </w:t>
@@ -2836,14 +2624,12 @@
           <w:bottom w:val="none" w:sz="0" w:space="5" w:color="auto"/>
         </w:pBdr>
         <w:rPr>
-          <w:rFonts w:ascii="Century Gothic" w:eastAsia="Century Gothic" w:hAnsi="Century Gothic" w:cs="Century Gothic"/>
           <w:b/>
           <w:bCs/>
         </w:rPr>
       </w:pPr>
       <w:r>
         <w:rPr>
-          <w:rFonts w:ascii="Century Gothic" w:eastAsia="Century Gothic" w:hAnsi="Century Gothic" w:cs="Century Gothic"/>
           <w:b/>
           <w:bCs/>
         </w:rPr>
@@ -2864,16 +2650,14 @@
         <w:ind w:left="380" w:hanging="283"/>
         <w:rPr>
           <w:rStyle w:val="Strong1"/>
-          <w:rFonts w:ascii="Century Gothic" w:eastAsia="Century Gothic" w:hAnsi="Century Gothic" w:cs="Century Gothic"/>
-          <w:color w:val="231F20"/>
-          <w:sz w:val="18"/>
-          <w:szCs w:val="18"/>
-        </w:rPr>
-      </w:pPr>
-      <w:r>
-        <w:rPr>
-          <w:rStyle w:val="Strong1"/>
-          <w:rFonts w:ascii="Century Gothic" w:eastAsia="Century Gothic" w:hAnsi="Century Gothic" w:cs="Century Gothic"/>
+          <w:color w:val="231F20"/>
+          <w:sz w:val="18"/>
+          <w:szCs w:val="18"/>
+        </w:rPr>
+      </w:pPr>
+      <w:r>
+        <w:rPr>
+          <w:rStyle w:val="Strong1"/>
           <w:b/>
           <w:bCs/>
           <w:color w:val="231F20"/>
@@ -2885,7 +2669,6 @@
       <w:r>
         <w:rPr>
           <w:rStyle w:val="Strong1"/>
-          <w:rFonts w:ascii="Century Gothic" w:eastAsia="Century Gothic" w:hAnsi="Century Gothic" w:cs="Century Gothic"/>
           <w:color w:val="231F20"/>
           <w:sz w:val="18"/>
           <w:szCs w:val="18"/>
@@ -2907,16 +2690,14 @@
         <w:ind w:left="380" w:hanging="283"/>
         <w:rPr>
           <w:rStyle w:val="Strong1"/>
-          <w:rFonts w:ascii="Century Gothic" w:eastAsia="Century Gothic" w:hAnsi="Century Gothic" w:cs="Century Gothic"/>
-          <w:color w:val="231F20"/>
-          <w:sz w:val="18"/>
-          <w:szCs w:val="18"/>
-        </w:rPr>
-      </w:pPr>
-      <w:r>
-        <w:rPr>
-          <w:rStyle w:val="Strong1"/>
-          <w:rFonts w:ascii="Century Gothic" w:eastAsia="Century Gothic" w:hAnsi="Century Gothic" w:cs="Century Gothic"/>
+          <w:color w:val="231F20"/>
+          <w:sz w:val="18"/>
+          <w:szCs w:val="18"/>
+        </w:rPr>
+      </w:pPr>
+      <w:r>
+        <w:rPr>
+          <w:rStyle w:val="Strong1"/>
           <w:b/>
           <w:bCs/>
           <w:color w:val="231F20"/>
@@ -2928,7 +2709,6 @@
       <w:r>
         <w:rPr>
           <w:rStyle w:val="Strong1"/>
-          <w:rFonts w:ascii="Century Gothic" w:eastAsia="Century Gothic" w:hAnsi="Century Gothic" w:cs="Century Gothic"/>
           <w:color w:val="231F20"/>
           <w:sz w:val="18"/>
           <w:szCs w:val="18"/>
@@ -2950,16 +2730,14 @@
         <w:ind w:left="380" w:hanging="283"/>
         <w:rPr>
           <w:rStyle w:val="Strong1"/>
-          <w:rFonts w:ascii="Century Gothic" w:eastAsia="Century Gothic" w:hAnsi="Century Gothic" w:cs="Century Gothic"/>
-          <w:color w:val="231F20"/>
-          <w:sz w:val="18"/>
-          <w:szCs w:val="18"/>
-        </w:rPr>
-      </w:pPr>
-      <w:r>
-        <w:rPr>
-          <w:rStyle w:val="Strong1"/>
-          <w:rFonts w:ascii="Century Gothic" w:eastAsia="Century Gothic" w:hAnsi="Century Gothic" w:cs="Century Gothic"/>
+          <w:color w:val="231F20"/>
+          <w:sz w:val="18"/>
+          <w:szCs w:val="18"/>
+        </w:rPr>
+      </w:pPr>
+      <w:r>
+        <w:rPr>
+          <w:rStyle w:val="Strong1"/>
           <w:b/>
           <w:bCs/>
           <w:color w:val="231F20"/>
@@ -2971,7 +2749,6 @@
       <w:r>
         <w:rPr>
           <w:rStyle w:val="Strong1"/>
-          <w:rFonts w:ascii="Century Gothic" w:eastAsia="Century Gothic" w:hAnsi="Century Gothic" w:cs="Century Gothic"/>
           <w:color w:val="231F20"/>
           <w:sz w:val="18"/>
           <w:szCs w:val="18"/>
@@ -2992,16 +2769,14 @@
         <w:spacing w:line="280" w:lineRule="atLeast"/>
         <w:ind w:left="380" w:hanging="283"/>
         <w:rPr>
-          <w:rFonts w:ascii="Century Gothic" w:eastAsia="Century Gothic" w:hAnsi="Century Gothic" w:cs="Century Gothic"/>
-          <w:color w:val="231F20"/>
-          <w:sz w:val="18"/>
-          <w:szCs w:val="18"/>
-        </w:rPr>
-      </w:pPr>
-      <w:r>
-        <w:rPr>
-          <w:rStyle w:val="Strong1"/>
-          <w:rFonts w:ascii="Century Gothic" w:eastAsia="Century Gothic" w:hAnsi="Century Gothic" w:cs="Century Gothic"/>
+          <w:color w:val="231F20"/>
+          <w:sz w:val="18"/>
+          <w:szCs w:val="18"/>
+        </w:rPr>
+      </w:pPr>
+      <w:r>
+        <w:rPr>
+          <w:rStyle w:val="Strong1"/>
           <w:b/>
           <w:bCs/>
           <w:color w:val="231F20"/>
@@ -3013,7 +2788,6 @@
       <w:r>
         <w:rPr>
           <w:rStyle w:val="Strong1"/>
-          <w:rFonts w:ascii="Century Gothic" w:eastAsia="Century Gothic" w:hAnsi="Century Gothic" w:cs="Century Gothic"/>
           <w:color w:val="231F20"/>
           <w:sz w:val="18"/>
           <w:szCs w:val="18"/>
@@ -3034,16 +2808,14 @@
         <w:spacing w:line="280" w:lineRule="atLeast"/>
         <w:ind w:left="380" w:hanging="283"/>
         <w:rPr>
-          <w:rFonts w:ascii="Century Gothic" w:eastAsia="Century Gothic" w:hAnsi="Century Gothic" w:cs="Century Gothic"/>
-          <w:color w:val="231F20"/>
-          <w:sz w:val="18"/>
-          <w:szCs w:val="18"/>
-        </w:rPr>
-      </w:pPr>
-      <w:r>
-        <w:rPr>
-          <w:rStyle w:val="Strong1"/>
-          <w:rFonts w:ascii="Century Gothic" w:eastAsia="Century Gothic" w:hAnsi="Century Gothic" w:cs="Century Gothic"/>
+          <w:color w:val="231F20"/>
+          <w:sz w:val="18"/>
+          <w:szCs w:val="18"/>
+        </w:rPr>
+      </w:pPr>
+      <w:r>
+        <w:rPr>
+          <w:rStyle w:val="Strong1"/>
           <w:b/>
           <w:bCs/>
           <w:color w:val="231F20"/>
@@ -3055,7 +2827,6 @@
       <w:r>
         <w:rPr>
           <w:rStyle w:val="Strong1"/>
-          <w:rFonts w:ascii="Century Gothic" w:eastAsia="Century Gothic" w:hAnsi="Century Gothic" w:cs="Century Gothic"/>
           <w:color w:val="231F20"/>
           <w:sz w:val="18"/>
           <w:szCs w:val="18"/>
@@ -3098,14 +2869,12 @@
               <w:pStyle w:val="topborder"/>
               <w:rPr>
                 <w:rStyle w:val="displaycell"/>
-                <w:rFonts w:ascii="Century Gothic" w:eastAsia="Century Gothic" w:hAnsi="Century Gothic" w:cs="Century Gothic"/>
                 <w:color w:val="231F20"/>
               </w:rPr>
             </w:pPr>
             <w:r>
               <w:rPr>
                 <w:rStyle w:val="displaycell"/>
-                <w:rFonts w:ascii="Century Gothic" w:eastAsia="Century Gothic" w:hAnsi="Century Gothic" w:cs="Century Gothic"/>
                 <w:color w:val="231F20"/>
               </w:rPr>
               <w:t> </w:t>
@@ -3121,14 +2890,12 @@
           <w:bottom w:val="none" w:sz="0" w:space="5" w:color="auto"/>
         </w:pBdr>
         <w:rPr>
-          <w:rFonts w:ascii="Century Gothic" w:eastAsia="Century Gothic" w:hAnsi="Century Gothic" w:cs="Century Gothic"/>
           <w:b/>
           <w:bCs/>
         </w:rPr>
       </w:pPr>
       <w:r>
         <w:rPr>
-          <w:rFonts w:ascii="Century Gothic" w:eastAsia="Century Gothic" w:hAnsi="Century Gothic" w:cs="Century Gothic"/>
           <w:b/>
           <w:bCs/>
         </w:rPr>
@@ -3149,16 +2916,14 @@
         <w:ind w:left="380" w:hanging="283"/>
         <w:rPr>
           <w:rStyle w:val="Strong1"/>
-          <w:rFonts w:ascii="Century Gothic" w:eastAsia="Century Gothic" w:hAnsi="Century Gothic" w:cs="Century Gothic"/>
-          <w:color w:val="231F20"/>
-          <w:sz w:val="18"/>
-          <w:szCs w:val="18"/>
-        </w:rPr>
-      </w:pPr>
-      <w:r>
-        <w:rPr>
-          <w:rStyle w:val="Strong1"/>
-          <w:rFonts w:ascii="Century Gothic" w:eastAsia="Century Gothic" w:hAnsi="Century Gothic" w:cs="Century Gothic"/>
+          <w:color w:val="231F20"/>
+          <w:sz w:val="18"/>
+          <w:szCs w:val="18"/>
+        </w:rPr>
+      </w:pPr>
+      <w:r>
+        <w:rPr>
+          <w:rStyle w:val="Strong1"/>
           <w:b/>
           <w:bCs/>
           <w:color w:val="231F20"/>
@@ -3170,7 +2935,6 @@
       <w:r>
         <w:rPr>
           <w:rStyle w:val="Strong1"/>
-          <w:rFonts w:ascii="Century Gothic" w:eastAsia="Century Gothic" w:hAnsi="Century Gothic" w:cs="Century Gothic"/>
           <w:color w:val="231F20"/>
           <w:sz w:val="18"/>
           <w:szCs w:val="18"/>
@@ -3192,16 +2956,14 @@
         <w:ind w:left="380" w:hanging="283"/>
         <w:rPr>
           <w:rStyle w:val="Strong1"/>
-          <w:rFonts w:ascii="Century Gothic" w:eastAsia="Century Gothic" w:hAnsi="Century Gothic" w:cs="Century Gothic"/>
-          <w:color w:val="231F20"/>
-          <w:sz w:val="18"/>
-          <w:szCs w:val="18"/>
-        </w:rPr>
-      </w:pPr>
-      <w:r>
-        <w:rPr>
-          <w:rStyle w:val="Strong1"/>
-          <w:rFonts w:ascii="Century Gothic" w:eastAsia="Century Gothic" w:hAnsi="Century Gothic" w:cs="Century Gothic"/>
+          <w:color w:val="231F20"/>
+          <w:sz w:val="18"/>
+          <w:szCs w:val="18"/>
+        </w:rPr>
+      </w:pPr>
+      <w:r>
+        <w:rPr>
+          <w:rStyle w:val="Strong1"/>
           <w:b/>
           <w:bCs/>
           <w:color w:val="231F20"/>
@@ -3213,7 +2975,6 @@
       <w:r>
         <w:rPr>
           <w:rStyle w:val="Strong1"/>
-          <w:rFonts w:ascii="Century Gothic" w:eastAsia="Century Gothic" w:hAnsi="Century Gothic" w:cs="Century Gothic"/>
           <w:color w:val="231F20"/>
           <w:sz w:val="18"/>
           <w:szCs w:val="18"/>
@@ -3235,16 +2996,14 @@
         <w:ind w:left="380" w:hanging="283"/>
         <w:rPr>
           <w:rStyle w:val="Strong1"/>
-          <w:rFonts w:ascii="Century Gothic" w:eastAsia="Century Gothic" w:hAnsi="Century Gothic" w:cs="Century Gothic"/>
-          <w:color w:val="231F20"/>
-          <w:sz w:val="18"/>
-          <w:szCs w:val="18"/>
-        </w:rPr>
-      </w:pPr>
-      <w:r>
-        <w:rPr>
-          <w:rStyle w:val="Strong1"/>
-          <w:rFonts w:ascii="Century Gothic" w:eastAsia="Century Gothic" w:hAnsi="Century Gothic" w:cs="Century Gothic"/>
+          <w:color w:val="231F20"/>
+          <w:sz w:val="18"/>
+          <w:szCs w:val="18"/>
+        </w:rPr>
+      </w:pPr>
+      <w:r>
+        <w:rPr>
+          <w:rStyle w:val="Strong1"/>
           <w:b/>
           <w:bCs/>
           <w:color w:val="231F20"/>
@@ -3256,7 +3015,6 @@
       <w:r>
         <w:rPr>
           <w:rStyle w:val="Strong1"/>
-          <w:rFonts w:ascii="Century Gothic" w:eastAsia="Century Gothic" w:hAnsi="Century Gothic" w:cs="Century Gothic"/>
           <w:color w:val="231F20"/>
           <w:sz w:val="18"/>
           <w:szCs w:val="18"/>
@@ -3277,16 +3035,14 @@
         <w:spacing w:line="280" w:lineRule="atLeast"/>
         <w:ind w:left="380" w:hanging="283"/>
         <w:rPr>
-          <w:rFonts w:ascii="Century Gothic" w:eastAsia="Century Gothic" w:hAnsi="Century Gothic" w:cs="Century Gothic"/>
-          <w:color w:val="231F20"/>
-          <w:sz w:val="18"/>
-          <w:szCs w:val="18"/>
-        </w:rPr>
-      </w:pPr>
-      <w:r>
-        <w:rPr>
-          <w:rStyle w:val="Strong1"/>
-          <w:rFonts w:ascii="Century Gothic" w:eastAsia="Century Gothic" w:hAnsi="Century Gothic" w:cs="Century Gothic"/>
+          <w:color w:val="231F20"/>
+          <w:sz w:val="18"/>
+          <w:szCs w:val="18"/>
+        </w:rPr>
+      </w:pPr>
+      <w:r>
+        <w:rPr>
+          <w:rStyle w:val="Strong1"/>
           <w:b/>
           <w:bCs/>
           <w:color w:val="231F20"/>
@@ -3298,7 +3054,6 @@
       <w:r>
         <w:rPr>
           <w:rStyle w:val="Strong1"/>
-          <w:rFonts w:ascii="Century Gothic" w:eastAsia="Century Gothic" w:hAnsi="Century Gothic" w:cs="Century Gothic"/>
           <w:color w:val="231F20"/>
           <w:sz w:val="18"/>
           <w:szCs w:val="18"/>
@@ -3341,14 +3096,12 @@
               <w:pStyle w:val="topborder"/>
               <w:rPr>
                 <w:rStyle w:val="displaycell"/>
-                <w:rFonts w:ascii="Century Gothic" w:eastAsia="Century Gothic" w:hAnsi="Century Gothic" w:cs="Century Gothic"/>
                 <w:color w:val="231F20"/>
               </w:rPr>
             </w:pPr>
             <w:r>
               <w:rPr>
                 <w:rStyle w:val="displaycell"/>
-                <w:rFonts w:ascii="Century Gothic" w:eastAsia="Century Gothic" w:hAnsi="Century Gothic" w:cs="Century Gothic"/>
                 <w:color w:val="231F20"/>
               </w:rPr>
               <w:t> </w:t>
@@ -3364,14 +3117,12 @@
           <w:bottom w:val="none" w:sz="0" w:space="5" w:color="auto"/>
         </w:pBdr>
         <w:rPr>
-          <w:rFonts w:ascii="Century Gothic" w:eastAsia="Century Gothic" w:hAnsi="Century Gothic" w:cs="Century Gothic"/>
           <w:b/>
           <w:bCs/>
         </w:rPr>
       </w:pPr>
       <w:r>
         <w:rPr>
-          <w:rFonts w:ascii="Century Gothic" w:eastAsia="Century Gothic" w:hAnsi="Century Gothic" w:cs="Century Gothic"/>
           <w:b/>
           <w:bCs/>
         </w:rPr>
@@ -3384,7 +3135,6 @@
         <w:spacing w:line="280" w:lineRule="atLeast"/>
         <w:rPr>
           <w:rStyle w:val="span"/>
-          <w:rFonts w:ascii="Century Gothic" w:eastAsia="Century Gothic" w:hAnsi="Century Gothic" w:cs="Century Gothic"/>
           <w:color w:val="231F20"/>
           <w:sz w:val="18"/>
           <w:szCs w:val="18"/>
@@ -3393,7 +3143,6 @@
       <w:r>
         <w:rPr>
           <w:rStyle w:val="span"/>
-          <w:rFonts w:ascii="Century Gothic" w:eastAsia="Century Gothic" w:hAnsi="Century Gothic" w:cs="Century Gothic"/>
           <w:b/>
           <w:bCs/>
           <w:color w:val="000000"/>
@@ -3405,7 +3154,6 @@
       <w:r>
         <w:rPr>
           <w:rStyle w:val="span"/>
-          <w:rFonts w:ascii="Century Gothic" w:eastAsia="Century Gothic" w:hAnsi="Century Gothic" w:cs="Century Gothic"/>
           <w:color w:val="000000"/>
           <w:sz w:val="18"/>
           <w:szCs w:val="18"/>
@@ -3415,7 +3163,6 @@
       <w:r>
         <w:rPr>
           <w:rStyle w:val="singlecolumnspanpaddedlinenth-child1"/>
-          <w:rFonts w:ascii="Century Gothic" w:eastAsia="Century Gothic" w:hAnsi="Century Gothic" w:cs="Century Gothic"/>
           <w:color w:val="000000"/>
           <w:sz w:val="18"/>
           <w:szCs w:val="18"/>
@@ -3425,7 +3172,6 @@
       <w:r>
         <w:rPr>
           <w:rStyle w:val="span"/>
-          <w:rFonts w:ascii="Century Gothic" w:eastAsia="Century Gothic" w:hAnsi="Century Gothic" w:cs="Century Gothic"/>
           <w:color w:val="231F20"/>
           <w:sz w:val="18"/>
           <w:szCs w:val="18"/>
@@ -3439,7 +3185,6 @@
         <w:spacing w:line="280" w:lineRule="atLeast"/>
         <w:rPr>
           <w:rStyle w:val="span"/>
-          <w:rFonts w:ascii="Century Gothic" w:eastAsia="Century Gothic" w:hAnsi="Century Gothic" w:cs="Century Gothic"/>
           <w:b/>
           <w:bCs/>
           <w:color w:val="000000"/>
@@ -3453,7 +3198,6 @@
         <w:pStyle w:val="divdocumentsinglecolumn"/>
         <w:spacing w:line="280" w:lineRule="atLeast"/>
         <w:rPr>
-          <w:rFonts w:ascii="Century Gothic" w:eastAsia="Century Gothic" w:hAnsi="Century Gothic" w:cs="Century Gothic"/>
           <w:color w:val="231F20"/>
           <w:sz w:val="18"/>
           <w:szCs w:val="18"/>
@@ -3462,7 +3206,6 @@
       <w:r>
         <w:rPr>
           <w:rStyle w:val="span"/>
-          <w:rFonts w:ascii="Century Gothic" w:eastAsia="Century Gothic" w:hAnsi="Century Gothic" w:cs="Century Gothic"/>
           <w:b/>
           <w:bCs/>
           <w:color w:val="000000"/>
@@ -3474,7 +3217,6 @@
       <w:r>
         <w:rPr>
           <w:rStyle w:val="span"/>
-          <w:rFonts w:ascii="Century Gothic" w:eastAsia="Century Gothic" w:hAnsi="Century Gothic" w:cs="Century Gothic"/>
           <w:color w:val="000000"/>
           <w:sz w:val="18"/>
           <w:szCs w:val="18"/>
@@ -3484,7 +3226,6 @@
       <w:r>
         <w:rPr>
           <w:rStyle w:val="singlecolumnspanpaddedlinenth-child1"/>
-          <w:rFonts w:ascii="Century Gothic" w:eastAsia="Century Gothic" w:hAnsi="Century Gothic" w:cs="Century Gothic"/>
           <w:color w:val="000000"/>
           <w:sz w:val="18"/>
           <w:szCs w:val="18"/>
@@ -3494,7 +3235,6 @@
       <w:r>
         <w:rPr>
           <w:rStyle w:val="span"/>
-          <w:rFonts w:ascii="Century Gothic" w:eastAsia="Century Gothic" w:hAnsi="Century Gothic" w:cs="Century Gothic"/>
           <w:color w:val="231F20"/>
           <w:sz w:val="18"/>
           <w:szCs w:val="18"/>
@@ -3537,14 +3277,12 @@
               <w:pStyle w:val="topborder"/>
               <w:rPr>
                 <w:rStyle w:val="displaycell"/>
-                <w:rFonts w:ascii="Century Gothic" w:eastAsia="Century Gothic" w:hAnsi="Century Gothic" w:cs="Century Gothic"/>
                 <w:color w:val="231F20"/>
               </w:rPr>
             </w:pPr>
             <w:r>
               <w:rPr>
                 <w:rStyle w:val="displaycell"/>
-                <w:rFonts w:ascii="Century Gothic" w:eastAsia="Century Gothic" w:hAnsi="Century Gothic" w:cs="Century Gothic"/>
                 <w:color w:val="231F20"/>
               </w:rPr>
               <w:t> </w:t>
@@ -3560,14 +3298,12 @@
           <w:bottom w:val="none" w:sz="0" w:space="5" w:color="auto"/>
         </w:pBdr>
         <w:rPr>
-          <w:rFonts w:ascii="Century Gothic" w:eastAsia="Century Gothic" w:hAnsi="Century Gothic" w:cs="Century Gothic"/>
           <w:b/>
           <w:bCs/>
         </w:rPr>
       </w:pPr>
       <w:r>
         <w:rPr>
-          <w:rFonts w:ascii="Century Gothic" w:eastAsia="Century Gothic" w:hAnsi="Century Gothic" w:cs="Century Gothic"/>
           <w:b/>
           <w:bCs/>
         </w:rPr>
@@ -3587,15 +3323,13 @@
         <w:spacing w:line="280" w:lineRule="atLeast"/>
         <w:ind w:left="380" w:hanging="283"/>
         <w:rPr>
-          <w:rFonts w:ascii="Century Gothic" w:eastAsia="Century Gothic" w:hAnsi="Century Gothic" w:cs="Century Gothic"/>
-          <w:color w:val="231F20"/>
-          <w:sz w:val="18"/>
-          <w:szCs w:val="18"/>
-        </w:rPr>
-      </w:pPr>
-      <w:r>
-        <w:rPr>
-          <w:rFonts w:ascii="Century Gothic" w:eastAsia="Century Gothic" w:hAnsi="Century Gothic" w:cs="Century Gothic"/>
+          <w:color w:val="231F20"/>
+          <w:sz w:val="18"/>
+          <w:szCs w:val="18"/>
+        </w:rPr>
+      </w:pPr>
+      <w:r>
+        <w:rPr>
           <w:color w:val="231F20"/>
           <w:sz w:val="18"/>
           <w:szCs w:val="18"/>
@@ -3613,15 +3347,13 @@
         <w:spacing w:line="280" w:lineRule="atLeast"/>
         <w:ind w:left="380" w:hanging="283"/>
         <w:rPr>
-          <w:rFonts w:ascii="Century Gothic" w:eastAsia="Century Gothic" w:hAnsi="Century Gothic" w:cs="Century Gothic"/>
-          <w:color w:val="231F20"/>
-          <w:sz w:val="18"/>
-          <w:szCs w:val="18"/>
-        </w:rPr>
-      </w:pPr>
-      <w:r>
-        <w:rPr>
-          <w:rFonts w:ascii="Century Gothic" w:eastAsia="Century Gothic" w:hAnsi="Century Gothic" w:cs="Century Gothic"/>
+          <w:color w:val="231F20"/>
+          <w:sz w:val="18"/>
+          <w:szCs w:val="18"/>
+        </w:rPr>
+      </w:pPr>
+      <w:r>
+        <w:rPr>
           <w:color w:val="231F20"/>
           <w:sz w:val="18"/>
           <w:szCs w:val="18"/>
@@ -3639,15 +3371,13 @@
         <w:spacing w:line="280" w:lineRule="atLeast"/>
         <w:ind w:left="380" w:hanging="283"/>
         <w:rPr>
-          <w:rFonts w:ascii="Century Gothic" w:eastAsia="Century Gothic" w:hAnsi="Century Gothic" w:cs="Century Gothic"/>
-          <w:color w:val="231F20"/>
-          <w:sz w:val="18"/>
-          <w:szCs w:val="18"/>
-        </w:rPr>
-      </w:pPr>
-      <w:r>
-        <w:rPr>
-          <w:rFonts w:ascii="Century Gothic" w:eastAsia="Century Gothic" w:hAnsi="Century Gothic" w:cs="Century Gothic"/>
+          <w:color w:val="231F20"/>
+          <w:sz w:val="18"/>
+          <w:szCs w:val="18"/>
+        </w:rPr>
+      </w:pPr>
+      <w:r>
+        <w:rPr>
           <w:color w:val="231F20"/>
           <w:sz w:val="18"/>
           <w:szCs w:val="18"/>
@@ -3665,15 +3395,13 @@
         <w:spacing w:line="280" w:lineRule="atLeast"/>
         <w:ind w:left="380" w:hanging="283"/>
         <w:rPr>
-          <w:rFonts w:ascii="Century Gothic" w:eastAsia="Century Gothic" w:hAnsi="Century Gothic" w:cs="Century Gothic"/>
-          <w:color w:val="231F20"/>
-          <w:sz w:val="18"/>
-          <w:szCs w:val="18"/>
-        </w:rPr>
-      </w:pPr>
-      <w:r>
-        <w:rPr>
-          <w:rFonts w:ascii="Century Gothic" w:eastAsia="Century Gothic" w:hAnsi="Century Gothic" w:cs="Century Gothic"/>
+          <w:color w:val="231F20"/>
+          <w:sz w:val="18"/>
+          <w:szCs w:val="18"/>
+        </w:rPr>
+      </w:pPr>
+      <w:r>
+        <w:rPr>
           <w:color w:val="231F20"/>
           <w:sz w:val="18"/>
           <w:szCs w:val="18"/>
@@ -3691,15 +3419,13 @@
         <w:spacing w:line="280" w:lineRule="atLeast"/>
         <w:ind w:left="380" w:hanging="283"/>
         <w:rPr>
-          <w:rFonts w:ascii="Century Gothic" w:eastAsia="Century Gothic" w:hAnsi="Century Gothic" w:cs="Century Gothic"/>
-          <w:color w:val="231F20"/>
-          <w:sz w:val="18"/>
-          <w:szCs w:val="18"/>
-        </w:rPr>
-      </w:pPr>
-      <w:r>
-        <w:rPr>
-          <w:rFonts w:ascii="Century Gothic" w:eastAsia="Century Gothic" w:hAnsi="Century Gothic" w:cs="Century Gothic"/>
+          <w:color w:val="231F20"/>
+          <w:sz w:val="18"/>
+          <w:szCs w:val="18"/>
+        </w:rPr>
+      </w:pPr>
+      <w:r>
+        <w:rPr>
           <w:color w:val="231F20"/>
           <w:sz w:val="18"/>
           <w:szCs w:val="18"/>
@@ -3717,15 +3443,13 @@
         <w:spacing w:line="280" w:lineRule="atLeast"/>
         <w:ind w:left="380" w:hanging="283"/>
         <w:rPr>
-          <w:rFonts w:ascii="Century Gothic" w:eastAsia="Century Gothic" w:hAnsi="Century Gothic" w:cs="Century Gothic"/>
-          <w:color w:val="231F20"/>
-          <w:sz w:val="18"/>
-          <w:szCs w:val="18"/>
-        </w:rPr>
-      </w:pPr>
-      <w:r>
-        <w:rPr>
-          <w:rFonts w:ascii="Century Gothic" w:eastAsia="Century Gothic" w:hAnsi="Century Gothic" w:cs="Century Gothic"/>
+          <w:color w:val="231F20"/>
+          <w:sz w:val="18"/>
+          <w:szCs w:val="18"/>
+        </w:rPr>
+      </w:pPr>
+      <w:r>
+        <w:rPr>
           <w:color w:val="231F20"/>
           <w:sz w:val="18"/>
           <w:szCs w:val="18"/>
@@ -3768,14 +3492,12 @@
               <w:pStyle w:val="topborder"/>
               <w:rPr>
                 <w:rStyle w:val="displaycell"/>
-                <w:rFonts w:ascii="Century Gothic" w:eastAsia="Century Gothic" w:hAnsi="Century Gothic" w:cs="Century Gothic"/>
                 <w:color w:val="231F20"/>
               </w:rPr>
             </w:pPr>
             <w:r>
               <w:rPr>
                 <w:rStyle w:val="displaycell"/>
-                <w:rFonts w:ascii="Century Gothic" w:eastAsia="Century Gothic" w:hAnsi="Century Gothic" w:cs="Century Gothic"/>
                 <w:color w:val="231F20"/>
               </w:rPr>
               <w:t> </w:t>
@@ -3791,14 +3513,12 @@
           <w:bottom w:val="none" w:sz="0" w:space="5" w:color="auto"/>
         </w:pBdr>
         <w:rPr>
-          <w:rFonts w:ascii="Century Gothic" w:eastAsia="Century Gothic" w:hAnsi="Century Gothic" w:cs="Century Gothic"/>
           <w:b/>
           <w:bCs/>
         </w:rPr>
       </w:pPr>
       <w:r>
         <w:rPr>
-          <w:rFonts w:ascii="Century Gothic" w:eastAsia="Century Gothic" w:hAnsi="Century Gothic" w:cs="Century Gothic"/>
           <w:b/>
           <w:bCs/>
         </w:rPr>
@@ -3818,19 +3538,17 @@
         <w:spacing w:line="280" w:lineRule="atLeast"/>
         <w:ind w:left="380" w:hanging="283"/>
         <w:rPr>
-          <w:rFonts w:ascii="Century Gothic" w:eastAsia="Century Gothic" w:hAnsi="Century Gothic" w:cs="Century Gothic"/>
-          <w:color w:val="231F20"/>
-          <w:sz w:val="18"/>
-          <w:szCs w:val="18"/>
-        </w:rPr>
-      </w:pPr>
-      <w:hyperlink r:id="rId8" w:history="1">
+          <w:color w:val="231F20"/>
+          <w:sz w:val="18"/>
+          <w:szCs w:val="18"/>
+        </w:rPr>
+      </w:pPr>
+      <w:hyperlink r:id="rId14" w:history="1">
         <w:r>
           <w:rPr>
-            <w:rFonts w:ascii="Century Gothic" w:eastAsia="Century Gothic" w:hAnsi="Century Gothic" w:cs="Century Gothic"/>
+            <w:color w:val="231F20"/>
             <w:sz w:val="18"/>
             <w:szCs w:val="18"/>
-            <w:color w:val="231F20"/>
             <w:u w:val="single"/>
           </w:rPr>
           <w:t>linkedin.com/in/clinton-pracher</w:t>
@@ -3850,19 +3568,17 @@
         <w:spacing w:line="280" w:lineRule="atLeast"/>
         <w:ind w:left="380" w:hanging="283"/>
         <w:rPr>
-          <w:rFonts w:ascii="Century Gothic" w:eastAsia="Century Gothic" w:hAnsi="Century Gothic" w:cs="Century Gothic"/>
-          <w:color w:val="231F20"/>
-          <w:sz w:val="18"/>
-          <w:szCs w:val="18"/>
-        </w:rPr>
-      </w:pPr>
-      <w:hyperlink r:id="rId19" w:history="1">
+          <w:color w:val="231F20"/>
+          <w:sz w:val="18"/>
+          <w:szCs w:val="18"/>
+        </w:rPr>
+      </w:pPr>
+      <w:hyperlink r:id="rId15" w:history="1">
         <w:r>
           <w:rPr>
-            <w:rFonts w:ascii="Century Gothic" w:eastAsia="Century Gothic" w:hAnsi="Century Gothic" w:cs="Century Gothic"/>
+            <w:color w:val="231F20"/>
             <w:sz w:val="18"/>
             <w:szCs w:val="18"/>
-            <w:color w:val="231F20"/>
             <w:u w:val="single"/>
           </w:rPr>
           <w:t>clintonpracher.com</w:t>
@@ -3870,8 +3586,8 @@
       </w:hyperlink>
     </w:p>
     <w:sectPr>
-      <w:headerReference w:type="default" r:id="rId13"/>
-      <w:footerReference w:type="default" r:id="rId14"/>
+      <w:headerReference w:type="default" r:id="rId16"/>
+      <w:footerReference w:type="default" r:id="rId17"/>
       <w:type w:val="continuous"/>
       <w:pgSz w:w="12240" w:h="15840"/>
       <w:pgMar w:top="400" w:right="840" w:bottom="400" w:left="840" w:header="0" w:footer="0" w:gutter="0"/>
@@ -3882,7 +3598,7 @@
 </file>
 
 <file path=word/endnotes.xml><?xml version="1.0" encoding="utf-8"?>
-<w:endnotes xmlns:wpc="http://schemas.microsoft.com/office/word/2010/wordprocessingCanvas" xmlns:cx="http://schemas.microsoft.com/office/drawing/2014/chartex" xmlns:cx1="http://schemas.microsoft.com/office/drawing/2015/9/8/chartex" xmlns:cx2="http://schemas.microsoft.com/office/drawing/2015/10/21/chartex" xmlns:cx3="http://schemas.microsoft.com/office/drawing/2016/5/9/chartex" xmlns:cx4="http://schemas.microsoft.com/office/drawing/2016/5/10/chartex" xmlns:cx5="http://schemas.microsoft.com/office/drawing/2016/5/11/chartex" xmlns:cx6="http://schemas.microsoft.com/office/drawing/2016/5/12/chartex" xmlns:cx7="http://schemas.microsoft.com/office/drawing/2016/5/13/chartex" xmlns:cx8="http://schemas.microsoft.com/office/drawing/2016/5/14/chartex" xmlns:mc="http://schemas.openxmlformats.org/markup-compatibility/2006" xmlns:m="http://schemas.openxmlformats.org/officeDocument/2006/math" xmlns:aink="http://schemas.microsoft.com/office/drawing/2016/ink" xmlns:am3d="http://schemas.microsoft.com/office/drawing/2017/model3d" xmlns:oel="http://schemas.microsoft.com/office/2019/extlst" xmlns:r="http://schemas.openxmlformats.org/officeDocument/2006/relationships" xmlns:wp14="http://schemas.microsoft.com/office/word/2010/wordprocessingDrawing" xmlns:wp="http://schemas.openxmlformats.org/drawingml/2006/wordprocessingDrawing" xmlns:wpg="http://schemas.microsoft.com/office/word/2010/wordprocessingGroup" xmlns:wpi="http://schemas.microsoft.com/office/word/2010/wordprocessingInk" xmlns:wps="http://schemas.microsoft.com/office/word/2010/wordprocessingShape" xmlns:o="urn:schemas-microsoft-com:office:office" xmlns:v="urn:schemas-microsoft-com:vml" xmlns:w10="urn:schemas-microsoft-com:office:word" xmlns:w="http://schemas.openxmlformats.org/wordprocessingml/2006/main" xmlns:w14="http://schemas.microsoft.com/office/word/2010/wordml" xmlns:w15="http://schemas.microsoft.com/office/word/2012/wordml" xmlns:w16cei="http://schemas.microsoft.com/office/word/2026/wordml/cei" xmlns:w16cex="http://schemas.microsoft.com/office/word/2018/wordml/cex" xmlns:w16cid="http://schemas.microsoft.com/office/word/2016/wordml/cid" xmlns:w16="http://schemas.microsoft.com/office/word/2018/wordml" xmlns:w16sdtdh="http://schemas.microsoft.com/office/word/2020/wordml/sdtdatahash" xmlns:w16sdtfl="http://schemas.microsoft.com/office/word/2024/wordml/sdtformatlock" xmlns:w16se="http://schemas.microsoft.com/office/word/2015/wordml/symex" xmlns:w16du="http://schemas.microsoft.com/office/word/2023/wordml/word16du" xmlns:wne="http://schemas.microsoft.com/office/word/2006/wordml" mc:Ignorable="w14 w15 w16se w16cid w16 w16cex w16sdtdh w16sdtfl w16du wp14">
+<w:endnotes xmlns:wpc="http://schemas.microsoft.com/office/word/2010/wordprocessingCanvas" xmlns:cx="http://schemas.microsoft.com/office/drawing/2014/chartex" xmlns:cx1="http://schemas.microsoft.com/office/drawing/2015/9/8/chartex" xmlns:cx2="http://schemas.microsoft.com/office/drawing/2015/10/21/chartex" xmlns:cx3="http://schemas.microsoft.com/office/drawing/2016/5/9/chartex" xmlns:cx4="http://schemas.microsoft.com/office/drawing/2016/5/10/chartex" xmlns:cx5="http://schemas.microsoft.com/office/drawing/2016/5/11/chartex" xmlns:cx6="http://schemas.microsoft.com/office/drawing/2016/5/12/chartex" xmlns:cx7="http://schemas.microsoft.com/office/drawing/2016/5/13/chartex" xmlns:cx8="http://schemas.microsoft.com/office/drawing/2016/5/14/chartex" xmlns:mc="http://schemas.openxmlformats.org/markup-compatibility/2006" xmlns:m="http://schemas.openxmlformats.org/officeDocument/2006/math" xmlns:aink="http://schemas.microsoft.com/office/drawing/2016/ink" xmlns:am3d="http://schemas.microsoft.com/office/drawing/2017/model3d" xmlns:oel="http://schemas.microsoft.com/office/2019/extlst" xmlns:r="http://schemas.openxmlformats.org/officeDocument/2006/relationships" xmlns:wp14="http://schemas.microsoft.com/office/word/2010/wordprocessingDrawing" xmlns:wp="http://schemas.openxmlformats.org/drawingml/2006/wordprocessingDrawing" xmlns:wpg="http://schemas.microsoft.com/office/word/2010/wordprocessingGroup" xmlns:wpi="http://schemas.microsoft.com/office/word/2010/wordprocessingInk" xmlns:wps="http://schemas.microsoft.com/office/word/2010/wordprocessingShape" xmlns:o="urn:schemas-microsoft-com:office:office" xmlns:v="urn:schemas-microsoft-com:vml" xmlns:w10="urn:schemas-microsoft-com:office:word" xmlns:w="http://schemas.openxmlformats.org/wordprocessingml/2006/main" xmlns:w14="http://schemas.microsoft.com/office/word/2010/wordml" xmlns:w15="http://schemas.microsoft.com/office/word/2012/wordml" xmlns:w16cex="http://schemas.microsoft.com/office/word/2018/wordml/cex" xmlns:w16cid="http://schemas.microsoft.com/office/word/2016/wordml/cid" xmlns:w16="http://schemas.microsoft.com/office/word/2018/wordml" xmlns:w16sdtdh="http://schemas.microsoft.com/office/word/2020/wordml/sdtdatahash" xmlns:w16sdtfl="http://schemas.microsoft.com/office/word/2024/wordml/sdtformatlock" xmlns:w16se="http://schemas.microsoft.com/office/word/2015/wordml/symex" xmlns:w16du="http://schemas.microsoft.com/office/word/2023/wordml/word16du" xmlns:wne="http://schemas.microsoft.com/office/word/2006/wordml" mc:Ignorable="w14 w15 w16se w16cid w16 w16cex w16sdtdh w16sdtfl w16du wp14">
   <w:endnote w:type="separator" w:id="-1">
     <w:p>
       <w:pPr>
@@ -3907,7 +3623,7 @@
 </file>
 
 <file path=word/footer1.xml><?xml version="1.0" encoding="utf-8"?>
-<w:ftr xmlns:wpc="http://schemas.microsoft.com/office/word/2010/wordprocessingCanvas" xmlns:cx="http://schemas.microsoft.com/office/drawing/2014/chartex" xmlns:cx1="http://schemas.microsoft.com/office/drawing/2015/9/8/chartex" xmlns:cx2="http://schemas.microsoft.com/office/drawing/2015/10/21/chartex" xmlns:cx3="http://schemas.microsoft.com/office/drawing/2016/5/9/chartex" xmlns:cx4="http://schemas.microsoft.com/office/drawing/2016/5/10/chartex" xmlns:cx5="http://schemas.microsoft.com/office/drawing/2016/5/11/chartex" xmlns:cx6="http://schemas.microsoft.com/office/drawing/2016/5/12/chartex" xmlns:cx7="http://schemas.microsoft.com/office/drawing/2016/5/13/chartex" xmlns:cx8="http://schemas.microsoft.com/office/drawing/2016/5/14/chartex" xmlns:mc="http://schemas.openxmlformats.org/markup-compatibility/2006" xmlns:m="http://schemas.openxmlformats.org/officeDocument/2006/math" xmlns:aink="http://schemas.microsoft.com/office/drawing/2016/ink" xmlns:am3d="http://schemas.microsoft.com/office/drawing/2017/model3d" xmlns:oel="http://schemas.microsoft.com/office/2019/extlst" xmlns:r="http://schemas.openxmlformats.org/officeDocument/2006/relationships" xmlns:wp14="http://schemas.microsoft.com/office/word/2010/wordprocessingDrawing" xmlns:wp="http://schemas.openxmlformats.org/drawingml/2006/wordprocessingDrawing" xmlns:wpg="http://schemas.microsoft.com/office/word/2010/wordprocessingGroup" xmlns:wpi="http://schemas.microsoft.com/office/word/2010/wordprocessingInk" xmlns:wps="http://schemas.microsoft.com/office/word/2010/wordprocessingShape" xmlns:o="urn:schemas-microsoft-com:office:office" xmlns:v="urn:schemas-microsoft-com:vml" xmlns:w10="urn:schemas-microsoft-com:office:word" xmlns:w="http://schemas.openxmlformats.org/wordprocessingml/2006/main" xmlns:w14="http://schemas.microsoft.com/office/word/2010/wordml" xmlns:w15="http://schemas.microsoft.com/office/word/2012/wordml" xmlns:w16cei="http://schemas.microsoft.com/office/word/2026/wordml/cei" xmlns:w16cex="http://schemas.microsoft.com/office/word/2018/wordml/cex" xmlns:w16cid="http://schemas.microsoft.com/office/word/2016/wordml/cid" xmlns:w16="http://schemas.microsoft.com/office/word/2018/wordml" xmlns:w16sdtdh="http://schemas.microsoft.com/office/word/2020/wordml/sdtdatahash" xmlns:w16sdtfl="http://schemas.microsoft.com/office/word/2024/wordml/sdtformatlock" xmlns:w16se="http://schemas.microsoft.com/office/word/2015/wordml/symex" xmlns:w16du="http://schemas.microsoft.com/office/word/2023/wordml/word16du" xmlns:wne="http://schemas.microsoft.com/office/word/2006/wordml" mc:Ignorable="w14 w15 w16se w16cid w16 w16cex w16sdtdh w16sdtfl w16du wp14">
+<w:ftr xmlns:wpc="http://schemas.microsoft.com/office/word/2010/wordprocessingCanvas" xmlns:cx="http://schemas.microsoft.com/office/drawing/2014/chartex" xmlns:cx1="http://schemas.microsoft.com/office/drawing/2015/9/8/chartex" xmlns:cx2="http://schemas.microsoft.com/office/drawing/2015/10/21/chartex" xmlns:cx3="http://schemas.microsoft.com/office/drawing/2016/5/9/chartex" xmlns:cx4="http://schemas.microsoft.com/office/drawing/2016/5/10/chartex" xmlns:cx5="http://schemas.microsoft.com/office/drawing/2016/5/11/chartex" xmlns:cx6="http://schemas.microsoft.com/office/drawing/2016/5/12/chartex" xmlns:cx7="http://schemas.microsoft.com/office/drawing/2016/5/13/chartex" xmlns:cx8="http://schemas.microsoft.com/office/drawing/2016/5/14/chartex" xmlns:mc="http://schemas.openxmlformats.org/markup-compatibility/2006" xmlns:m="http://schemas.openxmlformats.org/officeDocument/2006/math" xmlns:aink="http://schemas.microsoft.com/office/drawing/2016/ink" xmlns:am3d="http://schemas.microsoft.com/office/drawing/2017/model3d" xmlns:oel="http://schemas.microsoft.com/office/2019/extlst" xmlns:r="http://schemas.openxmlformats.org/officeDocument/2006/relationships" xmlns:wp14="http://schemas.microsoft.com/office/word/2010/wordprocessingDrawing" xmlns:wp="http://schemas.openxmlformats.org/drawingml/2006/wordprocessingDrawing" xmlns:wpg="http://schemas.microsoft.com/office/word/2010/wordprocessingGroup" xmlns:wpi="http://schemas.microsoft.com/office/word/2010/wordprocessingInk" xmlns:wps="http://schemas.microsoft.com/office/word/2010/wordprocessingShape" xmlns:o="urn:schemas-microsoft-com:office:office" xmlns:v="urn:schemas-microsoft-com:vml" xmlns:w10="urn:schemas-microsoft-com:office:word" xmlns:w="http://schemas.openxmlformats.org/wordprocessingml/2006/main" xmlns:w14="http://schemas.microsoft.com/office/word/2010/wordml" xmlns:w15="http://schemas.microsoft.com/office/word/2012/wordml" xmlns:w16cex="http://schemas.microsoft.com/office/word/2018/wordml/cex" xmlns:w16cid="http://schemas.microsoft.com/office/word/2016/wordml/cid" xmlns:w16="http://schemas.microsoft.com/office/word/2018/wordml" xmlns:w16sdtdh="http://schemas.microsoft.com/office/word/2020/wordml/sdtdatahash" xmlns:w16sdtfl="http://schemas.microsoft.com/office/word/2024/wordml/sdtformatlock" xmlns:w16se="http://schemas.microsoft.com/office/word/2015/wordml/symex" xmlns:w16du="http://schemas.microsoft.com/office/word/2023/wordml/word16du" xmlns:wne="http://schemas.microsoft.com/office/word/2006/wordml" mc:Ignorable="w14 w15 w16se w16cid w16 w16cex w16sdtdh w16sdtfl w16du wp14">
   <w:p>
     <w:pPr>
       <w:spacing w:line="20" w:lineRule="auto"/>
@@ -3924,7 +3640,7 @@
 </file>
 
 <file path=word/footer2.xml><?xml version="1.0" encoding="utf-8"?>
-<w:ftr xmlns:wpc="http://schemas.microsoft.com/office/word/2010/wordprocessingCanvas" xmlns:cx="http://schemas.microsoft.com/office/drawing/2014/chartex" xmlns:cx1="http://schemas.microsoft.com/office/drawing/2015/9/8/chartex" xmlns:cx2="http://schemas.microsoft.com/office/drawing/2015/10/21/chartex" xmlns:cx3="http://schemas.microsoft.com/office/drawing/2016/5/9/chartex" xmlns:cx4="http://schemas.microsoft.com/office/drawing/2016/5/10/chartex" xmlns:cx5="http://schemas.microsoft.com/office/drawing/2016/5/11/chartex" xmlns:cx6="http://schemas.microsoft.com/office/drawing/2016/5/12/chartex" xmlns:cx7="http://schemas.microsoft.com/office/drawing/2016/5/13/chartex" xmlns:cx8="http://schemas.microsoft.com/office/drawing/2016/5/14/chartex" xmlns:mc="http://schemas.openxmlformats.org/markup-compatibility/2006" xmlns:m="http://schemas.openxmlformats.org/officeDocument/2006/math" xmlns:aink="http://schemas.microsoft.com/office/drawing/2016/ink" xmlns:am3d="http://schemas.microsoft.com/office/drawing/2017/model3d" xmlns:oel="http://schemas.microsoft.com/office/2019/extlst" xmlns:r="http://schemas.openxmlformats.org/officeDocument/2006/relationships" xmlns:wp14="http://schemas.microsoft.com/office/word/2010/wordprocessingDrawing" xmlns:wp="http://schemas.openxmlformats.org/drawingml/2006/wordprocessingDrawing" xmlns:wpg="http://schemas.microsoft.com/office/word/2010/wordprocessingGroup" xmlns:wpi="http://schemas.microsoft.com/office/word/2010/wordprocessingInk" xmlns:wps="http://schemas.microsoft.com/office/word/2010/wordprocessingShape" xmlns:o="urn:schemas-microsoft-com:office:office" xmlns:v="urn:schemas-microsoft-com:vml" xmlns:w10="urn:schemas-microsoft-com:office:word" xmlns:w="http://schemas.openxmlformats.org/wordprocessingml/2006/main" xmlns:w14="http://schemas.microsoft.com/office/word/2010/wordml" xmlns:w15="http://schemas.microsoft.com/office/word/2012/wordml" xmlns:w16cei="http://schemas.microsoft.com/office/word/2026/wordml/cei" xmlns:w16cex="http://schemas.microsoft.com/office/word/2018/wordml/cex" xmlns:w16cid="http://schemas.microsoft.com/office/word/2016/wordml/cid" xmlns:w16="http://schemas.microsoft.com/office/word/2018/wordml" xmlns:w16sdtdh="http://schemas.microsoft.com/office/word/2020/wordml/sdtdatahash" xmlns:w16sdtfl="http://schemas.microsoft.com/office/word/2024/wordml/sdtformatlock" xmlns:w16se="http://schemas.microsoft.com/office/word/2015/wordml/symex" xmlns:w16du="http://schemas.microsoft.com/office/word/2023/wordml/word16du" xmlns:wne="http://schemas.microsoft.com/office/word/2006/wordml" mc:Ignorable="w14 w15 w16se w16cid w16 w16cex w16sdtdh w16sdtfl w16du wp14">
+<w:ftr xmlns:wpc="http://schemas.microsoft.com/office/word/2010/wordprocessingCanvas" xmlns:cx="http://schemas.microsoft.com/office/drawing/2014/chartex" xmlns:cx1="http://schemas.microsoft.com/office/drawing/2015/9/8/chartex" xmlns:cx2="http://schemas.microsoft.com/office/drawing/2015/10/21/chartex" xmlns:cx3="http://schemas.microsoft.com/office/drawing/2016/5/9/chartex" xmlns:cx4="http://schemas.microsoft.com/office/drawing/2016/5/10/chartex" xmlns:cx5="http://schemas.microsoft.com/office/drawing/2016/5/11/chartex" xmlns:cx6="http://schemas.microsoft.com/office/drawing/2016/5/12/chartex" xmlns:cx7="http://schemas.microsoft.com/office/drawing/2016/5/13/chartex" xmlns:cx8="http://schemas.microsoft.com/office/drawing/2016/5/14/chartex" xmlns:mc="http://schemas.openxmlformats.org/markup-compatibility/2006" xmlns:m="http://schemas.openxmlformats.org/officeDocument/2006/math" xmlns:aink="http://schemas.microsoft.com/office/drawing/2016/ink" xmlns:am3d="http://schemas.microsoft.com/office/drawing/2017/model3d" xmlns:oel="http://schemas.microsoft.com/office/2019/extlst" xmlns:r="http://schemas.openxmlformats.org/officeDocument/2006/relationships" xmlns:wp14="http://schemas.microsoft.com/office/word/2010/wordprocessingDrawing" xmlns:wp="http://schemas.openxmlformats.org/drawingml/2006/wordprocessingDrawing" xmlns:wpg="http://schemas.microsoft.com/office/word/2010/wordprocessingGroup" xmlns:wpi="http://schemas.microsoft.com/office/word/2010/wordprocessingInk" xmlns:wps="http://schemas.microsoft.com/office/word/2010/wordprocessingShape" xmlns:o="urn:schemas-microsoft-com:office:office" xmlns:v="urn:schemas-microsoft-com:vml" xmlns:w10="urn:schemas-microsoft-com:office:word" xmlns:w="http://schemas.openxmlformats.org/wordprocessingml/2006/main" xmlns:w14="http://schemas.microsoft.com/office/word/2010/wordml" xmlns:w15="http://schemas.microsoft.com/office/word/2012/wordml" xmlns:w16cex="http://schemas.microsoft.com/office/word/2018/wordml/cex" xmlns:w16cid="http://schemas.microsoft.com/office/word/2016/wordml/cid" xmlns:w16="http://schemas.microsoft.com/office/word/2018/wordml" xmlns:w16sdtdh="http://schemas.microsoft.com/office/word/2020/wordml/sdtdatahash" xmlns:w16sdtfl="http://schemas.microsoft.com/office/word/2024/wordml/sdtformatlock" xmlns:w16se="http://schemas.microsoft.com/office/word/2015/wordml/symex" xmlns:w16du="http://schemas.microsoft.com/office/word/2023/wordml/word16du" xmlns:wne="http://schemas.microsoft.com/office/word/2006/wordml" mc:Ignorable="w14 w15 w16se w16cid w16 w16cex w16sdtdh w16sdtfl w16du wp14">
   <w:p>
     <w:pPr>
       <w:spacing w:line="20" w:lineRule="auto"/>
@@ -3941,7 +3657,7 @@
 </file>
 
 <file path=word/footnotes.xml><?xml version="1.0" encoding="utf-8"?>
-<w:footnotes xmlns:wpc="http://schemas.microsoft.com/office/word/2010/wordprocessingCanvas" xmlns:cx="http://schemas.microsoft.com/office/drawing/2014/chartex" xmlns:cx1="http://schemas.microsoft.com/office/drawing/2015/9/8/chartex" xmlns:cx2="http://schemas.microsoft.com/office/drawing/2015/10/21/chartex" xmlns:cx3="http://schemas.microsoft.com/office/drawing/2016/5/9/chartex" xmlns:cx4="http://schemas.microsoft.com/office/drawing/2016/5/10/chartex" xmlns:cx5="http://schemas.microsoft.com/office/drawing/2016/5/11/chartex" xmlns:cx6="http://schemas.microsoft.com/office/drawing/2016/5/12/chartex" xmlns:cx7="http://schemas.microsoft.com/office/drawing/2016/5/13/chartex" xmlns:cx8="http://schemas.microsoft.com/office/drawing/2016/5/14/chartex" xmlns:mc="http://schemas.openxmlformats.org/markup-compatibility/2006" xmlns:m="http://schemas.openxmlformats.org/officeDocument/2006/math" xmlns:aink="http://schemas.microsoft.com/office/drawing/2016/ink" xmlns:am3d="http://schemas.microsoft.com/office/drawing/2017/model3d" xmlns:oel="http://schemas.microsoft.com/office/2019/extlst" xmlns:r="http://schemas.openxmlformats.org/officeDocument/2006/relationships" xmlns:wp14="http://schemas.microsoft.com/office/word/2010/wordprocessingDrawing" xmlns:wp="http://schemas.openxmlformats.org/drawingml/2006/wordprocessingDrawing" xmlns:wpg="http://schemas.microsoft.com/office/word/2010/wordprocessingGroup" xmlns:wpi="http://schemas.microsoft.com/office/word/2010/wordprocessingInk" xmlns:wps="http://schemas.microsoft.com/office/word/2010/wordprocessingShape" xmlns:o="urn:schemas-microsoft-com:office:office" xmlns:v="urn:schemas-microsoft-com:vml" xmlns:w10="urn:schemas-microsoft-com:office:word" xmlns:w="http://schemas.openxmlformats.org/wordprocessingml/2006/main" xmlns:w14="http://schemas.microsoft.com/office/word/2010/wordml" xmlns:w15="http://schemas.microsoft.com/office/word/2012/wordml" xmlns:w16cei="http://schemas.microsoft.com/office/word/2026/wordml/cei" xmlns:w16cex="http://schemas.microsoft.com/office/word/2018/wordml/cex" xmlns:w16cid="http://schemas.microsoft.com/office/word/2016/wordml/cid" xmlns:w16="http://schemas.microsoft.com/office/word/2018/wordml" xmlns:w16sdtdh="http://schemas.microsoft.com/office/word/2020/wordml/sdtdatahash" xmlns:w16sdtfl="http://schemas.microsoft.com/office/word/2024/wordml/sdtformatlock" xmlns:w16se="http://schemas.microsoft.com/office/word/2015/wordml/symex" xmlns:w16du="http://schemas.microsoft.com/office/word/2023/wordml/word16du" xmlns:wne="http://schemas.microsoft.com/office/word/2006/wordml" mc:Ignorable="w14 w15 w16se w16cid w16 w16cex w16sdtdh w16sdtfl w16du wp14">
+<w:footnotes xmlns:wpc="http://schemas.microsoft.com/office/word/2010/wordprocessingCanvas" xmlns:cx="http://schemas.microsoft.com/office/drawing/2014/chartex" xmlns:cx1="http://schemas.microsoft.com/office/drawing/2015/9/8/chartex" xmlns:cx2="http://schemas.microsoft.com/office/drawing/2015/10/21/chartex" xmlns:cx3="http://schemas.microsoft.com/office/drawing/2016/5/9/chartex" xmlns:cx4="http://schemas.microsoft.com/office/drawing/2016/5/10/chartex" xmlns:cx5="http://schemas.microsoft.com/office/drawing/2016/5/11/chartex" xmlns:cx6="http://schemas.microsoft.com/office/drawing/2016/5/12/chartex" xmlns:cx7="http://schemas.microsoft.com/office/drawing/2016/5/13/chartex" xmlns:cx8="http://schemas.microsoft.com/office/drawing/2016/5/14/chartex" xmlns:mc="http://schemas.openxmlformats.org/markup-compatibility/2006" xmlns:m="http://schemas.openxmlformats.org/officeDocument/2006/math" xmlns:aink="http://schemas.microsoft.com/office/drawing/2016/ink" xmlns:am3d="http://schemas.microsoft.com/office/drawing/2017/model3d" xmlns:oel="http://schemas.microsoft.com/office/2019/extlst" xmlns:r="http://schemas.openxmlformats.org/officeDocument/2006/relationships" xmlns:wp14="http://schemas.microsoft.com/office/word/2010/wordprocessingDrawing" xmlns:wp="http://schemas.openxmlformats.org/drawingml/2006/wordprocessingDrawing" xmlns:wpg="http://schemas.microsoft.com/office/word/2010/wordprocessingGroup" xmlns:wpi="http://schemas.microsoft.com/office/word/2010/wordprocessingInk" xmlns:wps="http://schemas.microsoft.com/office/word/2010/wordprocessingShape" xmlns:o="urn:schemas-microsoft-com:office:office" xmlns:v="urn:schemas-microsoft-com:vml" xmlns:w10="urn:schemas-microsoft-com:office:word" xmlns:w="http://schemas.openxmlformats.org/wordprocessingml/2006/main" xmlns:w14="http://schemas.microsoft.com/office/word/2010/wordml" xmlns:w15="http://schemas.microsoft.com/office/word/2012/wordml" xmlns:w16cex="http://schemas.microsoft.com/office/word/2018/wordml/cex" xmlns:w16cid="http://schemas.microsoft.com/office/word/2016/wordml/cid" xmlns:w16="http://schemas.microsoft.com/office/word/2018/wordml" xmlns:w16sdtdh="http://schemas.microsoft.com/office/word/2020/wordml/sdtdatahash" xmlns:w16sdtfl="http://schemas.microsoft.com/office/word/2024/wordml/sdtformatlock" xmlns:w16se="http://schemas.microsoft.com/office/word/2015/wordml/symex" xmlns:w16du="http://schemas.microsoft.com/office/word/2023/wordml/word16du" xmlns:wne="http://schemas.microsoft.com/office/word/2006/wordml" mc:Ignorable="w14 w15 w16se w16cid w16 w16cex w16sdtdh w16sdtfl w16du wp14">
   <w:footnote w:type="separator" w:id="-1">
     <w:p>
       <w:pPr>
@@ -3966,7 +3682,7 @@
 </file>
 
 <file path=word/header1.xml><?xml version="1.0" encoding="utf-8"?>
-<w:hdr xmlns:wpc="http://schemas.microsoft.com/office/word/2010/wordprocessingCanvas" xmlns:cx="http://schemas.microsoft.com/office/drawing/2014/chartex" xmlns:cx1="http://schemas.microsoft.com/office/drawing/2015/9/8/chartex" xmlns:cx2="http://schemas.microsoft.com/office/drawing/2015/10/21/chartex" xmlns:cx3="http://schemas.microsoft.com/office/drawing/2016/5/9/chartex" xmlns:cx4="http://schemas.microsoft.com/office/drawing/2016/5/10/chartex" xmlns:cx5="http://schemas.microsoft.com/office/drawing/2016/5/11/chartex" xmlns:cx6="http://schemas.microsoft.com/office/drawing/2016/5/12/chartex" xmlns:cx7="http://schemas.microsoft.com/office/drawing/2016/5/13/chartex" xmlns:cx8="http://schemas.microsoft.com/office/drawing/2016/5/14/chartex" xmlns:mc="http://schemas.openxmlformats.org/markup-compatibility/2006" xmlns:m="http://schemas.openxmlformats.org/officeDocument/2006/math" xmlns:aink="http://schemas.microsoft.com/office/drawing/2016/ink" xmlns:am3d="http://schemas.microsoft.com/office/drawing/2017/model3d" xmlns:oel="http://schemas.microsoft.com/office/2019/extlst" xmlns:r="http://schemas.openxmlformats.org/officeDocument/2006/relationships" xmlns:wp14="http://schemas.microsoft.com/office/word/2010/wordprocessingDrawing" xmlns:wp="http://schemas.openxmlformats.org/drawingml/2006/wordprocessingDrawing" xmlns:wpg="http://schemas.microsoft.com/office/word/2010/wordprocessingGroup" xmlns:wpi="http://schemas.microsoft.com/office/word/2010/wordprocessingInk" xmlns:wps="http://schemas.microsoft.com/office/word/2010/wordprocessingShape" xmlns:o="urn:schemas-microsoft-com:office:office" xmlns:v="urn:schemas-microsoft-com:vml" xmlns:w10="urn:schemas-microsoft-com:office:word" xmlns:w="http://schemas.openxmlformats.org/wordprocessingml/2006/main" xmlns:w14="http://schemas.microsoft.com/office/word/2010/wordml" xmlns:w15="http://schemas.microsoft.com/office/word/2012/wordml" xmlns:w16cei="http://schemas.microsoft.com/office/word/2026/wordml/cei" xmlns:w16cex="http://schemas.microsoft.com/office/word/2018/wordml/cex" xmlns:w16cid="http://schemas.microsoft.com/office/word/2016/wordml/cid" xmlns:w16="http://schemas.microsoft.com/office/word/2018/wordml" xmlns:w16sdtdh="http://schemas.microsoft.com/office/word/2020/wordml/sdtdatahash" xmlns:w16sdtfl="http://schemas.microsoft.com/office/word/2024/wordml/sdtformatlock" xmlns:w16se="http://schemas.microsoft.com/office/word/2015/wordml/symex" xmlns:w16du="http://schemas.microsoft.com/office/word/2023/wordml/word16du" xmlns:wne="http://schemas.microsoft.com/office/word/2006/wordml" mc:Ignorable="w14 w15 w16se w16cid w16 w16cex w16sdtdh w16sdtfl w16du wp14">
+<w:hdr xmlns:wpc="http://schemas.microsoft.com/office/word/2010/wordprocessingCanvas" xmlns:cx="http://schemas.microsoft.com/office/drawing/2014/chartex" xmlns:cx1="http://schemas.microsoft.com/office/drawing/2015/9/8/chartex" xmlns:cx2="http://schemas.microsoft.com/office/drawing/2015/10/21/chartex" xmlns:cx3="http://schemas.microsoft.com/office/drawing/2016/5/9/chartex" xmlns:cx4="http://schemas.microsoft.com/office/drawing/2016/5/10/chartex" xmlns:cx5="http://schemas.microsoft.com/office/drawing/2016/5/11/chartex" xmlns:cx6="http://schemas.microsoft.com/office/drawing/2016/5/12/chartex" xmlns:cx7="http://schemas.microsoft.com/office/drawing/2016/5/13/chartex" xmlns:cx8="http://schemas.microsoft.com/office/drawing/2016/5/14/chartex" xmlns:mc="http://schemas.openxmlformats.org/markup-compatibility/2006" xmlns:m="http://schemas.openxmlformats.org/officeDocument/2006/math" xmlns:aink="http://schemas.microsoft.com/office/drawing/2016/ink" xmlns:am3d="http://schemas.microsoft.com/office/drawing/2017/model3d" xmlns:oel="http://schemas.microsoft.com/office/2019/extlst" xmlns:r="http://schemas.openxmlformats.org/officeDocument/2006/relationships" xmlns:wp14="http://schemas.microsoft.com/office/word/2010/wordprocessingDrawing" xmlns:wp="http://schemas.openxmlformats.org/drawingml/2006/wordprocessingDrawing" xmlns:wpg="http://schemas.microsoft.com/office/word/2010/wordprocessingGroup" xmlns:wpi="http://schemas.microsoft.com/office/word/2010/wordprocessingInk" xmlns:wps="http://schemas.microsoft.com/office/word/2010/wordprocessingShape" xmlns:o="urn:schemas-microsoft-com:office:office" xmlns:v="urn:schemas-microsoft-com:vml" xmlns:w10="urn:schemas-microsoft-com:office:word" xmlns:w="http://schemas.openxmlformats.org/wordprocessingml/2006/main" xmlns:w14="http://schemas.microsoft.com/office/word/2010/wordml" xmlns:w15="http://schemas.microsoft.com/office/word/2012/wordml" xmlns:w16cex="http://schemas.microsoft.com/office/word/2018/wordml/cex" xmlns:w16cid="http://schemas.microsoft.com/office/word/2016/wordml/cid" xmlns:w16="http://schemas.microsoft.com/office/word/2018/wordml" xmlns:w16sdtdh="http://schemas.microsoft.com/office/word/2020/wordml/sdtdatahash" xmlns:w16sdtfl="http://schemas.microsoft.com/office/word/2024/wordml/sdtformatlock" xmlns:w16se="http://schemas.microsoft.com/office/word/2015/wordml/symex" xmlns:w16du="http://schemas.microsoft.com/office/word/2023/wordml/word16du" xmlns:wne="http://schemas.microsoft.com/office/word/2006/wordml" mc:Ignorable="w14 w15 w16se w16cid w16 w16cex w16sdtdh w16sdtfl w16du wp14">
   <w:p>
     <w:pPr>
       <w:spacing w:line="20" w:lineRule="auto"/>
@@ -3983,7 +3699,7 @@
 </file>
 
 <file path=word/header2.xml><?xml version="1.0" encoding="utf-8"?>
-<w:hdr xmlns:wpc="http://schemas.microsoft.com/office/word/2010/wordprocessingCanvas" xmlns:cx="http://schemas.microsoft.com/office/drawing/2014/chartex" xmlns:cx1="http://schemas.microsoft.com/office/drawing/2015/9/8/chartex" xmlns:cx2="http://schemas.microsoft.com/office/drawing/2015/10/21/chartex" xmlns:cx3="http://schemas.microsoft.com/office/drawing/2016/5/9/chartex" xmlns:cx4="http://schemas.microsoft.com/office/drawing/2016/5/10/chartex" xmlns:cx5="http://schemas.microsoft.com/office/drawing/2016/5/11/chartex" xmlns:cx6="http://schemas.microsoft.com/office/drawing/2016/5/12/chartex" xmlns:cx7="http://schemas.microsoft.com/office/drawing/2016/5/13/chartex" xmlns:cx8="http://schemas.microsoft.com/office/drawing/2016/5/14/chartex" xmlns:mc="http://schemas.openxmlformats.org/markup-compatibility/2006" xmlns:m="http://schemas.openxmlformats.org/officeDocument/2006/math" xmlns:aink="http://schemas.microsoft.com/office/drawing/2016/ink" xmlns:am3d="http://schemas.microsoft.com/office/drawing/2017/model3d" xmlns:oel="http://schemas.microsoft.com/office/2019/extlst" xmlns:r="http://schemas.openxmlformats.org/officeDocument/2006/relationships" xmlns:wp14="http://schemas.microsoft.com/office/word/2010/wordprocessingDrawing" xmlns:wp="http://schemas.openxmlformats.org/drawingml/2006/wordprocessingDrawing" xmlns:wpg="http://schemas.microsoft.com/office/word/2010/wordprocessingGroup" xmlns:wpi="http://schemas.microsoft.com/office/word/2010/wordprocessingInk" xmlns:wps="http://schemas.microsoft.com/office/word/2010/wordprocessingShape" xmlns:o="urn:schemas-microsoft-com:office:office" xmlns:v="urn:schemas-microsoft-com:vml" xmlns:w10="urn:schemas-microsoft-com:office:word" xmlns:w="http://schemas.openxmlformats.org/wordprocessingml/2006/main" xmlns:w14="http://schemas.microsoft.com/office/word/2010/wordml" xmlns:w15="http://schemas.microsoft.com/office/word/2012/wordml" xmlns:w16cei="http://schemas.microsoft.com/office/word/2026/wordml/cei" xmlns:w16cex="http://schemas.microsoft.com/office/word/2018/wordml/cex" xmlns:w16cid="http://schemas.microsoft.com/office/word/2016/wordml/cid" xmlns:w16="http://schemas.microsoft.com/office/word/2018/wordml" xmlns:w16sdtdh="http://schemas.microsoft.com/office/word/2020/wordml/sdtdatahash" xmlns:w16sdtfl="http://schemas.microsoft.com/office/word/2024/wordml/sdtformatlock" xmlns:w16se="http://schemas.microsoft.com/office/word/2015/wordml/symex" xmlns:w16du="http://schemas.microsoft.com/office/word/2023/wordml/word16du" xmlns:wne="http://schemas.microsoft.com/office/word/2006/wordml" mc:Ignorable="w14 w15 w16se w16cid w16 w16cex w16sdtdh w16sdtfl w16du wp14">
+<w:hdr xmlns:wpc="http://schemas.microsoft.com/office/word/2010/wordprocessingCanvas" xmlns:cx="http://schemas.microsoft.com/office/drawing/2014/chartex" xmlns:cx1="http://schemas.microsoft.com/office/drawing/2015/9/8/chartex" xmlns:cx2="http://schemas.microsoft.com/office/drawing/2015/10/21/chartex" xmlns:cx3="http://schemas.microsoft.com/office/drawing/2016/5/9/chartex" xmlns:cx4="http://schemas.microsoft.com/office/drawing/2016/5/10/chartex" xmlns:cx5="http://schemas.microsoft.com/office/drawing/2016/5/11/chartex" xmlns:cx6="http://schemas.microsoft.com/office/drawing/2016/5/12/chartex" xmlns:cx7="http://schemas.microsoft.com/office/drawing/2016/5/13/chartex" xmlns:cx8="http://schemas.microsoft.com/office/drawing/2016/5/14/chartex" xmlns:mc="http://schemas.openxmlformats.org/markup-compatibility/2006" xmlns:m="http://schemas.openxmlformats.org/officeDocument/2006/math" xmlns:aink="http://schemas.microsoft.com/office/drawing/2016/ink" xmlns:am3d="http://schemas.microsoft.com/office/drawing/2017/model3d" xmlns:oel="http://schemas.microsoft.com/office/2019/extlst" xmlns:r="http://schemas.openxmlformats.org/officeDocument/2006/relationships" xmlns:wp14="http://schemas.microsoft.com/office/word/2010/wordprocessingDrawing" xmlns:wp="http://schemas.openxmlformats.org/drawingml/2006/wordprocessingDrawing" xmlns:wpg="http://schemas.microsoft.com/office/word/2010/wordprocessingGroup" xmlns:wpi="http://schemas.microsoft.com/office/word/2010/wordprocessingInk" xmlns:wps="http://schemas.microsoft.com/office/word/2010/wordprocessingShape" xmlns:o="urn:schemas-microsoft-com:office:office" xmlns:v="urn:schemas-microsoft-com:vml" xmlns:w10="urn:schemas-microsoft-com:office:word" xmlns:w="http://schemas.openxmlformats.org/wordprocessingml/2006/main" xmlns:w14="http://schemas.microsoft.com/office/word/2010/wordml" xmlns:w15="http://schemas.microsoft.com/office/word/2012/wordml" xmlns:w16cex="http://schemas.microsoft.com/office/word/2018/wordml/cex" xmlns:w16cid="http://schemas.microsoft.com/office/word/2016/wordml/cid" xmlns:w16="http://schemas.microsoft.com/office/word/2018/wordml" xmlns:w16sdtdh="http://schemas.microsoft.com/office/word/2020/wordml/sdtdatahash" xmlns:w16sdtfl="http://schemas.microsoft.com/office/word/2024/wordml/sdtformatlock" xmlns:w16se="http://schemas.microsoft.com/office/word/2015/wordml/symex" xmlns:w16du="http://schemas.microsoft.com/office/word/2023/wordml/word16du" xmlns:wne="http://schemas.microsoft.com/office/word/2006/wordml" mc:Ignorable="w14 w15 w16se w16cid w16 w16cex w16sdtdh w16sdtfl w16du wp14">
   <w:p>
     <w:pPr>
       <w:spacing w:line="20" w:lineRule="auto"/>
@@ -4000,7 +3716,7 @@
 </file>
 
 <file path=word/numbering.xml><?xml version="1.0" encoding="utf-8"?>
-<w:numbering xmlns:wpc="http://schemas.microsoft.com/office/word/2010/wordprocessingCanvas" xmlns:cx="http://schemas.microsoft.com/office/drawing/2014/chartex" xmlns:cx1="http://schemas.microsoft.com/office/drawing/2015/9/8/chartex" xmlns:cx2="http://schemas.microsoft.com/office/drawing/2015/10/21/chartex" xmlns:cx3="http://schemas.microsoft.com/office/drawing/2016/5/9/chartex" xmlns:cx4="http://schemas.microsoft.com/office/drawing/2016/5/10/chartex" xmlns:cx5="http://schemas.microsoft.com/office/drawing/2016/5/11/chartex" xmlns:cx6="http://schemas.microsoft.com/office/drawing/2016/5/12/chartex" xmlns:cx7="http://schemas.microsoft.com/office/drawing/2016/5/13/chartex" xmlns:cx8="http://schemas.microsoft.com/office/drawing/2016/5/14/chartex" xmlns:mc="http://schemas.openxmlformats.org/markup-compatibility/2006" xmlns:m="http://schemas.openxmlformats.org/officeDocument/2006/math" xmlns:aink="http://schemas.microsoft.com/office/drawing/2016/ink" xmlns:am3d="http://schemas.microsoft.com/office/drawing/2017/model3d" xmlns:oel="http://schemas.microsoft.com/office/2019/extlst" xmlns:r="http://schemas.openxmlformats.org/officeDocument/2006/relationships" xmlns:wp14="http://schemas.microsoft.com/office/word/2010/wordprocessingDrawing" xmlns:wp="http://schemas.openxmlformats.org/drawingml/2006/wordprocessingDrawing" xmlns:wpg="http://schemas.microsoft.com/office/word/2010/wordprocessingGroup" xmlns:wpi="http://schemas.microsoft.com/office/word/2010/wordprocessingInk" xmlns:wps="http://schemas.microsoft.com/office/word/2010/wordprocessingShape" xmlns:o="urn:schemas-microsoft-com:office:office" xmlns:v="urn:schemas-microsoft-com:vml" xmlns:w10="urn:schemas-microsoft-com:office:word" xmlns:w="http://schemas.openxmlformats.org/wordprocessingml/2006/main" xmlns:w14="http://schemas.microsoft.com/office/word/2010/wordml" xmlns:w15="http://schemas.microsoft.com/office/word/2012/wordml" xmlns:w16cei="http://schemas.microsoft.com/office/word/2026/wordml/cei" xmlns:w16cex="http://schemas.microsoft.com/office/word/2018/wordml/cex" xmlns:w16cid="http://schemas.microsoft.com/office/word/2016/wordml/cid" xmlns:w16="http://schemas.microsoft.com/office/word/2018/wordml" xmlns:w16sdtdh="http://schemas.microsoft.com/office/word/2020/wordml/sdtdatahash" xmlns:w16sdtfl="http://schemas.microsoft.com/office/word/2024/wordml/sdtformatlock" xmlns:w16se="http://schemas.microsoft.com/office/word/2015/wordml/symex" xmlns:w16du="http://schemas.microsoft.com/office/word/2023/wordml/word16du" xmlns:wne="http://schemas.microsoft.com/office/word/2006/wordml" mc:Ignorable="w14 w15 w16se w16cid w16 w16cex w16sdtdh w16sdtfl w16du wp14">
+<w:numbering xmlns:wpc="http://schemas.microsoft.com/office/word/2010/wordprocessingCanvas" xmlns:cx="http://schemas.microsoft.com/office/drawing/2014/chartex" xmlns:cx1="http://schemas.microsoft.com/office/drawing/2015/9/8/chartex" xmlns:cx2="http://schemas.microsoft.com/office/drawing/2015/10/21/chartex" xmlns:cx3="http://schemas.microsoft.com/office/drawing/2016/5/9/chartex" xmlns:cx4="http://schemas.microsoft.com/office/drawing/2016/5/10/chartex" xmlns:cx5="http://schemas.microsoft.com/office/drawing/2016/5/11/chartex" xmlns:cx6="http://schemas.microsoft.com/office/drawing/2016/5/12/chartex" xmlns:cx7="http://schemas.microsoft.com/office/drawing/2016/5/13/chartex" xmlns:cx8="http://schemas.microsoft.com/office/drawing/2016/5/14/chartex" xmlns:mc="http://schemas.openxmlformats.org/markup-compatibility/2006" xmlns:m="http://schemas.openxmlformats.org/officeDocument/2006/math" xmlns:aink="http://schemas.microsoft.com/office/drawing/2016/ink" xmlns:am3d="http://schemas.microsoft.com/office/drawing/2017/model3d" xmlns:oel="http://schemas.microsoft.com/office/2019/extlst" xmlns:r="http://schemas.openxmlformats.org/officeDocument/2006/relationships" xmlns:wp14="http://schemas.microsoft.com/office/word/2010/wordprocessingDrawing" xmlns:wp="http://schemas.openxmlformats.org/drawingml/2006/wordprocessingDrawing" xmlns:wpg="http://schemas.microsoft.com/office/word/2010/wordprocessingGroup" xmlns:wpi="http://schemas.microsoft.com/office/word/2010/wordprocessingInk" xmlns:wps="http://schemas.microsoft.com/office/word/2010/wordprocessingShape" xmlns:o="urn:schemas-microsoft-com:office:office" xmlns:v="urn:schemas-microsoft-com:vml" xmlns:w10="urn:schemas-microsoft-com:office:word" xmlns:w="http://schemas.openxmlformats.org/wordprocessingml/2006/main" xmlns:w14="http://schemas.microsoft.com/office/word/2010/wordml" xmlns:w15="http://schemas.microsoft.com/office/word/2012/wordml" xmlns:w16cex="http://schemas.microsoft.com/office/word/2018/wordml/cex" xmlns:w16cid="http://schemas.microsoft.com/office/word/2016/wordml/cid" xmlns:w16="http://schemas.microsoft.com/office/word/2018/wordml" xmlns:w16sdtdh="http://schemas.microsoft.com/office/word/2020/wordml/sdtdatahash" xmlns:w16sdtfl="http://schemas.microsoft.com/office/word/2024/wordml/sdtformatlock" xmlns:w16se="http://schemas.microsoft.com/office/word/2015/wordml/symex" xmlns:w16du="http://schemas.microsoft.com/office/word/2023/wordml/word16du" xmlns:wne="http://schemas.microsoft.com/office/word/2006/wordml" mc:Ignorable="w14 w15 w16se w16cid w16 w16cex w16sdtdh w16sdtfl w16du wp14">
   <w:abstractNum w:abstractNumId="0" w15:restartNumberingAfterBreak="0">
     <w:nsid w:val="00000001"/>
     <w:multiLevelType w:val="hybridMultilevel"/>
@@ -5830,14 +5546,6 @@
     <w:rPrDefault>
       <w:rPr>
         <w:rFonts w:ascii="Century Gothic" w:eastAsia="Century Gothic" w:hAnsi="Century Gothic" w:cs="Century Gothic"/>
-        <w:sz w:val="18"/>
-        <w:szCs w:val="18"/>
-        <w:sz w:val="18"/>
-        <w:szCs w:val="18"/>
-        <w:sz w:val="18"/>
-        <w:szCs w:val="18"/>
-        <w:sz w:val="18"/>
-        <w:szCs w:val="18"/>
         <w:sz w:val="18"/>
         <w:szCs w:val="18"/>
         <w:lang w:val="en-US" w:eastAsia="en-US" w:bidi="ar-SA"/>
@@ -6232,7 +5940,6 @@
       <w:textAlignment w:val="baseline"/>
     </w:pPr>
     <w:rPr>
-      <w:rFonts w:ascii="Century Gothic" w:eastAsia="Century Gothic" w:hAnsi="Century Gothic" w:cs="Century Gothic"/>
       <w:sz w:val="24"/>
       <w:szCs w:val="24"/>
     </w:rPr>
@@ -6364,11 +6071,6 @@
     <w:uiPriority w:val="1"/>
     <w:semiHidden/>
     <w:unhideWhenUsed/>
-    <w:rPr>
-      <w:sz w:val="18"/>
-      <w:szCs w:val="18"/>
-      <w:rFonts w:ascii="Century Gothic" w:eastAsia="Century Gothic" w:hAnsi="Century Gothic" w:cs="Century Gothic"/>
-    </w:rPr>
   </w:style>
   <w:style w:type="table" w:default="1" w:styleId="TableNormal">
     <w:name w:val="Normal Table"/>
@@ -6711,10 +6413,10 @@
     <w:unhideWhenUsed/>
     <w:rsid w:val="00D55029"/>
     <w:rPr>
+      <w:rFonts w:ascii="Century Gothic" w:eastAsia="Century Gothic" w:hAnsi="Century Gothic" w:cs="Century Gothic"/>
+      <w:color w:val="0000FF"/>
       <w:sz w:val="18"/>
       <w:szCs w:val="18"/>
-      <w:rFonts w:ascii="Century Gothic" w:eastAsia="Century Gothic" w:hAnsi="Century Gothic" w:cs="Century Gothic"/>
-      <w:color w:val="0000FF"/>
       <w:u w:val="single"/>
     </w:rPr>
   </w:style>
@@ -6737,10 +6439,10 @@
     <w:unhideWhenUsed/>
     <w:rsid w:val="000309FA"/>
     <w:rPr>
+      <w:rFonts w:ascii="Century Gothic" w:eastAsia="Century Gothic" w:hAnsi="Century Gothic" w:cs="Century Gothic"/>
+      <w:color w:val="800080"/>
       <w:sz w:val="18"/>
       <w:szCs w:val="18"/>
-      <w:rFonts w:ascii="Century Gothic" w:eastAsia="Century Gothic" w:hAnsi="Century Gothic" w:cs="Century Gothic"/>
-      <w:color w:val="800080"/>
       <w:u w:val="single"/>
     </w:rPr>
   </w:style>

--- a/resume/clinton-pracher-platform-data-ai-resume.docx
+++ b/resume/clinton-pracher-platform-data-ai-resume.docx
@@ -1,6 +1,6 @@
 
 <file path=word/document.xml><?xml version="1.0" encoding="utf-8"?>
-<w:document xmlns:wpc="http://schemas.microsoft.com/office/word/2010/wordprocessingCanvas" xmlns:cx="http://schemas.microsoft.com/office/drawing/2014/chartex" xmlns:cx1="http://schemas.microsoft.com/office/drawing/2015/9/8/chartex" xmlns:cx2="http://schemas.microsoft.com/office/drawing/2015/10/21/chartex" xmlns:cx3="http://schemas.microsoft.com/office/drawing/2016/5/9/chartex" xmlns:cx4="http://schemas.microsoft.com/office/drawing/2016/5/10/chartex" xmlns:cx5="http://schemas.microsoft.com/office/drawing/2016/5/11/chartex" xmlns:cx6="http://schemas.microsoft.com/office/drawing/2016/5/12/chartex" xmlns:cx7="http://schemas.microsoft.com/office/drawing/2016/5/13/chartex" xmlns:cx8="http://schemas.microsoft.com/office/drawing/2016/5/14/chartex" xmlns:mc="http://schemas.openxmlformats.org/markup-compatibility/2006" xmlns:m="http://schemas.openxmlformats.org/officeDocument/2006/math" xmlns:aink="http://schemas.microsoft.com/office/drawing/2016/ink" xmlns:am3d="http://schemas.microsoft.com/office/drawing/2017/model3d" xmlns:oel="http://schemas.microsoft.com/office/2019/extlst" xmlns:r="http://schemas.openxmlformats.org/officeDocument/2006/relationships" xmlns:wp14="http://schemas.microsoft.com/office/word/2010/wordprocessingDrawing" xmlns:wp="http://schemas.openxmlformats.org/drawingml/2006/wordprocessingDrawing" xmlns:wpg="http://schemas.microsoft.com/office/word/2010/wordprocessingGroup" xmlns:wpi="http://schemas.microsoft.com/office/word/2010/wordprocessingInk" xmlns:wps="http://schemas.microsoft.com/office/word/2010/wordprocessingShape" xmlns:o="urn:schemas-microsoft-com:office:office" xmlns:v="urn:schemas-microsoft-com:vml" xmlns:w10="urn:schemas-microsoft-com:office:word" xmlns:w="http://schemas.openxmlformats.org/wordprocessingml/2006/main" xmlns:w14="http://schemas.microsoft.com/office/word/2010/wordml" xmlns:w15="http://schemas.microsoft.com/office/word/2012/wordml" xmlns:w16cex="http://schemas.microsoft.com/office/word/2018/wordml/cex" xmlns:w16cid="http://schemas.microsoft.com/office/word/2016/wordml/cid" xmlns:w16="http://schemas.microsoft.com/office/word/2018/wordml" xmlns:w16sdtdh="http://schemas.microsoft.com/office/word/2020/wordml/sdtdatahash" xmlns:w16sdtfl="http://schemas.microsoft.com/office/word/2024/wordml/sdtformatlock" xmlns:w16se="http://schemas.microsoft.com/office/word/2015/wordml/symex" xmlns:w16du="http://schemas.microsoft.com/office/word/2023/wordml/word16du" xmlns:wne="http://schemas.microsoft.com/office/word/2006/wordml" mc:Ignorable="w14 w15 w16se w16cid w16 w16cex w16sdtdh w16sdtfl w16du wp14">
+<w:document xmlns:wpc="http://schemas.microsoft.com/office/word/2010/wordprocessingCanvas" xmlns:cx="http://schemas.microsoft.com/office/drawing/2014/chartex" xmlns:cx1="http://schemas.microsoft.com/office/drawing/2015/9/8/chartex" xmlns:cx2="http://schemas.microsoft.com/office/drawing/2015/10/21/chartex" xmlns:cx3="http://schemas.microsoft.com/office/drawing/2016/5/9/chartex" xmlns:cx4="http://schemas.microsoft.com/office/drawing/2016/5/10/chartex" xmlns:cx5="http://schemas.microsoft.com/office/drawing/2016/5/11/chartex" xmlns:cx6="http://schemas.microsoft.com/office/drawing/2016/5/12/chartex" xmlns:cx7="http://schemas.microsoft.com/office/drawing/2016/5/13/chartex" xmlns:cx8="http://schemas.microsoft.com/office/drawing/2016/5/14/chartex" xmlns:mc="http://schemas.openxmlformats.org/markup-compatibility/2006" xmlns:m="http://schemas.openxmlformats.org/officeDocument/2006/math" xmlns:aink="http://schemas.microsoft.com/office/drawing/2016/ink" xmlns:am3d="http://schemas.microsoft.com/office/drawing/2017/model3d" xmlns:oel="http://schemas.microsoft.com/office/2019/extlst" xmlns:r="http://schemas.openxmlformats.org/officeDocument/2006/relationships" xmlns:wp14="http://schemas.microsoft.com/office/word/2010/wordprocessingDrawing" xmlns:wp="http://schemas.openxmlformats.org/drawingml/2006/wordprocessingDrawing" xmlns:wpg="http://schemas.microsoft.com/office/word/2010/wordprocessingGroup" xmlns:wpi="http://schemas.microsoft.com/office/word/2010/wordprocessingInk" xmlns:wps="http://schemas.microsoft.com/office/word/2010/wordprocessingShape" xmlns:o="urn:schemas-microsoft-com:office:office" xmlns:v="urn:schemas-microsoft-com:vml" xmlns:w10="urn:schemas-microsoft-com:office:word" xmlns:w="http://schemas.openxmlformats.org/wordprocessingml/2006/main" xmlns:w14="http://schemas.microsoft.com/office/word/2010/wordml" xmlns:w15="http://schemas.microsoft.com/office/word/2012/wordml" xmlns:w16cei="http://schemas.microsoft.com/office/word/2026/wordml/cei" xmlns:w16cex="http://schemas.microsoft.com/office/word/2018/wordml/cex" xmlns:w16cid="http://schemas.microsoft.com/office/word/2016/wordml/cid" xmlns:w16="http://schemas.microsoft.com/office/word/2018/wordml" xmlns:w16sdtdh="http://schemas.microsoft.com/office/word/2020/wordml/sdtdatahash" xmlns:w16sdtfl="http://schemas.microsoft.com/office/word/2024/wordml/sdtformatlock" xmlns:w16se="http://schemas.microsoft.com/office/word/2015/wordml/symex" xmlns:w16du="http://schemas.microsoft.com/office/word/2023/wordml/word16du" xmlns:wne="http://schemas.microsoft.com/office/word/2006/wordml" mc:Ignorable="w14 w15 w16se w16cid w16 w16cex w16sdtdh w16sdtfl w16du wp14">
   <w:body>
     <w:tbl>
       <w:tblPr>
@@ -38,6 +38,7 @@
           <w:p>
             <w:pPr>
               <w:rPr>
+                <w:rFonts w:ascii="Century Gothic" w:eastAsia="Century Gothic" w:hAnsi="Century Gothic" w:cs="Century Gothic"/>
                 <w:color w:val="FFFFFF"/>
                 <w:sz w:val="18"/>
                 <w:szCs w:val="18"/>
@@ -64,6 +65,7 @@
               <w:jc w:val="center"/>
               <w:rPr>
                 <w:rStyle w:val="divPARAGRAPHNAMEdiv"/>
+                <w:rFonts w:ascii="Century Gothic" w:eastAsia="Century Gothic" w:hAnsi="Century Gothic" w:cs="Century Gothic"/>
                 <w:b/>
                 <w:bCs/>
                 <w:color w:val="FFFFFF"/>
@@ -75,6 +77,7 @@
             <w:r>
               <w:rPr>
                 <w:rStyle w:val="divPARAGRAPHNAMEdiv"/>
+                <w:rFonts w:ascii="Century Gothic" w:eastAsia="Century Gothic" w:hAnsi="Century Gothic" w:cs="Century Gothic"/>
                 <w:b/>
                 <w:bCs/>
                 <w:color w:val="FFFFFF"/>
@@ -124,6 +127,7 @@
                   <w:pPr>
                     <w:rPr>
                       <w:rStyle w:val="divPARAGRAPHNAMEdiv"/>
+                      <w:rFonts w:ascii="Century Gothic" w:eastAsia="Century Gothic" w:hAnsi="Century Gothic" w:cs="Century Gothic"/>
                       <w:b/>
                       <w:bCs/>
                       <w:vanish/>
@@ -157,6 +161,7 @@
                     <w:jc w:val="center"/>
                     <w:rPr>
                       <w:rStyle w:val="nametablediv"/>
+                      <w:rFonts w:ascii="Century Gothic" w:eastAsia="Century Gothic" w:hAnsi="Century Gothic" w:cs="Century Gothic"/>
                       <w:b/>
                       <w:bCs/>
                       <w:color w:val="084B81"/>
@@ -168,6 +173,7 @@
                   <w:r>
                     <w:rPr>
                       <w:rStyle w:val="nametablediv"/>
+                      <w:rFonts w:ascii="Century Gothic" w:eastAsia="Century Gothic" w:hAnsi="Century Gothic" w:cs="Century Gothic"/>
                       <w:b/>
                       <w:bCs/>
                       <w:color w:val="084B81"/>
@@ -187,6 +193,7 @@
                     <w:textAlignment w:val="auto"/>
                     <w:rPr>
                       <w:rStyle w:val="nametablediv"/>
+                      <w:rFonts w:ascii="Century Gothic" w:eastAsia="Century Gothic" w:hAnsi="Century Gothic" w:cs="Century Gothic"/>
                       <w:b/>
                       <w:bCs/>
                       <w:color w:val="084B81"/>
@@ -219,6 +226,7 @@
                     <w:textAlignment w:val="auto"/>
                     <w:rPr>
                       <w:rStyle w:val="nametablediv"/>
+                      <w:rFonts w:ascii="Century Gothic" w:eastAsia="Century Gothic" w:hAnsi="Century Gothic" w:cs="Century Gothic"/>
                       <w:b/>
                       <w:bCs/>
                       <w:color w:val="084B81"/>
@@ -239,6 +247,7 @@
               <w:jc w:val="center"/>
               <w:rPr>
                 <w:rStyle w:val="divPARAGRAPHNAMEdiv"/>
+                <w:rFonts w:ascii="Century Gothic" w:eastAsia="Century Gothic" w:hAnsi="Century Gothic" w:cs="Century Gothic"/>
                 <w:b/>
                 <w:bCs/>
                 <w:color w:val="FFFFFF"/>
@@ -250,6 +259,7 @@
             <w:r>
               <w:rPr>
                 <w:rStyle w:val="span"/>
+                <w:rFonts w:ascii="Century Gothic" w:eastAsia="Century Gothic" w:hAnsi="Century Gothic" w:cs="Century Gothic"/>
                 <w:b/>
                 <w:bCs/>
                 <w:color w:val="FFFFFF"/>
@@ -261,6 +271,7 @@
             <w:r>
               <w:rPr>
                 <w:rStyle w:val="divPARAGRAPHNAMEdiv"/>
+                <w:rFonts w:ascii="Century Gothic" w:eastAsia="Century Gothic" w:hAnsi="Century Gothic" w:cs="Century Gothic"/>
                 <w:b/>
                 <w:bCs/>
                 <w:color w:val="FFFFFF"/>
@@ -273,6 +284,7 @@
             <w:r>
               <w:rPr>
                 <w:rStyle w:val="span"/>
+                <w:rFonts w:ascii="Century Gothic" w:eastAsia="Century Gothic" w:hAnsi="Century Gothic" w:cs="Century Gothic"/>
                 <w:b/>
                 <w:bCs/>
                 <w:color w:val="FFFFFF"/>
@@ -291,11 +303,13 @@
               <w:ind w:left="97"/>
               <w:jc w:val="center"/>
               <w:rPr>
+                <w:rFonts w:ascii="Century Gothic" w:eastAsia="Century Gothic" w:hAnsi="Century Gothic" w:cs="Century Gothic"/>
                 <w:color w:val="FFFFFF"/>
               </w:rPr>
             </w:pPr>
             <w:r>
               <w:rPr>
+                <w:rFonts w:ascii="Century Gothic" w:eastAsia="Century Gothic" w:hAnsi="Century Gothic" w:cs="Century Gothic"/>
                 <w:color w:val="FFFFFF"/>
               </w:rPr>
               <w:t>DIRECTOR · AI/ML PLATFORMS · AGENTIC SYSTEMS · ENTERPRISE READINESS</w:t>
@@ -311,22 +325,25 @@
               <w:ind w:left="97"/>
               <w:jc w:val="center"/>
               <w:rPr>
-                <w:color w:val="FFFFFF"/>
+                <w:rFonts w:ascii="Century Gothic" w:eastAsia="Century Gothic" w:hAnsi="Century Gothic" w:cs="Century Gothic"/>
                 <w:sz w:val="18"/>
                 <w:szCs w:val="18"/>
+                <w:color w:val="FFFFFF"/>
               </w:rPr>
             </w:pPr>
             <w:r>
               <w:rPr>
-                <w:color w:val="FFFFFF"/>
+                <w:rFonts w:ascii="Century Gothic" w:eastAsia="Century Gothic" w:hAnsi="Century Gothic" w:cs="Century Gothic"/>
                 <w:sz w:val="18"/>
                 <w:szCs w:val="18"/>
+                <w:color w:val="FFFFFF"/>
               </w:rPr>
-              <w:t xml:space="preserve">Las Vegas, NV 89141 | </w:t>
+              <w:t xml:space="preserve">Las Vegas, NV | </w:t>
             </w:r>
-            <w:hyperlink r:id="rId8" w:history="1">
+            <w:hyperlink r:id="rId17" w:history="1">
               <w:r>
                 <w:rPr>
+                  <w:rFonts w:ascii="Century Gothic" w:eastAsia="Century Gothic" w:hAnsi="Century Gothic" w:cs="Century Gothic"/>
                   <w:color w:val="FFFFFF"/>
                   <w:sz w:val="18"/>
                   <w:szCs w:val="18"/>
@@ -337,15 +354,17 @@
             </w:hyperlink>
             <w:r>
               <w:rPr>
-                <w:color w:val="FFFFFF"/>
+                <w:rFonts w:ascii="Century Gothic" w:eastAsia="Century Gothic" w:hAnsi="Century Gothic" w:cs="Century Gothic"/>
                 <w:sz w:val="18"/>
                 <w:szCs w:val="18"/>
+                <w:color w:val="FFFFFF"/>
               </w:rPr>
               <w:t xml:space="preserve"> | </w:t>
             </w:r>
-            <w:hyperlink r:id="rId9" w:history="1">
+            <w:hyperlink r:id="rId18" w:history="1">
               <w:r>
                 <w:rPr>
+                  <w:rFonts w:ascii="Century Gothic" w:eastAsia="Century Gothic" w:hAnsi="Century Gothic" w:cs="Century Gothic"/>
                   <w:color w:val="FFFFFF"/>
                   <w:sz w:val="18"/>
                   <w:szCs w:val="18"/>
@@ -356,15 +375,17 @@
             </w:hyperlink>
             <w:r>
               <w:rPr>
-                <w:color w:val="FFFFFF"/>
+                <w:rFonts w:ascii="Century Gothic" w:eastAsia="Century Gothic" w:hAnsi="Century Gothic" w:cs="Century Gothic"/>
                 <w:sz w:val="18"/>
                 <w:szCs w:val="18"/>
+                <w:color w:val="FFFFFF"/>
               </w:rPr>
               <w:t xml:space="preserve"> | </w:t>
             </w:r>
-            <w:hyperlink r:id="rId10" w:history="1">
+            <w:hyperlink r:id="rId8" w:history="1">
               <w:r>
                 <w:rPr>
+                  <w:rFonts w:ascii="Century Gothic" w:eastAsia="Century Gothic" w:hAnsi="Century Gothic" w:cs="Century Gothic"/>
                   <w:color w:val="FFFFFF"/>
                   <w:sz w:val="18"/>
                   <w:szCs w:val="18"/>
@@ -375,15 +396,17 @@
             </w:hyperlink>
             <w:r>
               <w:rPr>
-                <w:color w:val="FFFFFF"/>
+                <w:rFonts w:ascii="Century Gothic" w:eastAsia="Century Gothic" w:hAnsi="Century Gothic" w:cs="Century Gothic"/>
                 <w:sz w:val="18"/>
                 <w:szCs w:val="18"/>
+                <w:color w:val="FFFFFF"/>
               </w:rPr>
               <w:t xml:space="preserve"> | </w:t>
             </w:r>
-            <w:hyperlink r:id="rId11" w:history="1">
+            <w:hyperlink r:id="rId19" w:history="1">
               <w:r>
                 <w:rPr>
+                  <w:rFonts w:ascii="Century Gothic" w:eastAsia="Century Gothic" w:hAnsi="Century Gothic" w:cs="Century Gothic"/>
                   <w:color w:val="FFFFFF"/>
                   <w:sz w:val="18"/>
                   <w:szCs w:val="18"/>
@@ -401,6 +424,7 @@
               <w:jc w:val="center"/>
               <w:rPr>
                 <w:rStyle w:val="divPARAGRAPHCNTCdiv"/>
+                <w:rFonts w:ascii="Century Gothic" w:eastAsia="Century Gothic" w:hAnsi="Century Gothic" w:cs="Century Gothic"/>
                 <w:color w:val="FFFFFF"/>
                 <w:sz w:val="18"/>
                 <w:szCs w:val="18"/>
@@ -416,6 +440,7 @@
               <w:jc w:val="center"/>
               <w:rPr>
                 <w:rStyle w:val="divPARAGRAPHCNTCdiv"/>
+                <w:rFonts w:ascii="Century Gothic" w:eastAsia="Century Gothic" w:hAnsi="Century Gothic" w:cs="Century Gothic"/>
                 <w:color w:val="FFFFFF"/>
                 <w:sz w:val="18"/>
                 <w:szCs w:val="18"/>
@@ -432,8 +457,8 @@
           <w:vanish/>
         </w:rPr>
         <w:sectPr>
-          <w:headerReference w:type="default" r:id="rId12"/>
-          <w:footerReference w:type="default" r:id="rId13"/>
+          <w:headerReference w:type="default" r:id="rId9"/>
+          <w:footerReference w:type="default" r:id="rId10"/>
           <w:pgSz w:w="12240" w:h="15840"/>
           <w:pgMar w:top="0" w:right="840" w:bottom="400" w:left="0" w:header="0" w:footer="0" w:gutter="0"/>
           <w:cols w:space="720"/>
@@ -489,12 +514,14 @@
               <w:pStyle w:val="topborder"/>
               <w:rPr>
                 <w:rStyle w:val="divdocumentdivSECTIONCNTCdivsectionnotbtnlnkdisplaycell"/>
+                <w:rFonts w:ascii="Century Gothic" w:eastAsia="Century Gothic" w:hAnsi="Century Gothic" w:cs="Century Gothic"/>
                 <w:color w:val="231F20"/>
               </w:rPr>
             </w:pPr>
             <w:r>
               <w:rPr>
                 <w:rStyle w:val="divdocumentdivSECTIONCNTCdivsectionnotbtnlnkdisplaycell"/>
+                <w:rFonts w:ascii="Century Gothic" w:eastAsia="Century Gothic" w:hAnsi="Century Gothic" w:cs="Century Gothic"/>
                 <w:color w:val="231F20"/>
               </w:rPr>
               <w:t> </w:t>
@@ -507,12 +534,14 @@
       <w:pPr>
         <w:pStyle w:val="divdocumentdivsectiontitle"/>
         <w:rPr>
+          <w:rFonts w:ascii="Century Gothic" w:eastAsia="Century Gothic" w:hAnsi="Century Gothic" w:cs="Century Gothic"/>
           <w:b/>
           <w:bCs/>
         </w:rPr>
       </w:pPr>
       <w:r>
         <w:rPr>
+          <w:rFonts w:ascii="Century Gothic" w:eastAsia="Century Gothic" w:hAnsi="Century Gothic" w:cs="Century Gothic"/>
           <w:b/>
           <w:bCs/>
         </w:rPr>
@@ -523,44 +552,50 @@
       <w:pPr>
         <w:pStyle w:val="font-claude-response-body"/>
         <w:rPr>
-          <w:sz w:val="18"/>
-          <w:szCs w:val="18"/>
-        </w:rPr>
-      </w:pPr>
-      <w:r>
-        <w:rPr>
-          <w:sz w:val="18"/>
-          <w:szCs w:val="18"/>
-        </w:rPr>
-        <w:t>Director-level platform and AI product leader with 12+ years owning complex portfolios across AI platforms, data products, and enterprise environments. Owned 13 AI and data products across 100+ global markets, leading 60+ engineers, analysts, and program leads with an $8M investment envelope tied to systems governing $600M in annual spend.</w:t>
+          <w:rFonts w:ascii="Century Gothic" w:hAnsi="Century Gothic"/>
+          <w:sz w:val="18"/>
+          <w:szCs w:val="18"/>
+        </w:rPr>
+      </w:pPr>
+      <w:r>
+        <w:rPr>
+          <w:rFonts w:ascii="Century Gothic" w:hAnsi="Century Gothic"/>
+          <w:sz w:val="18"/>
+          <w:szCs w:val="18"/>
+        </w:rPr>
+        <w:t>Director-level platform and AI product leader with 12+ years owning complex portfolios across AI platforms, data products, and enterprise environments. At Dentsu, owned 13 AI and data products across 100+ global markets, leading 60+ engineers, analysts, and program leads with an $8M investment envelope. Separately at Merkle, built measurement systems used for $600M in annual media investment decisions.</w:t>
       </w:r>
     </w:p>
     <w:p>
       <w:pPr>
         <w:pStyle w:val="font-claude-response-body"/>
         <w:rPr>
-          <w:sz w:val="18"/>
-          <w:szCs w:val="18"/>
-        </w:rPr>
-      </w:pPr>
-      <w:r>
-        <w:rPr>
-          <w:sz w:val="18"/>
-          <w:szCs w:val="18"/>
-        </w:rPr>
-        <w:t>Builds agentic orchestration and AI control-plane capabilities that enterprises can trust: routing work across agents and tools, ownership models, evaluation and trust thresholds, and human approval gates on production AI workflows. In practice today: an Operator Control Plane with 32 skills, 39 governed automations, and 49 scheduled tasks running as live agentic orchestration and control-plane infrastructure, not a slide deck.</w:t>
+          <w:rFonts w:ascii="Century Gothic" w:hAnsi="Century Gothic"/>
+          <w:sz w:val="18"/>
+          <w:szCs w:val="18"/>
+        </w:rPr>
+      </w:pPr>
+      <w:r>
+        <w:rPr>
+          <w:rFonts w:ascii="Century Gothic" w:hAnsi="Century Gothic"/>
+          <w:sz w:val="18"/>
+          <w:szCs w:val="18"/>
+        </w:rPr>
+        <w:t>Builds agentic orchestration and AI control-plane capabilities that enterprises can trust: routing work across agents and tools, ownership models, evaluation and trust thresholds, and human approval gates on production AI workflows. In practice today: an Operator Control Plane with 35 skills, 41 governed automations, 54 scheduled tasks, and 12 AI agents running as live agentic orchestration and control-plane infrastructure, not a slide deck.</w:t>
       </w:r>
     </w:p>
     <w:p>
       <w:pPr>
         <w:pStyle w:val="p3"/>
         <w:rPr>
-          <w:sz w:val="18"/>
-          <w:szCs w:val="18"/>
-        </w:rPr>
-      </w:pPr>
-      <w:r>
-        <w:rPr>
+          <w:rFonts w:ascii="Century Gothic" w:hAnsi="Century Gothic"/>
+          <w:sz w:val="18"/>
+          <w:szCs w:val="18"/>
+        </w:rPr>
+      </w:pPr>
+      <w:r>
+        <w:rPr>
+          <w:rFonts w:ascii="Century Gothic" w:hAnsi="Century Gothic"/>
           <w:sz w:val="18"/>
           <w:szCs w:val="18"/>
         </w:rPr>
@@ -571,12 +606,14 @@
       <w:pPr>
         <w:pStyle w:val="font-claude-response-body"/>
         <w:rPr>
-          <w:sz w:val="18"/>
-          <w:szCs w:val="18"/>
-        </w:rPr>
-      </w:pPr>
-      <w:r>
-        <w:rPr>
+          <w:rFonts w:ascii="Century Gothic" w:hAnsi="Century Gothic"/>
+          <w:sz w:val="18"/>
+          <w:szCs w:val="18"/>
+        </w:rPr>
+      </w:pPr>
+      <w:r>
+        <w:rPr>
+          <w:rFonts w:ascii="Century Gothic" w:hAnsi="Century Gothic"/>
           <w:sz w:val="18"/>
           <w:szCs w:val="18"/>
         </w:rPr>
@@ -618,12 +655,14 @@
               <w:pStyle w:val="topborder"/>
               <w:rPr>
                 <w:rStyle w:val="displaycell"/>
+                <w:rFonts w:ascii="Century Gothic" w:eastAsia="Century Gothic" w:hAnsi="Century Gothic" w:cs="Century Gothic"/>
                 <w:color w:val="231F20"/>
               </w:rPr>
             </w:pPr>
             <w:r>
               <w:rPr>
                 <w:rStyle w:val="displaycell"/>
+                <w:rFonts w:ascii="Century Gothic" w:eastAsia="Century Gothic" w:hAnsi="Century Gothic" w:cs="Century Gothic"/>
                 <w:color w:val="231F20"/>
               </w:rPr>
               <w:t> </w:t>
@@ -639,12 +678,14 @@
           <w:bottom w:val="none" w:sz="0" w:space="5" w:color="auto"/>
         </w:pBdr>
         <w:rPr>
+          <w:rFonts w:ascii="Century Gothic" w:eastAsia="Century Gothic" w:hAnsi="Century Gothic" w:cs="Century Gothic"/>
           <w:b/>
           <w:bCs/>
         </w:rPr>
       </w:pPr>
       <w:r>
         <w:rPr>
+          <w:rFonts w:ascii="Century Gothic" w:eastAsia="Century Gothic" w:hAnsi="Century Gothic" w:cs="Century Gothic"/>
           <w:b/>
           <w:bCs/>
         </w:rPr>
@@ -690,6 +731,7 @@
               </w:pBdr>
               <w:spacing w:line="280" w:lineRule="atLeast"/>
               <w:rPr>
+                <w:rFonts w:ascii="Century Gothic" w:eastAsia="Century Gothic" w:hAnsi="Century Gothic" w:cs="Century Gothic"/>
                 <w:color w:val="231F20"/>
                 <w:sz w:val="18"/>
                 <w:szCs w:val="18"/>
@@ -697,6 +739,7 @@
             </w:pPr>
             <w:r>
               <w:rPr>
+                <w:rFonts w:ascii="Century Gothic" w:eastAsia="Century Gothic" w:hAnsi="Century Gothic" w:cs="Century Gothic"/>
                 <w:color w:val="231F20"/>
                 <w:sz w:val="18"/>
                 <w:szCs w:val="18"/>
@@ -716,6 +759,7 @@
               </w:pBdr>
               <w:spacing w:line="280" w:lineRule="atLeast"/>
               <w:rPr>
+                <w:rFonts w:ascii="Century Gothic" w:eastAsia="Century Gothic" w:hAnsi="Century Gothic" w:cs="Century Gothic"/>
                 <w:color w:val="231F20"/>
                 <w:sz w:val="18"/>
                 <w:szCs w:val="18"/>
@@ -723,6 +767,7 @@
             </w:pPr>
             <w:r>
               <w:rPr>
+                <w:rFonts w:ascii="Century Gothic" w:eastAsia="Century Gothic" w:hAnsi="Century Gothic" w:cs="Century Gothic"/>
                 <w:color w:val="231F20"/>
                 <w:sz w:val="18"/>
                 <w:szCs w:val="18"/>
@@ -742,6 +787,7 @@
               </w:pBdr>
               <w:spacing w:line="280" w:lineRule="atLeast"/>
               <w:rPr>
+                <w:rFonts w:ascii="Century Gothic" w:eastAsia="Century Gothic" w:hAnsi="Century Gothic" w:cs="Century Gothic"/>
                 <w:color w:val="231F20"/>
                 <w:sz w:val="18"/>
                 <w:szCs w:val="18"/>
@@ -749,6 +795,7 @@
             </w:pPr>
             <w:r>
               <w:rPr>
+                <w:rFonts w:ascii="Century Gothic" w:eastAsia="Century Gothic" w:hAnsi="Century Gothic" w:cs="Century Gothic"/>
                 <w:color w:val="231F20"/>
                 <w:sz w:val="18"/>
                 <w:szCs w:val="18"/>
@@ -768,6 +815,7 @@
               </w:pBdr>
               <w:spacing w:line="280" w:lineRule="atLeast"/>
               <w:rPr>
+                <w:rFonts w:ascii="Century Gothic" w:eastAsia="Century Gothic" w:hAnsi="Century Gothic" w:cs="Century Gothic"/>
                 <w:color w:val="231F20"/>
                 <w:sz w:val="18"/>
                 <w:szCs w:val="18"/>
@@ -775,6 +823,7 @@
             </w:pPr>
             <w:r>
               <w:rPr>
+                <w:rFonts w:ascii="Century Gothic" w:eastAsia="Century Gothic" w:hAnsi="Century Gothic" w:cs="Century Gothic"/>
                 <w:color w:val="231F20"/>
                 <w:sz w:val="18"/>
                 <w:szCs w:val="18"/>
@@ -803,6 +852,7 @@
               </w:numPr>
               <w:spacing w:line="280" w:lineRule="atLeast"/>
               <w:rPr>
+                <w:rFonts w:ascii="Century Gothic" w:eastAsia="Century Gothic" w:hAnsi="Century Gothic" w:cs="Century Gothic"/>
                 <w:color w:val="231F20"/>
                 <w:sz w:val="18"/>
                 <w:szCs w:val="18"/>
@@ -810,6 +860,7 @@
             </w:pPr>
             <w:r>
               <w:rPr>
+                <w:rFonts w:ascii="Century Gothic" w:eastAsia="Century Gothic" w:hAnsi="Century Gothic" w:cs="Century Gothic"/>
                 <w:color w:val="231F20"/>
                 <w:sz w:val="18"/>
                 <w:szCs w:val="18"/>
@@ -826,6 +877,7 @@
               </w:numPr>
               <w:spacing w:line="280" w:lineRule="atLeast"/>
               <w:rPr>
+                <w:rFonts w:ascii="Century Gothic" w:eastAsia="Century Gothic" w:hAnsi="Century Gothic" w:cs="Century Gothic"/>
                 <w:color w:val="231F20"/>
                 <w:sz w:val="18"/>
                 <w:szCs w:val="18"/>
@@ -833,6 +885,7 @@
             </w:pPr>
             <w:r>
               <w:rPr>
+                <w:rFonts w:ascii="Century Gothic" w:eastAsia="Century Gothic" w:hAnsi="Century Gothic" w:cs="Century Gothic"/>
                 <w:color w:val="231F20"/>
                 <w:sz w:val="18"/>
                 <w:szCs w:val="18"/>
@@ -849,6 +902,7 @@
               </w:numPr>
               <w:spacing w:line="280" w:lineRule="atLeast"/>
               <w:rPr>
+                <w:rFonts w:ascii="Century Gothic" w:eastAsia="Century Gothic" w:hAnsi="Century Gothic" w:cs="Century Gothic"/>
                 <w:color w:val="231F20"/>
                 <w:sz w:val="18"/>
                 <w:szCs w:val="18"/>
@@ -856,6 +910,7 @@
             </w:pPr>
             <w:r>
               <w:rPr>
+                <w:rFonts w:ascii="Century Gothic" w:eastAsia="Century Gothic" w:hAnsi="Century Gothic" w:cs="Century Gothic"/>
                 <w:color w:val="231F20"/>
                 <w:sz w:val="18"/>
                 <w:szCs w:val="18"/>
@@ -872,6 +927,7 @@
               </w:numPr>
               <w:spacing w:line="280" w:lineRule="atLeast"/>
               <w:rPr>
+                <w:rFonts w:ascii="Century Gothic" w:eastAsia="Century Gothic" w:hAnsi="Century Gothic" w:cs="Century Gothic"/>
                 <w:color w:val="231F20"/>
                 <w:sz w:val="18"/>
                 <w:szCs w:val="18"/>
@@ -879,6 +935,7 @@
             </w:pPr>
             <w:r>
               <w:rPr>
+                <w:rFonts w:ascii="Century Gothic" w:eastAsia="Century Gothic" w:hAnsi="Century Gothic" w:cs="Century Gothic"/>
                 <w:color w:val="231F20"/>
                 <w:sz w:val="18"/>
                 <w:szCs w:val="18"/>
@@ -931,12 +988,14 @@
               <w:pStyle w:val="topborder"/>
               <w:rPr>
                 <w:rStyle w:val="displaycell"/>
+                <w:rFonts w:ascii="Century Gothic" w:eastAsia="Century Gothic" w:hAnsi="Century Gothic" w:cs="Century Gothic"/>
                 <w:color w:val="231F20"/>
               </w:rPr>
             </w:pPr>
             <w:r>
               <w:rPr>
                 <w:rStyle w:val="displaycell"/>
+                <w:rFonts w:ascii="Century Gothic" w:eastAsia="Century Gothic" w:hAnsi="Century Gothic" w:cs="Century Gothic"/>
                 <w:color w:val="231F20"/>
               </w:rPr>
               <w:t> </w:t>
@@ -952,12 +1011,14 @@
           <w:bottom w:val="none" w:sz="0" w:space="5" w:color="auto"/>
         </w:pBdr>
         <w:rPr>
+          <w:rFonts w:ascii="Century Gothic" w:eastAsia="Century Gothic" w:hAnsi="Century Gothic" w:cs="Century Gothic"/>
           <w:b/>
           <w:bCs/>
         </w:rPr>
       </w:pPr>
       <w:r>
         <w:rPr>
+          <w:rFonts w:ascii="Century Gothic" w:eastAsia="Century Gothic" w:hAnsi="Century Gothic" w:cs="Century Gothic"/>
           <w:b/>
           <w:bCs/>
         </w:rPr>
@@ -969,6 +1030,7 @@
         <w:pStyle w:val="divdocumentsinglecolumn"/>
         <w:spacing w:line="280" w:lineRule="atLeast"/>
         <w:rPr>
+          <w:rFonts w:ascii="Century Gothic" w:eastAsia="Century Gothic" w:hAnsi="Century Gothic" w:cs="Century Gothic"/>
           <w:color w:val="231F20"/>
           <w:sz w:val="18"/>
           <w:szCs w:val="18"/>
@@ -977,6 +1039,7 @@
       <w:r>
         <w:rPr>
           <w:rStyle w:val="jobtitle"/>
+          <w:rFonts w:ascii="Century Gothic" w:eastAsia="Century Gothic" w:hAnsi="Century Gothic" w:cs="Century Gothic"/>
           <w:color w:val="231F20"/>
           <w:sz w:val="18"/>
           <w:szCs w:val="18"/>
@@ -990,6 +1053,7 @@
         <w:spacing w:line="280" w:lineRule="atLeast"/>
         <w:rPr>
           <w:rStyle w:val="span"/>
+          <w:rFonts w:ascii="Century Gothic" w:eastAsia="Century Gothic" w:hAnsi="Century Gothic" w:cs="Century Gothic"/>
           <w:b/>
           <w:bCs/>
           <w:color w:val="000000"/>
@@ -1000,6 +1064,7 @@
       <w:r>
         <w:rPr>
           <w:rStyle w:val="span"/>
+          <w:rFonts w:ascii="Century Gothic" w:eastAsia="Century Gothic" w:hAnsi="Century Gothic" w:cs="Century Gothic"/>
           <w:b/>
           <w:bCs/>
           <w:color w:val="000000"/>
@@ -1020,14 +1085,16 @@
         <w:ind w:left="380" w:hanging="283"/>
         <w:rPr>
           <w:rStyle w:val="Strong1"/>
-          <w:color w:val="231F20"/>
-          <w:sz w:val="18"/>
-          <w:szCs w:val="18"/>
-        </w:rPr>
-      </w:pPr>
-      <w:r>
-        <w:rPr>
-          <w:rStyle w:val="Strong1"/>
+          <w:rFonts w:ascii="Century Gothic" w:eastAsia="Century Gothic" w:hAnsi="Century Gothic" w:cs="Century Gothic"/>
+          <w:color w:val="231F20"/>
+          <w:sz w:val="18"/>
+          <w:szCs w:val="18"/>
+        </w:rPr>
+      </w:pPr>
+      <w:r>
+        <w:rPr>
+          <w:rStyle w:val="Strong1"/>
+          <w:rFonts w:ascii="Century Gothic" w:eastAsia="Century Gothic" w:hAnsi="Century Gothic" w:cs="Century Gothic"/>
           <w:color w:val="231F20"/>
           <w:sz w:val="18"/>
           <w:szCs w:val="18"/>
@@ -1046,19 +1113,21 @@
         <w:ind w:left="380" w:hanging="283"/>
         <w:rPr>
           <w:rStyle w:val="Strong1"/>
-          <w:color w:val="231F20"/>
-          <w:sz w:val="18"/>
-          <w:szCs w:val="18"/>
-        </w:rPr>
-      </w:pPr>
-      <w:r>
-        <w:rPr>
-          <w:rStyle w:val="Strong1"/>
-          <w:color w:val="231F20"/>
-          <w:sz w:val="18"/>
-          <w:szCs w:val="18"/>
-        </w:rPr>
-        <w:t>In an engagement with a 60-person engineering organization, reduced requirements clarification cycles from two weeks to two days, eliminated engineering rework from 40% to zero, and redesigned the release model into a business-facing value signal within 30 days</w:t>
+          <w:rFonts w:ascii="Century Gothic" w:eastAsia="Century Gothic" w:hAnsi="Century Gothic" w:cs="Century Gothic"/>
+          <w:color w:val="231F20"/>
+          <w:sz w:val="18"/>
+          <w:szCs w:val="18"/>
+        </w:rPr>
+      </w:pPr>
+      <w:r>
+        <w:rPr>
+          <w:rStyle w:val="Strong1"/>
+          <w:rFonts w:ascii="Century Gothic" w:eastAsia="Century Gothic" w:hAnsi="Century Gothic" w:cs="Century Gothic"/>
+          <w:color w:val="231F20"/>
+          <w:sz w:val="18"/>
+          <w:szCs w:val="18"/>
+        </w:rPr>
+        <w:t>In an engagement with a 60-person engineering organization, reduced requirements clarification cycles from two weeks to two days, reduced engineering rework from 40% to zero during the observed 30-day window, and redesigned the release model into a business-facing value signal</w:t>
       </w:r>
     </w:p>
     <w:p>
@@ -1072,19 +1141,21 @@
         <w:ind w:left="380" w:hanging="283"/>
         <w:rPr>
           <w:rStyle w:val="Strong1"/>
-          <w:color w:val="231F20"/>
-          <w:sz w:val="18"/>
-          <w:szCs w:val="18"/>
-        </w:rPr>
-      </w:pPr>
-      <w:r>
-        <w:rPr>
-          <w:rStyle w:val="Strong1"/>
-          <w:color w:val="231F20"/>
-          <w:sz w:val="18"/>
-          <w:szCs w:val="18"/>
-        </w:rPr>
-        <w:t>Built and operate an agentic orchestration and AI control plane (Operator Control Plane) with 32 specialized skills and 39 governed automations, using Claude and Cursor with explicit task ownership, audit trails, and human approval gates on production AI workflows</w:t>
+          <w:rFonts w:ascii="Century Gothic" w:eastAsia="Century Gothic" w:hAnsi="Century Gothic" w:cs="Century Gothic"/>
+          <w:color w:val="231F20"/>
+          <w:sz w:val="18"/>
+          <w:szCs w:val="18"/>
+        </w:rPr>
+      </w:pPr>
+      <w:r>
+        <w:rPr>
+          <w:rStyle w:val="Strong1"/>
+          <w:rFonts w:ascii="Century Gothic" w:eastAsia="Century Gothic" w:hAnsi="Century Gothic" w:cs="Century Gothic"/>
+          <w:color w:val="231F20"/>
+          <w:sz w:val="18"/>
+          <w:szCs w:val="18"/>
+        </w:rPr>
+        <w:t>Built and operate an agentic orchestration and AI control plane (Operator Control Plane) with 35 specialized skills, 41 governed automations, 54 scheduled tasks, and 12 AI agents, using Claude and Cursor with explicit task ownership, audit trails, and human approval gates on production AI workflows</w:t>
       </w:r>
     </w:p>
     <w:p>
@@ -1098,19 +1169,20 @@
         <w:ind w:left="380" w:hanging="283"/>
         <w:rPr>
           <w:rStyle w:val="Strong1"/>
-          <w:color w:val="231F20"/>
-          <w:sz w:val="18"/>
-          <w:szCs w:val="18"/>
-        </w:rPr>
-      </w:pPr>
-      <w:r>
-        <w:rPr>
-          <w:rStyle w:val="Strong1"/>
-          <w:color w:val="231F20"/>
-          <w:sz w:val="18"/>
-          <w:szCs w:val="18"/>
-        </w:rPr>
-        <w:lastRenderedPageBreak/>
+          <w:rFonts w:ascii="Century Gothic" w:eastAsia="Century Gothic" w:hAnsi="Century Gothic" w:cs="Century Gothic"/>
+          <w:color w:val="231F20"/>
+          <w:sz w:val="18"/>
+          <w:szCs w:val="18"/>
+        </w:rPr>
+      </w:pPr>
+      <w:r>
+        <w:rPr>
+          <w:rStyle w:val="Strong1"/>
+          <w:rFonts w:ascii="Century Gothic" w:eastAsia="Century Gothic" w:hAnsi="Century Gothic" w:cs="Century Gothic"/>
+          <w:color w:val="231F20"/>
+          <w:sz w:val="18"/>
+          <w:szCs w:val="18"/>
+        </w:rPr>
         <w:t>Diagnosed fragmented planning and prioritization across a scaling engineering organization, rebuilding the roadmap operating model, risk framework, and 2027 strategy and creating the board-level investment case for continued engineering scale</w:t>
       </w:r>
     </w:p>
@@ -1120,6 +1192,7 @@
         <w:spacing w:line="280" w:lineRule="atLeast"/>
         <w:rPr>
           <w:rStyle w:val="jobtitle"/>
+          <w:rFonts w:ascii="Century Gothic" w:eastAsia="Century Gothic" w:hAnsi="Century Gothic" w:cs="Century Gothic"/>
           <w:color w:val="231F20"/>
           <w:sz w:val="18"/>
           <w:szCs w:val="18"/>
@@ -1131,6 +1204,7 @@
         <w:pStyle w:val="divdocumentsinglecolumn"/>
         <w:spacing w:line="280" w:lineRule="atLeast"/>
         <w:rPr>
+          <w:rFonts w:ascii="Century Gothic" w:eastAsia="Century Gothic" w:hAnsi="Century Gothic" w:cs="Century Gothic"/>
           <w:color w:val="231F20"/>
           <w:sz w:val="18"/>
           <w:szCs w:val="18"/>
@@ -1139,6 +1213,7 @@
       <w:r>
         <w:rPr>
           <w:rStyle w:val="jobtitle"/>
+          <w:rFonts w:ascii="Century Gothic" w:eastAsia="Century Gothic" w:hAnsi="Century Gothic" w:cs="Century Gothic"/>
           <w:color w:val="231F20"/>
           <w:sz w:val="18"/>
           <w:szCs w:val="18"/>
@@ -1148,6 +1223,7 @@
       <w:r>
         <w:rPr>
           <w:rStyle w:val="span"/>
+          <w:rFonts w:ascii="Century Gothic" w:eastAsia="Century Gothic" w:hAnsi="Century Gothic" w:cs="Century Gothic"/>
           <w:color w:val="231F20"/>
           <w:sz w:val="18"/>
           <w:szCs w:val="18"/>
@@ -1157,6 +1233,7 @@
       <w:r>
         <w:rPr>
           <w:rStyle w:val="singlecolumnspanpaddedlinenth-child1"/>
+          <w:rFonts w:ascii="Century Gothic" w:eastAsia="Century Gothic" w:hAnsi="Century Gothic" w:cs="Century Gothic"/>
           <w:color w:val="231F20"/>
           <w:sz w:val="18"/>
           <w:szCs w:val="18"/>
@@ -1169,6 +1246,7 @@
         <w:pStyle w:val="spanpaddedline"/>
         <w:spacing w:line="280" w:lineRule="atLeast"/>
         <w:rPr>
+          <w:rFonts w:ascii="Century Gothic" w:eastAsia="Century Gothic" w:hAnsi="Century Gothic" w:cs="Century Gothic"/>
           <w:b/>
           <w:bCs/>
           <w:color w:val="000000"/>
@@ -1179,6 +1257,7 @@
       <w:r>
         <w:rPr>
           <w:rStyle w:val="span"/>
+          <w:rFonts w:ascii="Century Gothic" w:eastAsia="Century Gothic" w:hAnsi="Century Gothic" w:cs="Century Gothic"/>
           <w:b/>
           <w:bCs/>
           <w:color w:val="000000"/>
@@ -1189,6 +1268,7 @@
       </w:r>
       <w:r>
         <w:rPr>
+          <w:rFonts w:ascii="Century Gothic" w:eastAsia="Century Gothic" w:hAnsi="Century Gothic" w:cs="Century Gothic"/>
           <w:b/>
           <w:bCs/>
           <w:color w:val="000000"/>
@@ -1209,14 +1289,16 @@
         <w:ind w:left="380" w:hanging="283"/>
         <w:rPr>
           <w:rStyle w:val="Strong1"/>
-          <w:color w:val="231F20"/>
-          <w:sz w:val="18"/>
-          <w:szCs w:val="18"/>
-        </w:rPr>
-      </w:pPr>
-      <w:r>
-        <w:rPr>
-          <w:rStyle w:val="Strong1"/>
+          <w:rFonts w:ascii="Century Gothic" w:eastAsia="Century Gothic" w:hAnsi="Century Gothic" w:cs="Century Gothic"/>
+          <w:color w:val="231F20"/>
+          <w:sz w:val="18"/>
+          <w:szCs w:val="18"/>
+        </w:rPr>
+      </w:pPr>
+      <w:r>
+        <w:rPr>
+          <w:rStyle w:val="Strong1"/>
+          <w:rFonts w:ascii="Century Gothic" w:eastAsia="Century Gothic" w:hAnsi="Century Gothic" w:cs="Century Gothic"/>
           <w:color w:val="231F20"/>
           <w:sz w:val="18"/>
           <w:szCs w:val="18"/>
@@ -1235,14 +1317,16 @@
         <w:ind w:left="380" w:hanging="283"/>
         <w:rPr>
           <w:rStyle w:val="Strong1"/>
-          <w:color w:val="231F20"/>
-          <w:sz w:val="18"/>
-          <w:szCs w:val="18"/>
-        </w:rPr>
-      </w:pPr>
-      <w:r>
-        <w:rPr>
-          <w:rStyle w:val="Strong1"/>
+          <w:rFonts w:ascii="Century Gothic" w:eastAsia="Century Gothic" w:hAnsi="Century Gothic" w:cs="Century Gothic"/>
+          <w:color w:val="231F20"/>
+          <w:sz w:val="18"/>
+          <w:szCs w:val="18"/>
+        </w:rPr>
+      </w:pPr>
+      <w:r>
+        <w:rPr>
+          <w:rStyle w:val="Strong1"/>
+          <w:rFonts w:ascii="Century Gothic" w:eastAsia="Century Gothic" w:hAnsi="Century Gothic" w:cs="Century Gothic"/>
           <w:color w:val="231F20"/>
           <w:sz w:val="18"/>
           <w:szCs w:val="18"/>
@@ -1261,14 +1345,16 @@
         <w:ind w:left="380" w:hanging="283"/>
         <w:rPr>
           <w:rStyle w:val="Strong1"/>
-          <w:color w:val="231F20"/>
-          <w:sz w:val="18"/>
-          <w:szCs w:val="18"/>
-        </w:rPr>
-      </w:pPr>
-      <w:r>
-        <w:rPr>
-          <w:rStyle w:val="Strong1"/>
+          <w:rFonts w:ascii="Century Gothic" w:eastAsia="Century Gothic" w:hAnsi="Century Gothic" w:cs="Century Gothic"/>
+          <w:color w:val="231F20"/>
+          <w:sz w:val="18"/>
+          <w:szCs w:val="18"/>
+        </w:rPr>
+      </w:pPr>
+      <w:r>
+        <w:rPr>
+          <w:rStyle w:val="Strong1"/>
+          <w:rFonts w:ascii="Century Gothic" w:eastAsia="Century Gothic" w:hAnsi="Century Gothic" w:cs="Century Gothic"/>
           <w:color w:val="231F20"/>
           <w:sz w:val="18"/>
           <w:szCs w:val="18"/>
@@ -1287,14 +1373,16 @@
         <w:ind w:left="380" w:hanging="283"/>
         <w:rPr>
           <w:rStyle w:val="Strong1"/>
-          <w:color w:val="231F20"/>
-          <w:sz w:val="18"/>
-          <w:szCs w:val="18"/>
-        </w:rPr>
-      </w:pPr>
-      <w:r>
-        <w:rPr>
-          <w:rStyle w:val="Strong1"/>
+          <w:rFonts w:ascii="Century Gothic" w:eastAsia="Century Gothic" w:hAnsi="Century Gothic" w:cs="Century Gothic"/>
+          <w:color w:val="231F20"/>
+          <w:sz w:val="18"/>
+          <w:szCs w:val="18"/>
+        </w:rPr>
+      </w:pPr>
+      <w:r>
+        <w:rPr>
+          <w:rStyle w:val="Strong1"/>
+          <w:rFonts w:ascii="Century Gothic" w:eastAsia="Century Gothic" w:hAnsi="Century Gothic" w:cs="Century Gothic"/>
           <w:color w:val="231F20"/>
           <w:sz w:val="18"/>
           <w:szCs w:val="18"/>
@@ -1313,14 +1401,16 @@
         <w:ind w:left="380" w:hanging="283"/>
         <w:rPr>
           <w:rStyle w:val="Strong1"/>
-          <w:color w:val="231F20"/>
-          <w:sz w:val="18"/>
-          <w:szCs w:val="18"/>
-        </w:rPr>
-      </w:pPr>
-      <w:r>
-        <w:rPr>
-          <w:rStyle w:val="Strong1"/>
+          <w:rFonts w:ascii="Century Gothic" w:eastAsia="Century Gothic" w:hAnsi="Century Gothic" w:cs="Century Gothic"/>
+          <w:color w:val="231F20"/>
+          <w:sz w:val="18"/>
+          <w:szCs w:val="18"/>
+        </w:rPr>
+      </w:pPr>
+      <w:r>
+        <w:rPr>
+          <w:rStyle w:val="Strong1"/>
+          <w:rFonts w:ascii="Century Gothic" w:eastAsia="Century Gothic" w:hAnsi="Century Gothic" w:cs="Century Gothic"/>
           <w:color w:val="231F20"/>
           <w:sz w:val="18"/>
           <w:szCs w:val="18"/>
@@ -1339,14 +1429,16 @@
         <w:ind w:left="380" w:hanging="283"/>
         <w:rPr>
           <w:rStyle w:val="Strong1"/>
-          <w:color w:val="231F20"/>
-          <w:sz w:val="18"/>
-          <w:szCs w:val="18"/>
-        </w:rPr>
-      </w:pPr>
-      <w:r>
-        <w:rPr>
-          <w:rStyle w:val="Strong1"/>
+          <w:rFonts w:ascii="Century Gothic" w:eastAsia="Century Gothic" w:hAnsi="Century Gothic" w:cs="Century Gothic"/>
+          <w:color w:val="231F20"/>
+          <w:sz w:val="18"/>
+          <w:szCs w:val="18"/>
+        </w:rPr>
+      </w:pPr>
+      <w:r>
+        <w:rPr>
+          <w:rStyle w:val="Strong1"/>
+          <w:rFonts w:ascii="Century Gothic" w:eastAsia="Century Gothic" w:hAnsi="Century Gothic" w:cs="Century Gothic"/>
           <w:color w:val="231F20"/>
           <w:sz w:val="18"/>
           <w:szCs w:val="18"/>
@@ -1361,6 +1453,7 @@
         <w:ind w:left="380"/>
         <w:rPr>
           <w:rStyle w:val="Strong1"/>
+          <w:rFonts w:ascii="Century Gothic" w:eastAsia="Century Gothic" w:hAnsi="Century Gothic" w:cs="Century Gothic"/>
           <w:color w:val="231F20"/>
           <w:sz w:val="18"/>
           <w:szCs w:val="18"/>
@@ -1374,6 +1467,7 @@
         <w:ind w:left="380"/>
         <w:rPr>
           <w:rStyle w:val="jobtitle"/>
+          <w:rFonts w:ascii="Century Gothic" w:eastAsia="Century Gothic" w:hAnsi="Century Gothic" w:cs="Century Gothic"/>
           <w:color w:val="231F20"/>
           <w:sz w:val="18"/>
           <w:szCs w:val="18"/>
@@ -1385,6 +1479,7 @@
         <w:pStyle w:val="divdocumentulli"/>
         <w:spacing w:line="280" w:lineRule="atLeast"/>
         <w:rPr>
+          <w:rFonts w:ascii="Century Gothic" w:eastAsia="Century Gothic" w:hAnsi="Century Gothic" w:cs="Century Gothic"/>
           <w:color w:val="231F20"/>
           <w:sz w:val="18"/>
           <w:szCs w:val="18"/>
@@ -1393,6 +1488,7 @@
       <w:r>
         <w:rPr>
           <w:rStyle w:val="jobtitle"/>
+          <w:rFonts w:ascii="Century Gothic" w:eastAsia="Century Gothic" w:hAnsi="Century Gothic" w:cs="Century Gothic"/>
           <w:color w:val="231F20"/>
           <w:sz w:val="18"/>
           <w:szCs w:val="18"/>
@@ -1402,6 +1498,7 @@
       <w:r>
         <w:rPr>
           <w:rStyle w:val="span"/>
+          <w:rFonts w:ascii="Century Gothic" w:eastAsia="Century Gothic" w:hAnsi="Century Gothic" w:cs="Century Gothic"/>
           <w:color w:val="231F20"/>
           <w:sz w:val="18"/>
           <w:szCs w:val="18"/>
@@ -1411,6 +1508,7 @@
       <w:r>
         <w:rPr>
           <w:rStyle w:val="singlecolumnspanpaddedlinenth-child1"/>
+          <w:rFonts w:ascii="Century Gothic" w:eastAsia="Century Gothic" w:hAnsi="Century Gothic" w:cs="Century Gothic"/>
           <w:color w:val="231F20"/>
           <w:sz w:val="18"/>
           <w:szCs w:val="18"/>
@@ -1423,6 +1521,7 @@
         <w:pStyle w:val="spanpaddedline"/>
         <w:spacing w:line="280" w:lineRule="atLeast"/>
         <w:rPr>
+          <w:rFonts w:ascii="Century Gothic" w:eastAsia="Century Gothic" w:hAnsi="Century Gothic" w:cs="Century Gothic"/>
           <w:b/>
           <w:bCs/>
           <w:color w:val="000000"/>
@@ -1433,6 +1532,7 @@
       <w:r>
         <w:rPr>
           <w:rStyle w:val="span"/>
+          <w:rFonts w:ascii="Century Gothic" w:eastAsia="Century Gothic" w:hAnsi="Century Gothic" w:cs="Century Gothic"/>
           <w:b/>
           <w:bCs/>
           <w:color w:val="000000"/>
@@ -1443,6 +1543,7 @@
       </w:r>
       <w:r>
         <w:rPr>
+          <w:rFonts w:ascii="Century Gothic" w:eastAsia="Century Gothic" w:hAnsi="Century Gothic" w:cs="Century Gothic"/>
           <w:b/>
           <w:bCs/>
           <w:color w:val="000000"/>
@@ -1463,14 +1564,16 @@
         <w:ind w:left="380" w:hanging="283"/>
         <w:rPr>
           <w:rStyle w:val="Strong1"/>
-          <w:color w:val="231F20"/>
-          <w:sz w:val="18"/>
-          <w:szCs w:val="18"/>
-        </w:rPr>
-      </w:pPr>
-      <w:r>
-        <w:rPr>
-          <w:rStyle w:val="Strong1"/>
+          <w:rFonts w:ascii="Century Gothic" w:eastAsia="Century Gothic" w:hAnsi="Century Gothic" w:cs="Century Gothic"/>
+          <w:color w:val="231F20"/>
+          <w:sz w:val="18"/>
+          <w:szCs w:val="18"/>
+        </w:rPr>
+      </w:pPr>
+      <w:r>
+        <w:rPr>
+          <w:rStyle w:val="Strong1"/>
+          <w:rFonts w:ascii="Century Gothic" w:eastAsia="Century Gothic" w:hAnsi="Century Gothic" w:cs="Century Gothic"/>
           <w:color w:val="231F20"/>
           <w:sz w:val="18"/>
           <w:szCs w:val="18"/>
@@ -1489,14 +1592,16 @@
         <w:ind w:left="380" w:hanging="283"/>
         <w:rPr>
           <w:rStyle w:val="Strong1"/>
-          <w:color w:val="231F20"/>
-          <w:sz w:val="18"/>
-          <w:szCs w:val="18"/>
-        </w:rPr>
-      </w:pPr>
-      <w:r>
-        <w:rPr>
-          <w:rStyle w:val="Strong1"/>
+          <w:rFonts w:ascii="Century Gothic" w:eastAsia="Century Gothic" w:hAnsi="Century Gothic" w:cs="Century Gothic"/>
+          <w:color w:val="231F20"/>
+          <w:sz w:val="18"/>
+          <w:szCs w:val="18"/>
+        </w:rPr>
+      </w:pPr>
+      <w:r>
+        <w:rPr>
+          <w:rStyle w:val="Strong1"/>
+          <w:rFonts w:ascii="Century Gothic" w:eastAsia="Century Gothic" w:hAnsi="Century Gothic" w:cs="Century Gothic"/>
           <w:color w:val="231F20"/>
           <w:sz w:val="18"/>
           <w:szCs w:val="18"/>
@@ -1515,14 +1620,16 @@
         <w:ind w:left="380" w:hanging="283"/>
         <w:rPr>
           <w:rStyle w:val="Strong1"/>
-          <w:color w:val="231F20"/>
-          <w:sz w:val="18"/>
-          <w:szCs w:val="18"/>
-        </w:rPr>
-      </w:pPr>
-      <w:r>
-        <w:rPr>
-          <w:rStyle w:val="Strong1"/>
+          <w:rFonts w:ascii="Century Gothic" w:eastAsia="Century Gothic" w:hAnsi="Century Gothic" w:cs="Century Gothic"/>
+          <w:color w:val="231F20"/>
+          <w:sz w:val="18"/>
+          <w:szCs w:val="18"/>
+        </w:rPr>
+      </w:pPr>
+      <w:r>
+        <w:rPr>
+          <w:rStyle w:val="Strong1"/>
+          <w:rFonts w:ascii="Century Gothic" w:eastAsia="Century Gothic" w:hAnsi="Century Gothic" w:cs="Century Gothic"/>
           <w:color w:val="231F20"/>
           <w:sz w:val="18"/>
           <w:szCs w:val="18"/>
@@ -1541,14 +1648,16 @@
         <w:ind w:left="380" w:hanging="283"/>
         <w:rPr>
           <w:rStyle w:val="Strong1"/>
-          <w:color w:val="231F20"/>
-          <w:sz w:val="18"/>
-          <w:szCs w:val="18"/>
-        </w:rPr>
-      </w:pPr>
-      <w:r>
-        <w:rPr>
-          <w:rStyle w:val="Strong1"/>
+          <w:rFonts w:ascii="Century Gothic" w:eastAsia="Century Gothic" w:hAnsi="Century Gothic" w:cs="Century Gothic"/>
+          <w:color w:val="231F20"/>
+          <w:sz w:val="18"/>
+          <w:szCs w:val="18"/>
+        </w:rPr>
+      </w:pPr>
+      <w:r>
+        <w:rPr>
+          <w:rStyle w:val="Strong1"/>
+          <w:rFonts w:ascii="Century Gothic" w:eastAsia="Century Gothic" w:hAnsi="Century Gothic" w:cs="Century Gothic"/>
           <w:color w:val="231F20"/>
           <w:sz w:val="18"/>
           <w:szCs w:val="18"/>
@@ -1567,14 +1676,16 @@
         <w:ind w:left="380" w:hanging="283"/>
         <w:rPr>
           <w:rStyle w:val="Strong1"/>
-          <w:color w:val="231F20"/>
-          <w:sz w:val="18"/>
-          <w:szCs w:val="18"/>
-        </w:rPr>
-      </w:pPr>
-      <w:r>
-        <w:rPr>
-          <w:rStyle w:val="Strong1"/>
+          <w:rFonts w:ascii="Century Gothic" w:eastAsia="Century Gothic" w:hAnsi="Century Gothic" w:cs="Century Gothic"/>
+          <w:color w:val="231F20"/>
+          <w:sz w:val="18"/>
+          <w:szCs w:val="18"/>
+        </w:rPr>
+      </w:pPr>
+      <w:r>
+        <w:rPr>
+          <w:rStyle w:val="Strong1"/>
+          <w:rFonts w:ascii="Century Gothic" w:eastAsia="Century Gothic" w:hAnsi="Century Gothic" w:cs="Century Gothic"/>
           <w:color w:val="231F20"/>
           <w:sz w:val="18"/>
           <w:szCs w:val="18"/>
@@ -1593,14 +1704,16 @@
         <w:ind w:left="380" w:hanging="283"/>
         <w:rPr>
           <w:rStyle w:val="Strong1"/>
-          <w:color w:val="231F20"/>
-          <w:sz w:val="18"/>
-          <w:szCs w:val="18"/>
-        </w:rPr>
-      </w:pPr>
-      <w:r>
-        <w:rPr>
-          <w:rStyle w:val="Strong1"/>
+          <w:rFonts w:ascii="Century Gothic" w:eastAsia="Century Gothic" w:hAnsi="Century Gothic" w:cs="Century Gothic"/>
+          <w:color w:val="231F20"/>
+          <w:sz w:val="18"/>
+          <w:szCs w:val="18"/>
+        </w:rPr>
+      </w:pPr>
+      <w:r>
+        <w:rPr>
+          <w:rStyle w:val="Strong1"/>
+          <w:rFonts w:ascii="Century Gothic" w:eastAsia="Century Gothic" w:hAnsi="Century Gothic" w:cs="Century Gothic"/>
           <w:color w:val="231F20"/>
           <w:sz w:val="18"/>
           <w:szCs w:val="18"/>
@@ -1615,6 +1728,7 @@
         <w:ind w:left="380"/>
         <w:rPr>
           <w:rStyle w:val="Strong1"/>
+          <w:rFonts w:ascii="Century Gothic" w:eastAsia="Century Gothic" w:hAnsi="Century Gothic" w:cs="Century Gothic"/>
           <w:color w:val="231F20"/>
           <w:sz w:val="18"/>
           <w:szCs w:val="18"/>
@@ -1627,6 +1741,7 @@
         <w:spacing w:line="280" w:lineRule="atLeast"/>
         <w:rPr>
           <w:rStyle w:val="Strong1"/>
+          <w:rFonts w:ascii="Century Gothic" w:eastAsia="Century Gothic" w:hAnsi="Century Gothic" w:cs="Century Gothic"/>
           <w:color w:val="231F20"/>
           <w:sz w:val="18"/>
           <w:szCs w:val="18"/>
@@ -1638,6 +1753,7 @@
         <w:pStyle w:val="divdocumentulli"/>
         <w:spacing w:line="280" w:lineRule="atLeast"/>
         <w:rPr>
+          <w:rFonts w:ascii="Century Gothic" w:eastAsia="Century Gothic" w:hAnsi="Century Gothic" w:cs="Century Gothic"/>
           <w:color w:val="231F20"/>
           <w:sz w:val="18"/>
           <w:szCs w:val="18"/>
@@ -1646,6 +1762,7 @@
       <w:r>
         <w:rPr>
           <w:rStyle w:val="jobtitle"/>
+          <w:rFonts w:ascii="Century Gothic" w:eastAsia="Century Gothic" w:hAnsi="Century Gothic" w:cs="Century Gothic"/>
           <w:color w:val="231F20"/>
           <w:sz w:val="18"/>
           <w:szCs w:val="18"/>
@@ -1655,6 +1772,7 @@
       <w:r>
         <w:rPr>
           <w:rStyle w:val="span"/>
+          <w:rFonts w:ascii="Century Gothic" w:eastAsia="Century Gothic" w:hAnsi="Century Gothic" w:cs="Century Gothic"/>
           <w:color w:val="231F20"/>
           <w:sz w:val="18"/>
           <w:szCs w:val="18"/>
@@ -1664,6 +1782,7 @@
       <w:r>
         <w:rPr>
           <w:rStyle w:val="singlecolumnspanpaddedlinenth-child1"/>
+          <w:rFonts w:ascii="Century Gothic" w:eastAsia="Century Gothic" w:hAnsi="Century Gothic" w:cs="Century Gothic"/>
           <w:color w:val="231F20"/>
           <w:sz w:val="18"/>
           <w:szCs w:val="18"/>
@@ -1676,6 +1795,7 @@
         <w:pStyle w:val="spanpaddedline"/>
         <w:spacing w:line="280" w:lineRule="atLeast"/>
         <w:rPr>
+          <w:rFonts w:ascii="Century Gothic" w:eastAsia="Century Gothic" w:hAnsi="Century Gothic" w:cs="Century Gothic"/>
           <w:b/>
           <w:bCs/>
           <w:color w:val="000000"/>
@@ -1686,6 +1806,7 @@
       <w:r>
         <w:rPr>
           <w:rStyle w:val="span"/>
+          <w:rFonts w:ascii="Century Gothic" w:eastAsia="Century Gothic" w:hAnsi="Century Gothic" w:cs="Century Gothic"/>
           <w:b/>
           <w:bCs/>
           <w:color w:val="000000"/>
@@ -1706,6 +1827,7 @@
         <w:ind w:left="380" w:hanging="283"/>
         <w:rPr>
           <w:rStyle w:val="span"/>
+          <w:rFonts w:ascii="Century Gothic" w:eastAsia="Century Gothic" w:hAnsi="Century Gothic" w:cs="Century Gothic"/>
           <w:color w:val="231F20"/>
           <w:sz w:val="18"/>
           <w:szCs w:val="18"/>
@@ -1714,11 +1836,23 @@
       <w:r>
         <w:rPr>
           <w:rStyle w:val="span"/>
-          <w:color w:val="231F20"/>
-          <w:sz w:val="18"/>
-          <w:szCs w:val="18"/>
-        </w:rPr>
-        <w:t>Embedded as the program lead for Business Insider’s data platform during a high-growth period, owning end-to-end delivery of the AWS-to-Snowflake infrastructure migration, managing design through cutover against scope, timeline, and budget while resolving systemic delivery constraints across data pipelines, identity systems, and analytics workflows</w:t>
+          <w:rFonts w:ascii="Century Gothic" w:eastAsia="Century Gothic" w:hAnsi="Century Gothic" w:cs="Century Gothic"/>
+          <w:color w:val="231F20"/>
+          <w:sz w:val="18"/>
+          <w:szCs w:val="18"/>
+        </w:rPr>
+        <w:t xml:space="preserve">Embedded as the program lead for Business Insider’s data platform during a high-growth period, owning end-to-end delivery of the AWS-to-Snowflake infrastructure migration, managing design through cutover against scope, timeline, </w:t>
+      </w:r>
+      <w:r>
+        <w:rPr>
+          <w:rStyle w:val="span"/>
+          <w:rFonts w:ascii="Century Gothic" w:eastAsia="Century Gothic" w:hAnsi="Century Gothic" w:cs="Century Gothic"/>
+          <w:color w:val="231F20"/>
+          <w:sz w:val="18"/>
+          <w:szCs w:val="18"/>
+        </w:rPr>
+        <w:lastRenderedPageBreak/>
+        <w:t>and budget while resolving systemic delivery constraints across data pipelines, identity systems, and analytics workflows</w:t>
       </w:r>
     </w:p>
     <w:p>
@@ -1732,6 +1866,7 @@
         <w:ind w:left="380" w:hanging="283"/>
         <w:rPr>
           <w:rStyle w:val="span"/>
+          <w:rFonts w:ascii="Century Gothic" w:eastAsia="Century Gothic" w:hAnsi="Century Gothic" w:cs="Century Gothic"/>
           <w:color w:val="231F20"/>
           <w:sz w:val="18"/>
           <w:szCs w:val="18"/>
@@ -1740,11 +1875,11 @@
       <w:r>
         <w:rPr>
           <w:rStyle w:val="span"/>
-          <w:color w:val="231F20"/>
-          <w:sz w:val="18"/>
-          <w:szCs w:val="18"/>
-        </w:rPr>
-        <w:lastRenderedPageBreak/>
+          <w:rFonts w:ascii="Century Gothic" w:eastAsia="Century Gothic" w:hAnsi="Century Gothic" w:cs="Century Gothic"/>
+          <w:color w:val="231F20"/>
+          <w:sz w:val="18"/>
+          <w:szCs w:val="18"/>
+        </w:rPr>
         <w:t>Aligned engineering, editorial, growth, and revenue teams around shared platform delivery milestones, improving execution consistency in an environment where slow data decisions had measurable downstream impact on subscriber growth and monetization outcomes</w:t>
       </w:r>
     </w:p>
@@ -1753,6 +1888,7 @@
         <w:pStyle w:val="divdocumentsinglecolumn"/>
         <w:spacing w:before="300" w:line="280" w:lineRule="atLeast"/>
         <w:rPr>
+          <w:rFonts w:ascii="Century Gothic" w:eastAsia="Century Gothic" w:hAnsi="Century Gothic" w:cs="Century Gothic"/>
           <w:color w:val="231F20"/>
           <w:sz w:val="18"/>
           <w:szCs w:val="18"/>
@@ -1761,6 +1897,7 @@
       <w:r>
         <w:rPr>
           <w:rStyle w:val="jobtitle"/>
+          <w:rFonts w:ascii="Century Gothic" w:eastAsia="Century Gothic" w:hAnsi="Century Gothic" w:cs="Century Gothic"/>
           <w:color w:val="231F20"/>
           <w:sz w:val="18"/>
           <w:szCs w:val="18"/>
@@ -1770,6 +1907,7 @@
       <w:r>
         <w:rPr>
           <w:rStyle w:val="span"/>
+          <w:rFonts w:ascii="Century Gothic" w:eastAsia="Century Gothic" w:hAnsi="Century Gothic" w:cs="Century Gothic"/>
           <w:color w:val="231F20"/>
           <w:sz w:val="18"/>
           <w:szCs w:val="18"/>
@@ -1779,6 +1917,7 @@
       <w:r>
         <w:rPr>
           <w:rStyle w:val="singlecolumnspanpaddedlinenth-child1"/>
+          <w:rFonts w:ascii="Century Gothic" w:eastAsia="Century Gothic" w:hAnsi="Century Gothic" w:cs="Century Gothic"/>
           <w:color w:val="231F20"/>
           <w:sz w:val="18"/>
           <w:szCs w:val="18"/>
@@ -1791,6 +1930,7 @@
         <w:pStyle w:val="spanpaddedline"/>
         <w:spacing w:line="280" w:lineRule="atLeast"/>
         <w:rPr>
+          <w:rFonts w:ascii="Century Gothic" w:eastAsia="Century Gothic" w:hAnsi="Century Gothic" w:cs="Century Gothic"/>
           <w:b/>
           <w:bCs/>
           <w:color w:val="000000"/>
@@ -1801,6 +1941,7 @@
       <w:r>
         <w:rPr>
           <w:rStyle w:val="span"/>
+          <w:rFonts w:ascii="Century Gothic" w:eastAsia="Century Gothic" w:hAnsi="Century Gothic" w:cs="Century Gothic"/>
           <w:b/>
           <w:bCs/>
           <w:color w:val="000000"/>
@@ -1821,6 +1962,7 @@
         <w:ind w:left="380" w:hanging="283"/>
         <w:rPr>
           <w:rStyle w:val="span"/>
+          <w:rFonts w:ascii="Century Gothic" w:eastAsia="Century Gothic" w:hAnsi="Century Gothic" w:cs="Century Gothic"/>
           <w:color w:val="231F20"/>
           <w:sz w:val="18"/>
           <w:szCs w:val="18"/>
@@ -1829,6 +1971,7 @@
       <w:r>
         <w:rPr>
           <w:rStyle w:val="span"/>
+          <w:rFonts w:ascii="Century Gothic" w:eastAsia="Century Gothic" w:hAnsi="Century Gothic" w:cs="Century Gothic"/>
           <w:color w:val="231F20"/>
           <w:sz w:val="18"/>
           <w:szCs w:val="18"/>
@@ -1847,6 +1990,7 @@
         <w:ind w:left="380" w:hanging="283"/>
         <w:rPr>
           <w:rStyle w:val="span"/>
+          <w:rFonts w:ascii="Century Gothic" w:eastAsia="Century Gothic" w:hAnsi="Century Gothic" w:cs="Century Gothic"/>
           <w:color w:val="231F20"/>
           <w:sz w:val="18"/>
           <w:szCs w:val="18"/>
@@ -1855,6 +1999,7 @@
       <w:r>
         <w:rPr>
           <w:rStyle w:val="span"/>
+          <w:rFonts w:ascii="Century Gothic" w:eastAsia="Century Gothic" w:hAnsi="Century Gothic" w:cs="Century Gothic"/>
           <w:color w:val="231F20"/>
           <w:sz w:val="18"/>
           <w:szCs w:val="18"/>
@@ -1867,6 +2012,7 @@
         <w:pStyle w:val="divdocumentsinglecolumn"/>
         <w:spacing w:before="300" w:line="280" w:lineRule="atLeast"/>
         <w:rPr>
+          <w:rFonts w:ascii="Century Gothic" w:eastAsia="Century Gothic" w:hAnsi="Century Gothic" w:cs="Century Gothic"/>
           <w:color w:val="231F20"/>
           <w:sz w:val="18"/>
           <w:szCs w:val="18"/>
@@ -1875,6 +2021,7 @@
       <w:r>
         <w:rPr>
           <w:rStyle w:val="jobtitle"/>
+          <w:rFonts w:ascii="Century Gothic" w:eastAsia="Century Gothic" w:hAnsi="Century Gothic" w:cs="Century Gothic"/>
           <w:color w:val="231F20"/>
           <w:sz w:val="18"/>
           <w:szCs w:val="18"/>
@@ -1884,6 +2031,7 @@
       <w:r>
         <w:rPr>
           <w:rStyle w:val="span"/>
+          <w:rFonts w:ascii="Century Gothic" w:eastAsia="Century Gothic" w:hAnsi="Century Gothic" w:cs="Century Gothic"/>
           <w:color w:val="231F20"/>
           <w:sz w:val="18"/>
           <w:szCs w:val="18"/>
@@ -1893,6 +2041,7 @@
       <w:r>
         <w:rPr>
           <w:rStyle w:val="singlecolumnspanpaddedlinenth-child1"/>
+          <w:rFonts w:ascii="Century Gothic" w:eastAsia="Century Gothic" w:hAnsi="Century Gothic" w:cs="Century Gothic"/>
           <w:color w:val="231F20"/>
           <w:sz w:val="18"/>
           <w:szCs w:val="18"/>
@@ -1905,6 +2054,7 @@
         <w:pStyle w:val="spanpaddedline"/>
         <w:spacing w:line="280" w:lineRule="atLeast"/>
         <w:rPr>
+          <w:rFonts w:ascii="Century Gothic" w:eastAsia="Century Gothic" w:hAnsi="Century Gothic" w:cs="Century Gothic"/>
           <w:b/>
           <w:bCs/>
           <w:color w:val="000000"/>
@@ -1915,6 +2065,7 @@
       <w:r>
         <w:rPr>
           <w:rStyle w:val="span"/>
+          <w:rFonts w:ascii="Century Gothic" w:eastAsia="Century Gothic" w:hAnsi="Century Gothic" w:cs="Century Gothic"/>
           <w:b/>
           <w:bCs/>
           <w:color w:val="000000"/>
@@ -1925,6 +2076,7 @@
       </w:r>
       <w:r>
         <w:rPr>
+          <w:rFonts w:ascii="Century Gothic" w:eastAsia="Century Gothic" w:hAnsi="Century Gothic" w:cs="Century Gothic"/>
           <w:b/>
           <w:bCs/>
           <w:color w:val="000000"/>
@@ -1945,14 +2097,16 @@
         <w:ind w:left="380" w:hanging="283"/>
         <w:rPr>
           <w:rStyle w:val="Strong1"/>
-          <w:color w:val="231F20"/>
-          <w:sz w:val="18"/>
-          <w:szCs w:val="18"/>
-        </w:rPr>
-      </w:pPr>
-      <w:r>
-        <w:rPr>
-          <w:rStyle w:val="Strong1"/>
+          <w:rFonts w:ascii="Century Gothic" w:eastAsia="Century Gothic" w:hAnsi="Century Gothic" w:cs="Century Gothic"/>
+          <w:color w:val="231F20"/>
+          <w:sz w:val="18"/>
+          <w:szCs w:val="18"/>
+        </w:rPr>
+      </w:pPr>
+      <w:r>
+        <w:rPr>
+          <w:rStyle w:val="Strong1"/>
+          <w:rFonts w:ascii="Century Gothic" w:eastAsia="Century Gothic" w:hAnsi="Century Gothic" w:cs="Century Gothic"/>
           <w:color w:val="231F20"/>
           <w:sz w:val="18"/>
           <w:szCs w:val="18"/>
@@ -1971,14 +2125,16 @@
         <w:ind w:left="380" w:hanging="283"/>
         <w:rPr>
           <w:rStyle w:val="Strong1"/>
-          <w:color w:val="231F20"/>
-          <w:sz w:val="18"/>
-          <w:szCs w:val="18"/>
-        </w:rPr>
-      </w:pPr>
-      <w:r>
-        <w:rPr>
-          <w:rStyle w:val="Strong1"/>
+          <w:rFonts w:ascii="Century Gothic" w:eastAsia="Century Gothic" w:hAnsi="Century Gothic" w:cs="Century Gothic"/>
+          <w:color w:val="231F20"/>
+          <w:sz w:val="18"/>
+          <w:szCs w:val="18"/>
+        </w:rPr>
+      </w:pPr>
+      <w:r>
+        <w:rPr>
+          <w:rStyle w:val="Strong1"/>
+          <w:rFonts w:ascii="Century Gothic" w:eastAsia="Century Gothic" w:hAnsi="Century Gothic" w:cs="Century Gothic"/>
           <w:color w:val="231F20"/>
           <w:sz w:val="18"/>
           <w:szCs w:val="18"/>
@@ -1991,6 +2147,7 @@
         <w:pStyle w:val="divdocumentsinglecolumn"/>
         <w:spacing w:before="300" w:line="280" w:lineRule="atLeast"/>
         <w:rPr>
+          <w:rFonts w:ascii="Century Gothic" w:eastAsia="Century Gothic" w:hAnsi="Century Gothic" w:cs="Century Gothic"/>
           <w:color w:val="231F20"/>
           <w:sz w:val="18"/>
           <w:szCs w:val="18"/>
@@ -1999,6 +2156,7 @@
       <w:r>
         <w:rPr>
           <w:rStyle w:val="jobtitle"/>
+          <w:rFonts w:ascii="Century Gothic" w:eastAsia="Century Gothic" w:hAnsi="Century Gothic" w:cs="Century Gothic"/>
           <w:color w:val="231F20"/>
           <w:sz w:val="18"/>
           <w:szCs w:val="18"/>
@@ -2008,6 +2166,7 @@
       <w:r>
         <w:rPr>
           <w:rStyle w:val="jobtitle"/>
+          <w:rFonts w:ascii="Century Gothic" w:eastAsia="Century Gothic" w:hAnsi="Century Gothic" w:cs="Century Gothic"/>
           <w:color w:val="231F20"/>
           <w:sz w:val="18"/>
           <w:szCs w:val="18"/>
@@ -2017,6 +2176,7 @@
       <w:r>
         <w:rPr>
           <w:rStyle w:val="jobtitle"/>
+          <w:rFonts w:ascii="Century Gothic" w:eastAsia="Century Gothic" w:hAnsi="Century Gothic" w:cs="Century Gothic"/>
           <w:color w:val="231F20"/>
           <w:sz w:val="18"/>
           <w:szCs w:val="18"/>
@@ -2026,6 +2186,7 @@
       <w:r>
         <w:rPr>
           <w:rStyle w:val="jobtitle"/>
+          <w:rFonts w:ascii="Century Gothic" w:eastAsia="Century Gothic" w:hAnsi="Century Gothic" w:cs="Century Gothic"/>
           <w:color w:val="231F20"/>
           <w:sz w:val="18"/>
           <w:szCs w:val="18"/>
@@ -2035,6 +2196,7 @@
       <w:r>
         <w:rPr>
           <w:rStyle w:val="span"/>
+          <w:rFonts w:ascii="Century Gothic" w:eastAsia="Century Gothic" w:hAnsi="Century Gothic" w:cs="Century Gothic"/>
           <w:color w:val="231F20"/>
           <w:sz w:val="18"/>
           <w:szCs w:val="18"/>
@@ -2044,6 +2206,7 @@
       <w:r>
         <w:rPr>
           <w:rStyle w:val="span"/>
+          <w:rFonts w:ascii="Century Gothic" w:eastAsia="Century Gothic" w:hAnsi="Century Gothic" w:cs="Century Gothic"/>
           <w:color w:val="231F20"/>
           <w:sz w:val="18"/>
           <w:szCs w:val="18"/>
@@ -2053,6 +2216,7 @@
       <w:r>
         <w:rPr>
           <w:rStyle w:val="span"/>
+          <w:rFonts w:ascii="Century Gothic" w:eastAsia="Century Gothic" w:hAnsi="Century Gothic" w:cs="Century Gothic"/>
           <w:color w:val="231F20"/>
           <w:sz w:val="18"/>
           <w:szCs w:val="18"/>
@@ -2062,6 +2226,7 @@
       <w:r>
         <w:rPr>
           <w:rStyle w:val="span"/>
+          <w:rFonts w:ascii="Century Gothic" w:eastAsia="Century Gothic" w:hAnsi="Century Gothic" w:cs="Century Gothic"/>
           <w:color w:val="231F20"/>
           <w:sz w:val="18"/>
           <w:szCs w:val="18"/>
@@ -2071,6 +2236,7 @@
       <w:r>
         <w:rPr>
           <w:rStyle w:val="span"/>
+          <w:rFonts w:ascii="Century Gothic" w:eastAsia="Century Gothic" w:hAnsi="Century Gothic" w:cs="Century Gothic"/>
           <w:color w:val="231F20"/>
           <w:sz w:val="18"/>
           <w:szCs w:val="18"/>
@@ -2080,6 +2246,7 @@
       <w:r>
         <w:rPr>
           <w:rStyle w:val="span"/>
+          <w:rFonts w:ascii="Century Gothic" w:eastAsia="Century Gothic" w:hAnsi="Century Gothic" w:cs="Century Gothic"/>
           <w:color w:val="231F20"/>
           <w:sz w:val="18"/>
           <w:szCs w:val="18"/>
@@ -2089,6 +2256,7 @@
       <w:r>
         <w:rPr>
           <w:rStyle w:val="span"/>
+          <w:rFonts w:ascii="Century Gothic" w:eastAsia="Century Gothic" w:hAnsi="Century Gothic" w:cs="Century Gothic"/>
           <w:color w:val="231F20"/>
           <w:sz w:val="18"/>
           <w:szCs w:val="18"/>
@@ -2098,6 +2266,7 @@
       <w:r>
         <w:rPr>
           <w:rStyle w:val="span"/>
+          <w:rFonts w:ascii="Century Gothic" w:eastAsia="Century Gothic" w:hAnsi="Century Gothic" w:cs="Century Gothic"/>
           <w:color w:val="231F20"/>
           <w:sz w:val="18"/>
           <w:szCs w:val="18"/>
@@ -2107,6 +2276,7 @@
       <w:r>
         <w:rPr>
           <w:rStyle w:val="span"/>
+          <w:rFonts w:ascii="Century Gothic" w:eastAsia="Century Gothic" w:hAnsi="Century Gothic" w:cs="Century Gothic"/>
           <w:color w:val="231F20"/>
           <w:sz w:val="18"/>
           <w:szCs w:val="18"/>
@@ -2116,6 +2286,7 @@
       <w:r>
         <w:rPr>
           <w:rStyle w:val="span"/>
+          <w:rFonts w:ascii="Century Gothic" w:eastAsia="Century Gothic" w:hAnsi="Century Gothic" w:cs="Century Gothic"/>
           <w:color w:val="231F20"/>
           <w:sz w:val="18"/>
           <w:szCs w:val="18"/>
@@ -2125,6 +2296,7 @@
       <w:r>
         <w:rPr>
           <w:rStyle w:val="singlecolumnspanpaddedlinenth-child1"/>
+          <w:rFonts w:ascii="Century Gothic" w:eastAsia="Century Gothic" w:hAnsi="Century Gothic" w:cs="Century Gothic"/>
           <w:color w:val="231F20"/>
           <w:sz w:val="18"/>
           <w:szCs w:val="18"/>
@@ -2137,6 +2309,7 @@
         <w:pStyle w:val="spanpaddedline"/>
         <w:spacing w:line="280" w:lineRule="atLeast"/>
         <w:rPr>
+          <w:rFonts w:ascii="Century Gothic" w:eastAsia="Century Gothic" w:hAnsi="Century Gothic" w:cs="Century Gothic"/>
           <w:b/>
           <w:bCs/>
           <w:color w:val="000000"/>
@@ -2147,6 +2320,7 @@
       <w:r>
         <w:rPr>
           <w:rStyle w:val="span"/>
+          <w:rFonts w:ascii="Century Gothic" w:eastAsia="Century Gothic" w:hAnsi="Century Gothic" w:cs="Century Gothic"/>
           <w:b/>
           <w:bCs/>
           <w:color w:val="000000"/>
@@ -2157,6 +2331,7 @@
       </w:r>
       <w:r>
         <w:rPr>
+          <w:rFonts w:ascii="Century Gothic" w:eastAsia="Century Gothic" w:hAnsi="Century Gothic" w:cs="Century Gothic"/>
           <w:b/>
           <w:bCs/>
           <w:color w:val="000000"/>
@@ -2177,14 +2352,16 @@
         <w:ind w:left="380" w:hanging="283"/>
         <w:rPr>
           <w:rStyle w:val="Strong1"/>
-          <w:color w:val="231F20"/>
-          <w:sz w:val="18"/>
-          <w:szCs w:val="18"/>
-        </w:rPr>
-      </w:pPr>
-      <w:r>
-        <w:rPr>
-          <w:rStyle w:val="Strong1"/>
+          <w:rFonts w:ascii="Century Gothic" w:eastAsia="Century Gothic" w:hAnsi="Century Gothic" w:cs="Century Gothic"/>
+          <w:color w:val="231F20"/>
+          <w:sz w:val="18"/>
+          <w:szCs w:val="18"/>
+        </w:rPr>
+      </w:pPr>
+      <w:r>
+        <w:rPr>
+          <w:rStyle w:val="Strong1"/>
+          <w:rFonts w:ascii="Century Gothic" w:eastAsia="Century Gothic" w:hAnsi="Century Gothic" w:cs="Century Gothic"/>
           <w:color w:val="231F20"/>
           <w:sz w:val="18"/>
           <w:szCs w:val="18"/>
@@ -2203,14 +2380,16 @@
         <w:ind w:left="380" w:hanging="283"/>
         <w:rPr>
           <w:rStyle w:val="Strong1"/>
-          <w:color w:val="231F20"/>
-          <w:sz w:val="18"/>
-          <w:szCs w:val="18"/>
-        </w:rPr>
-      </w:pPr>
-      <w:r>
-        <w:rPr>
-          <w:rStyle w:val="Strong1"/>
+          <w:rFonts w:ascii="Century Gothic" w:eastAsia="Century Gothic" w:hAnsi="Century Gothic" w:cs="Century Gothic"/>
+          <w:color w:val="231F20"/>
+          <w:sz w:val="18"/>
+          <w:szCs w:val="18"/>
+        </w:rPr>
+      </w:pPr>
+      <w:r>
+        <w:rPr>
+          <w:rStyle w:val="Strong1"/>
+          <w:rFonts w:ascii="Century Gothic" w:eastAsia="Century Gothic" w:hAnsi="Century Gothic" w:cs="Century Gothic"/>
           <w:color w:val="231F20"/>
           <w:sz w:val="18"/>
           <w:szCs w:val="18"/>
@@ -2229,14 +2408,16 @@
         <w:ind w:left="380" w:hanging="283"/>
         <w:rPr>
           <w:rStyle w:val="Strong1"/>
-          <w:color w:val="231F20"/>
-          <w:sz w:val="18"/>
-          <w:szCs w:val="18"/>
-        </w:rPr>
-      </w:pPr>
-      <w:r>
-        <w:rPr>
-          <w:rStyle w:val="Strong1"/>
+          <w:rFonts w:ascii="Century Gothic" w:eastAsia="Century Gothic" w:hAnsi="Century Gothic" w:cs="Century Gothic"/>
+          <w:color w:val="231F20"/>
+          <w:sz w:val="18"/>
+          <w:szCs w:val="18"/>
+        </w:rPr>
+      </w:pPr>
+      <w:r>
+        <w:rPr>
+          <w:rStyle w:val="Strong1"/>
+          <w:rFonts w:ascii="Century Gothic" w:eastAsia="Century Gothic" w:hAnsi="Century Gothic" w:cs="Century Gothic"/>
           <w:color w:val="231F20"/>
           <w:sz w:val="18"/>
           <w:szCs w:val="18"/>
@@ -2246,6 +2427,7 @@
       <w:r>
         <w:rPr>
           <w:rStyle w:val="Strong1"/>
+          <w:rFonts w:ascii="Century Gothic" w:eastAsia="Century Gothic" w:hAnsi="Century Gothic" w:cs="Century Gothic"/>
           <w:color w:val="231F20"/>
           <w:sz w:val="18"/>
           <w:szCs w:val="18"/>
@@ -2255,6 +2437,7 @@
       <w:r>
         <w:rPr>
           <w:rStyle w:val="Strong1"/>
+          <w:rFonts w:ascii="Century Gothic" w:eastAsia="Century Gothic" w:hAnsi="Century Gothic" w:cs="Century Gothic"/>
           <w:color w:val="231F20"/>
           <w:sz w:val="18"/>
           <w:szCs w:val="18"/>
@@ -2267,6 +2450,7 @@
         <w:pStyle w:val="divdocumentsinglecolumn"/>
         <w:spacing w:before="300" w:line="280" w:lineRule="atLeast"/>
         <w:rPr>
+          <w:rFonts w:ascii="Century Gothic" w:eastAsia="Century Gothic" w:hAnsi="Century Gothic" w:cs="Century Gothic"/>
           <w:color w:val="231F20"/>
           <w:sz w:val="18"/>
           <w:szCs w:val="18"/>
@@ -2275,6 +2459,7 @@
       <w:r>
         <w:rPr>
           <w:rStyle w:val="jobtitle"/>
+          <w:rFonts w:ascii="Century Gothic" w:eastAsia="Century Gothic" w:hAnsi="Century Gothic" w:cs="Century Gothic"/>
           <w:color w:val="231F20"/>
           <w:sz w:val="18"/>
           <w:szCs w:val="18"/>
@@ -2284,6 +2469,7 @@
       <w:r>
         <w:rPr>
           <w:rStyle w:val="span"/>
+          <w:rFonts w:ascii="Century Gothic" w:eastAsia="Century Gothic" w:hAnsi="Century Gothic" w:cs="Century Gothic"/>
           <w:color w:val="231F20"/>
           <w:sz w:val="18"/>
           <w:szCs w:val="18"/>
@@ -2293,6 +2479,7 @@
       <w:r>
         <w:rPr>
           <w:rStyle w:val="span"/>
+          <w:rFonts w:ascii="Century Gothic" w:eastAsia="Century Gothic" w:hAnsi="Century Gothic" w:cs="Century Gothic"/>
           <w:b/>
           <w:bCs/>
           <w:color w:val="231F20"/>
@@ -2304,6 +2491,7 @@
       <w:r>
         <w:rPr>
           <w:rStyle w:val="span"/>
+          <w:rFonts w:ascii="Century Gothic" w:eastAsia="Century Gothic" w:hAnsi="Century Gothic" w:cs="Century Gothic"/>
           <w:b/>
           <w:bCs/>
           <w:color w:val="231F20"/>
@@ -2315,6 +2503,7 @@
       <w:r>
         <w:rPr>
           <w:rStyle w:val="span"/>
+          <w:rFonts w:ascii="Century Gothic" w:eastAsia="Century Gothic" w:hAnsi="Century Gothic" w:cs="Century Gothic"/>
           <w:color w:val="231F20"/>
           <w:sz w:val="18"/>
           <w:szCs w:val="18"/>
@@ -2324,6 +2513,7 @@
       <w:r>
         <w:rPr>
           <w:rStyle w:val="singlecolumnspanpaddedlinenth-child1"/>
+          <w:rFonts w:ascii="Century Gothic" w:eastAsia="Century Gothic" w:hAnsi="Century Gothic" w:cs="Century Gothic"/>
           <w:color w:val="231F20"/>
           <w:sz w:val="18"/>
           <w:szCs w:val="18"/>
@@ -2336,6 +2526,7 @@
         <w:pStyle w:val="spanpaddedline"/>
         <w:spacing w:line="280" w:lineRule="atLeast"/>
         <w:rPr>
+          <w:rFonts w:ascii="Century Gothic" w:eastAsia="Century Gothic" w:hAnsi="Century Gothic" w:cs="Century Gothic"/>
           <w:b/>
           <w:bCs/>
           <w:color w:val="000000"/>
@@ -2346,6 +2537,7 @@
       <w:r>
         <w:rPr>
           <w:rStyle w:val="span"/>
+          <w:rFonts w:ascii="Century Gothic" w:eastAsia="Century Gothic" w:hAnsi="Century Gothic" w:cs="Century Gothic"/>
           <w:b/>
           <w:bCs/>
           <w:color w:val="000000"/>
@@ -2356,6 +2548,7 @@
       </w:r>
       <w:r>
         <w:rPr>
+          <w:rFonts w:ascii="Century Gothic" w:eastAsia="Century Gothic" w:hAnsi="Century Gothic" w:cs="Century Gothic"/>
           <w:b/>
           <w:bCs/>
           <w:color w:val="000000"/>
@@ -2376,14 +2569,16 @@
         <w:ind w:left="380" w:hanging="283"/>
         <w:rPr>
           <w:rStyle w:val="Strong1"/>
-          <w:color w:val="231F20"/>
-          <w:sz w:val="18"/>
-          <w:szCs w:val="18"/>
-        </w:rPr>
-      </w:pPr>
-      <w:r>
-        <w:rPr>
-          <w:rStyle w:val="Strong1"/>
+          <w:rFonts w:ascii="Century Gothic" w:eastAsia="Century Gothic" w:hAnsi="Century Gothic" w:cs="Century Gothic"/>
+          <w:color w:val="231F20"/>
+          <w:sz w:val="18"/>
+          <w:szCs w:val="18"/>
+        </w:rPr>
+      </w:pPr>
+      <w:r>
+        <w:rPr>
+          <w:rStyle w:val="Strong1"/>
+          <w:rFonts w:ascii="Century Gothic" w:eastAsia="Century Gothic" w:hAnsi="Century Gothic" w:cs="Century Gothic"/>
           <w:color w:val="231F20"/>
           <w:sz w:val="18"/>
           <w:szCs w:val="18"/>
@@ -2402,14 +2597,16 @@
         <w:ind w:left="380" w:hanging="283"/>
         <w:rPr>
           <w:rStyle w:val="Strong1"/>
-          <w:color w:val="231F20"/>
-          <w:sz w:val="18"/>
-          <w:szCs w:val="18"/>
-        </w:rPr>
-      </w:pPr>
-      <w:r>
-        <w:rPr>
-          <w:rStyle w:val="Strong1"/>
+          <w:rFonts w:ascii="Century Gothic" w:eastAsia="Century Gothic" w:hAnsi="Century Gothic" w:cs="Century Gothic"/>
+          <w:color w:val="231F20"/>
+          <w:sz w:val="18"/>
+          <w:szCs w:val="18"/>
+        </w:rPr>
+      </w:pPr>
+      <w:r>
+        <w:rPr>
+          <w:rStyle w:val="Strong1"/>
+          <w:rFonts w:ascii="Century Gothic" w:eastAsia="Century Gothic" w:hAnsi="Century Gothic" w:cs="Century Gothic"/>
           <w:color w:val="231F20"/>
           <w:sz w:val="18"/>
           <w:szCs w:val="18"/>
@@ -2428,14 +2625,16 @@
         <w:ind w:left="380" w:hanging="283"/>
         <w:rPr>
           <w:rStyle w:val="Strong1"/>
-          <w:color w:val="231F20"/>
-          <w:sz w:val="18"/>
-          <w:szCs w:val="18"/>
-        </w:rPr>
-      </w:pPr>
-      <w:r>
-        <w:rPr>
-          <w:rStyle w:val="Strong1"/>
+          <w:rFonts w:ascii="Century Gothic" w:eastAsia="Century Gothic" w:hAnsi="Century Gothic" w:cs="Century Gothic"/>
+          <w:color w:val="231F20"/>
+          <w:sz w:val="18"/>
+          <w:szCs w:val="18"/>
+        </w:rPr>
+      </w:pPr>
+      <w:r>
+        <w:rPr>
+          <w:rStyle w:val="Strong1"/>
+          <w:rFonts w:ascii="Century Gothic" w:eastAsia="Century Gothic" w:hAnsi="Century Gothic" w:cs="Century Gothic"/>
           <w:color w:val="231F20"/>
           <w:sz w:val="18"/>
           <w:szCs w:val="18"/>
@@ -2448,6 +2647,7 @@
         <w:pStyle w:val="divdocumentsinglecolumn"/>
         <w:spacing w:before="300" w:line="280" w:lineRule="atLeast"/>
         <w:rPr>
+          <w:rFonts w:ascii="Century Gothic" w:eastAsia="Century Gothic" w:hAnsi="Century Gothic" w:cs="Century Gothic"/>
           <w:color w:val="231F20"/>
           <w:sz w:val="18"/>
           <w:szCs w:val="18"/>
@@ -2456,6 +2656,7 @@
       <w:r>
         <w:rPr>
           <w:rStyle w:val="jobtitle"/>
+          <w:rFonts w:ascii="Century Gothic" w:eastAsia="Century Gothic" w:hAnsi="Century Gothic" w:cs="Century Gothic"/>
           <w:color w:val="231F20"/>
           <w:sz w:val="18"/>
           <w:szCs w:val="18"/>
@@ -2465,6 +2666,7 @@
       <w:r>
         <w:rPr>
           <w:rStyle w:val="span"/>
+          <w:rFonts w:ascii="Century Gothic" w:eastAsia="Century Gothic" w:hAnsi="Century Gothic" w:cs="Century Gothic"/>
           <w:color w:val="231F20"/>
           <w:sz w:val="18"/>
           <w:szCs w:val="18"/>
@@ -2474,6 +2676,7 @@
       <w:r>
         <w:rPr>
           <w:rStyle w:val="singlecolumnspanpaddedlinenth-child1"/>
+          <w:rFonts w:ascii="Century Gothic" w:eastAsia="Century Gothic" w:hAnsi="Century Gothic" w:cs="Century Gothic"/>
           <w:color w:val="231F20"/>
           <w:sz w:val="18"/>
           <w:szCs w:val="18"/>
@@ -2486,6 +2689,7 @@
         <w:pStyle w:val="spanpaddedline"/>
         <w:spacing w:line="280" w:lineRule="atLeast"/>
         <w:rPr>
+          <w:rFonts w:ascii="Century Gothic" w:eastAsia="Century Gothic" w:hAnsi="Century Gothic" w:cs="Century Gothic"/>
           <w:b/>
           <w:bCs/>
           <w:color w:val="000000"/>
@@ -2496,6 +2700,7 @@
       <w:r>
         <w:rPr>
           <w:rStyle w:val="span"/>
+          <w:rFonts w:ascii="Century Gothic" w:eastAsia="Century Gothic" w:hAnsi="Century Gothic" w:cs="Century Gothic"/>
           <w:b/>
           <w:bCs/>
           <w:color w:val="000000"/>
@@ -2506,6 +2711,7 @@
       </w:r>
       <w:r>
         <w:rPr>
+          <w:rFonts w:ascii="Century Gothic" w:eastAsia="Century Gothic" w:hAnsi="Century Gothic" w:cs="Century Gothic"/>
           <w:b/>
           <w:bCs/>
           <w:color w:val="000000"/>
@@ -2526,18 +2732,21 @@
         <w:ind w:left="380" w:hanging="283"/>
         <w:rPr>
           <w:rStyle w:val="Strong1"/>
-          <w:color w:val="231F20"/>
-          <w:sz w:val="18"/>
-          <w:szCs w:val="18"/>
-        </w:rPr>
-      </w:pPr>
-      <w:r>
-        <w:rPr>
-          <w:rStyle w:val="Strong1"/>
-          <w:color w:val="231F20"/>
-          <w:sz w:val="18"/>
-          <w:szCs w:val="18"/>
-        </w:rPr>
+          <w:rFonts w:ascii="Century Gothic" w:eastAsia="Century Gothic" w:hAnsi="Century Gothic" w:cs="Century Gothic"/>
+          <w:color w:val="231F20"/>
+          <w:sz w:val="18"/>
+          <w:szCs w:val="18"/>
+        </w:rPr>
+      </w:pPr>
+      <w:r>
+        <w:rPr>
+          <w:rStyle w:val="Strong1"/>
+          <w:rFonts w:ascii="Century Gothic" w:eastAsia="Century Gothic" w:hAnsi="Century Gothic" w:cs="Century Gothic"/>
+          <w:color w:val="231F20"/>
+          <w:sz w:val="18"/>
+          <w:szCs w:val="18"/>
+        </w:rPr>
+        <w:lastRenderedPageBreak/>
         <w:t>Led product turnaround for a subscription platform with a 75% annual cancellation rate, diagnosing root causes, reorienting strategy from feature delivery to retention and activation, and reducing churn to under 30% within the first year through targeted product and workflow redesign</w:t>
       </w:r>
     </w:p>
@@ -2552,19 +2761,20 @@
         <w:ind w:left="380" w:hanging="283"/>
         <w:rPr>
           <w:rStyle w:val="span"/>
-          <w:color w:val="231F20"/>
-          <w:sz w:val="18"/>
-          <w:szCs w:val="18"/>
-        </w:rPr>
-      </w:pPr>
-      <w:r>
-        <w:rPr>
-          <w:rStyle w:val="Strong1"/>
-          <w:color w:val="231F20"/>
-          <w:sz w:val="18"/>
-          <w:szCs w:val="18"/>
-        </w:rPr>
-        <w:lastRenderedPageBreak/>
+          <w:rFonts w:ascii="Century Gothic" w:eastAsia="Century Gothic" w:hAnsi="Century Gothic" w:cs="Century Gothic"/>
+          <w:color w:val="231F20"/>
+          <w:sz w:val="18"/>
+          <w:szCs w:val="18"/>
+        </w:rPr>
+      </w:pPr>
+      <w:r>
+        <w:rPr>
+          <w:rStyle w:val="Strong1"/>
+          <w:rFonts w:ascii="Century Gothic" w:eastAsia="Century Gothic" w:hAnsi="Century Gothic" w:cs="Century Gothic"/>
+          <w:color w:val="231F20"/>
+          <w:sz w:val="18"/>
+          <w:szCs w:val="18"/>
+        </w:rPr>
         <w:t>Established a data-driven product roadmap aligned to retention metrics and customer behavior signals, sustaining 10 to 12% annual subscription growth for three consecutive years and demonstrating durable product-market fit after the initial turnaround</w:t>
       </w:r>
     </w:p>
@@ -2603,12 +2813,14 @@
               <w:pStyle w:val="topborder"/>
               <w:rPr>
                 <w:rStyle w:val="displaycell"/>
+                <w:rFonts w:ascii="Century Gothic" w:eastAsia="Century Gothic" w:hAnsi="Century Gothic" w:cs="Century Gothic"/>
                 <w:color w:val="231F20"/>
               </w:rPr>
             </w:pPr>
             <w:r>
               <w:rPr>
                 <w:rStyle w:val="displaycell"/>
+                <w:rFonts w:ascii="Century Gothic" w:eastAsia="Century Gothic" w:hAnsi="Century Gothic" w:cs="Century Gothic"/>
                 <w:color w:val="231F20"/>
               </w:rPr>
               <w:t> </w:t>
@@ -2624,12 +2836,14 @@
           <w:bottom w:val="none" w:sz="0" w:space="5" w:color="auto"/>
         </w:pBdr>
         <w:rPr>
+          <w:rFonts w:ascii="Century Gothic" w:eastAsia="Century Gothic" w:hAnsi="Century Gothic" w:cs="Century Gothic"/>
           <w:b/>
           <w:bCs/>
         </w:rPr>
       </w:pPr>
       <w:r>
         <w:rPr>
+          <w:rFonts w:ascii="Century Gothic" w:eastAsia="Century Gothic" w:hAnsi="Century Gothic" w:cs="Century Gothic"/>
           <w:b/>
           <w:bCs/>
         </w:rPr>
@@ -2650,14 +2864,16 @@
         <w:ind w:left="380" w:hanging="283"/>
         <w:rPr>
           <w:rStyle w:val="Strong1"/>
-          <w:color w:val="231F20"/>
-          <w:sz w:val="18"/>
-          <w:szCs w:val="18"/>
-        </w:rPr>
-      </w:pPr>
-      <w:r>
-        <w:rPr>
-          <w:rStyle w:val="Strong1"/>
+          <w:rFonts w:ascii="Century Gothic" w:eastAsia="Century Gothic" w:hAnsi="Century Gothic" w:cs="Century Gothic"/>
+          <w:color w:val="231F20"/>
+          <w:sz w:val="18"/>
+          <w:szCs w:val="18"/>
+        </w:rPr>
+      </w:pPr>
+      <w:r>
+        <w:rPr>
+          <w:rStyle w:val="Strong1"/>
+          <w:rFonts w:ascii="Century Gothic" w:eastAsia="Century Gothic" w:hAnsi="Century Gothic" w:cs="Century Gothic"/>
           <w:b/>
           <w:bCs/>
           <w:color w:val="231F20"/>
@@ -2669,11 +2885,12 @@
       <w:r>
         <w:rPr>
           <w:rStyle w:val="Strong1"/>
-          <w:color w:val="231F20"/>
-          <w:sz w:val="18"/>
-          <w:szCs w:val="18"/>
-        </w:rPr>
-        <w:t xml:space="preserve"> Built and operate an agentic orchestration and AI control plane with 32 specialized skills and 39 governed automations, using Claude and Cursor with explicit task ownership, audit trails, and human approval gates on production AI workflows.</w:t>
+          <w:rFonts w:ascii="Century Gothic" w:eastAsia="Century Gothic" w:hAnsi="Century Gothic" w:cs="Century Gothic"/>
+          <w:color w:val="231F20"/>
+          <w:sz w:val="18"/>
+          <w:szCs w:val="18"/>
+        </w:rPr>
+        <w:t xml:space="preserve"> Built and operate an agentic orchestration and AI control plane with 35 specialized skills, 41 governed automations, 54 scheduled tasks, and 12 AI agents, using Claude and Cursor with explicit task ownership, audit trails, and human approval gates on production AI workflows.</w:t>
       </w:r>
     </w:p>
     <w:p>
@@ -2690,14 +2907,16 @@
         <w:ind w:left="380" w:hanging="283"/>
         <w:rPr>
           <w:rStyle w:val="Strong1"/>
-          <w:color w:val="231F20"/>
-          <w:sz w:val="18"/>
-          <w:szCs w:val="18"/>
-        </w:rPr>
-      </w:pPr>
-      <w:r>
-        <w:rPr>
-          <w:rStyle w:val="Strong1"/>
+          <w:rFonts w:ascii="Century Gothic" w:eastAsia="Century Gothic" w:hAnsi="Century Gothic" w:cs="Century Gothic"/>
+          <w:color w:val="231F20"/>
+          <w:sz w:val="18"/>
+          <w:szCs w:val="18"/>
+        </w:rPr>
+      </w:pPr>
+      <w:r>
+        <w:rPr>
+          <w:rStyle w:val="Strong1"/>
+          <w:rFonts w:ascii="Century Gothic" w:eastAsia="Century Gothic" w:hAnsi="Century Gothic" w:cs="Century Gothic"/>
           <w:b/>
           <w:bCs/>
           <w:color w:val="231F20"/>
@@ -2709,6 +2928,7 @@
       <w:r>
         <w:rPr>
           <w:rStyle w:val="Strong1"/>
+          <w:rFonts w:ascii="Century Gothic" w:eastAsia="Century Gothic" w:hAnsi="Century Gothic" w:cs="Century Gothic"/>
           <w:color w:val="231F20"/>
           <w:sz w:val="18"/>
           <w:szCs w:val="18"/>
@@ -2730,14 +2950,16 @@
         <w:ind w:left="380" w:hanging="283"/>
         <w:rPr>
           <w:rStyle w:val="Strong1"/>
-          <w:color w:val="231F20"/>
-          <w:sz w:val="18"/>
-          <w:szCs w:val="18"/>
-        </w:rPr>
-      </w:pPr>
-      <w:r>
-        <w:rPr>
-          <w:rStyle w:val="Strong1"/>
+          <w:rFonts w:ascii="Century Gothic" w:eastAsia="Century Gothic" w:hAnsi="Century Gothic" w:cs="Century Gothic"/>
+          <w:color w:val="231F20"/>
+          <w:sz w:val="18"/>
+          <w:szCs w:val="18"/>
+        </w:rPr>
+      </w:pPr>
+      <w:r>
+        <w:rPr>
+          <w:rStyle w:val="Strong1"/>
+          <w:rFonts w:ascii="Century Gothic" w:eastAsia="Century Gothic" w:hAnsi="Century Gothic" w:cs="Century Gothic"/>
           <w:b/>
           <w:bCs/>
           <w:color w:val="231F20"/>
@@ -2749,6 +2971,7 @@
       <w:r>
         <w:rPr>
           <w:rStyle w:val="Strong1"/>
+          <w:rFonts w:ascii="Century Gothic" w:eastAsia="Century Gothic" w:hAnsi="Century Gothic" w:cs="Century Gothic"/>
           <w:color w:val="231F20"/>
           <w:sz w:val="18"/>
           <w:szCs w:val="18"/>
@@ -2769,14 +2992,16 @@
         <w:spacing w:line="280" w:lineRule="atLeast"/>
         <w:ind w:left="380" w:hanging="283"/>
         <w:rPr>
-          <w:color w:val="231F20"/>
-          <w:sz w:val="18"/>
-          <w:szCs w:val="18"/>
-        </w:rPr>
-      </w:pPr>
-      <w:r>
-        <w:rPr>
-          <w:rStyle w:val="Strong1"/>
+          <w:rFonts w:ascii="Century Gothic" w:eastAsia="Century Gothic" w:hAnsi="Century Gothic" w:cs="Century Gothic"/>
+          <w:color w:val="231F20"/>
+          <w:sz w:val="18"/>
+          <w:szCs w:val="18"/>
+        </w:rPr>
+      </w:pPr>
+      <w:r>
+        <w:rPr>
+          <w:rStyle w:val="Strong1"/>
+          <w:rFonts w:ascii="Century Gothic" w:eastAsia="Century Gothic" w:hAnsi="Century Gothic" w:cs="Century Gothic"/>
           <w:b/>
           <w:bCs/>
           <w:color w:val="231F20"/>
@@ -2788,6 +3013,7 @@
       <w:r>
         <w:rPr>
           <w:rStyle w:val="Strong1"/>
+          <w:rFonts w:ascii="Century Gothic" w:eastAsia="Century Gothic" w:hAnsi="Century Gothic" w:cs="Century Gothic"/>
           <w:color w:val="231F20"/>
           <w:sz w:val="18"/>
           <w:szCs w:val="18"/>
@@ -2808,14 +3034,16 @@
         <w:spacing w:line="280" w:lineRule="atLeast"/>
         <w:ind w:left="380" w:hanging="283"/>
         <w:rPr>
-          <w:color w:val="231F20"/>
-          <w:sz w:val="18"/>
-          <w:szCs w:val="18"/>
-        </w:rPr>
-      </w:pPr>
-      <w:r>
-        <w:rPr>
-          <w:rStyle w:val="Strong1"/>
+          <w:rFonts w:ascii="Century Gothic" w:eastAsia="Century Gothic" w:hAnsi="Century Gothic" w:cs="Century Gothic"/>
+          <w:color w:val="231F20"/>
+          <w:sz w:val="18"/>
+          <w:szCs w:val="18"/>
+        </w:rPr>
+      </w:pPr>
+      <w:r>
+        <w:rPr>
+          <w:rStyle w:val="Strong1"/>
+          <w:rFonts w:ascii="Century Gothic" w:eastAsia="Century Gothic" w:hAnsi="Century Gothic" w:cs="Century Gothic"/>
           <w:b/>
           <w:bCs/>
           <w:color w:val="231F20"/>
@@ -2827,6 +3055,7 @@
       <w:r>
         <w:rPr>
           <w:rStyle w:val="Strong1"/>
+          <w:rFonts w:ascii="Century Gothic" w:eastAsia="Century Gothic" w:hAnsi="Century Gothic" w:cs="Century Gothic"/>
           <w:color w:val="231F20"/>
           <w:sz w:val="18"/>
           <w:szCs w:val="18"/>
@@ -2869,12 +3098,14 @@
               <w:pStyle w:val="topborder"/>
               <w:rPr>
                 <w:rStyle w:val="displaycell"/>
+                <w:rFonts w:ascii="Century Gothic" w:eastAsia="Century Gothic" w:hAnsi="Century Gothic" w:cs="Century Gothic"/>
                 <w:color w:val="231F20"/>
               </w:rPr>
             </w:pPr>
             <w:r>
               <w:rPr>
                 <w:rStyle w:val="displaycell"/>
+                <w:rFonts w:ascii="Century Gothic" w:eastAsia="Century Gothic" w:hAnsi="Century Gothic" w:cs="Century Gothic"/>
                 <w:color w:val="231F20"/>
               </w:rPr>
               <w:t> </w:t>
@@ -2890,12 +3121,14 @@
           <w:bottom w:val="none" w:sz="0" w:space="5" w:color="auto"/>
         </w:pBdr>
         <w:rPr>
+          <w:rFonts w:ascii="Century Gothic" w:eastAsia="Century Gothic" w:hAnsi="Century Gothic" w:cs="Century Gothic"/>
           <w:b/>
           <w:bCs/>
         </w:rPr>
       </w:pPr>
       <w:r>
         <w:rPr>
+          <w:rFonts w:ascii="Century Gothic" w:eastAsia="Century Gothic" w:hAnsi="Century Gothic" w:cs="Century Gothic"/>
           <w:b/>
           <w:bCs/>
         </w:rPr>
@@ -2916,14 +3149,16 @@
         <w:ind w:left="380" w:hanging="283"/>
         <w:rPr>
           <w:rStyle w:val="Strong1"/>
-          <w:color w:val="231F20"/>
-          <w:sz w:val="18"/>
-          <w:szCs w:val="18"/>
-        </w:rPr>
-      </w:pPr>
-      <w:r>
-        <w:rPr>
-          <w:rStyle w:val="Strong1"/>
+          <w:rFonts w:ascii="Century Gothic" w:eastAsia="Century Gothic" w:hAnsi="Century Gothic" w:cs="Century Gothic"/>
+          <w:color w:val="231F20"/>
+          <w:sz w:val="18"/>
+          <w:szCs w:val="18"/>
+        </w:rPr>
+      </w:pPr>
+      <w:r>
+        <w:rPr>
+          <w:rStyle w:val="Strong1"/>
+          <w:rFonts w:ascii="Century Gothic" w:eastAsia="Century Gothic" w:hAnsi="Century Gothic" w:cs="Century Gothic"/>
           <w:b/>
           <w:bCs/>
           <w:color w:val="231F20"/>
@@ -2935,6 +3170,7 @@
       <w:r>
         <w:rPr>
           <w:rStyle w:val="Strong1"/>
+          <w:rFonts w:ascii="Century Gothic" w:eastAsia="Century Gothic" w:hAnsi="Century Gothic" w:cs="Century Gothic"/>
           <w:color w:val="231F20"/>
           <w:sz w:val="18"/>
           <w:szCs w:val="18"/>
@@ -2956,14 +3192,16 @@
         <w:ind w:left="380" w:hanging="283"/>
         <w:rPr>
           <w:rStyle w:val="Strong1"/>
-          <w:color w:val="231F20"/>
-          <w:sz w:val="18"/>
-          <w:szCs w:val="18"/>
-        </w:rPr>
-      </w:pPr>
-      <w:r>
-        <w:rPr>
-          <w:rStyle w:val="Strong1"/>
+          <w:rFonts w:ascii="Century Gothic" w:eastAsia="Century Gothic" w:hAnsi="Century Gothic" w:cs="Century Gothic"/>
+          <w:color w:val="231F20"/>
+          <w:sz w:val="18"/>
+          <w:szCs w:val="18"/>
+        </w:rPr>
+      </w:pPr>
+      <w:r>
+        <w:rPr>
+          <w:rStyle w:val="Strong1"/>
+          <w:rFonts w:ascii="Century Gothic" w:eastAsia="Century Gothic" w:hAnsi="Century Gothic" w:cs="Century Gothic"/>
           <w:b/>
           <w:bCs/>
           <w:color w:val="231F20"/>
@@ -2975,6 +3213,7 @@
       <w:r>
         <w:rPr>
           <w:rStyle w:val="Strong1"/>
+          <w:rFonts w:ascii="Century Gothic" w:eastAsia="Century Gothic" w:hAnsi="Century Gothic" w:cs="Century Gothic"/>
           <w:color w:val="231F20"/>
           <w:sz w:val="18"/>
           <w:szCs w:val="18"/>
@@ -2996,14 +3235,16 @@
         <w:ind w:left="380" w:hanging="283"/>
         <w:rPr>
           <w:rStyle w:val="Strong1"/>
-          <w:color w:val="231F20"/>
-          <w:sz w:val="18"/>
-          <w:szCs w:val="18"/>
-        </w:rPr>
-      </w:pPr>
-      <w:r>
-        <w:rPr>
-          <w:rStyle w:val="Strong1"/>
+          <w:rFonts w:ascii="Century Gothic" w:eastAsia="Century Gothic" w:hAnsi="Century Gothic" w:cs="Century Gothic"/>
+          <w:color w:val="231F20"/>
+          <w:sz w:val="18"/>
+          <w:szCs w:val="18"/>
+        </w:rPr>
+      </w:pPr>
+      <w:r>
+        <w:rPr>
+          <w:rStyle w:val="Strong1"/>
+          <w:rFonts w:ascii="Century Gothic" w:eastAsia="Century Gothic" w:hAnsi="Century Gothic" w:cs="Century Gothic"/>
           <w:b/>
           <w:bCs/>
           <w:color w:val="231F20"/>
@@ -3015,6 +3256,7 @@
       <w:r>
         <w:rPr>
           <w:rStyle w:val="Strong1"/>
+          <w:rFonts w:ascii="Century Gothic" w:eastAsia="Century Gothic" w:hAnsi="Century Gothic" w:cs="Century Gothic"/>
           <w:color w:val="231F20"/>
           <w:sz w:val="18"/>
           <w:szCs w:val="18"/>
@@ -3035,14 +3277,16 @@
         <w:spacing w:line="280" w:lineRule="atLeast"/>
         <w:ind w:left="380" w:hanging="283"/>
         <w:rPr>
-          <w:color w:val="231F20"/>
-          <w:sz w:val="18"/>
-          <w:szCs w:val="18"/>
-        </w:rPr>
-      </w:pPr>
-      <w:r>
-        <w:rPr>
-          <w:rStyle w:val="Strong1"/>
+          <w:rFonts w:ascii="Century Gothic" w:eastAsia="Century Gothic" w:hAnsi="Century Gothic" w:cs="Century Gothic"/>
+          <w:color w:val="231F20"/>
+          <w:sz w:val="18"/>
+          <w:szCs w:val="18"/>
+        </w:rPr>
+      </w:pPr>
+      <w:r>
+        <w:rPr>
+          <w:rStyle w:val="Strong1"/>
+          <w:rFonts w:ascii="Century Gothic" w:eastAsia="Century Gothic" w:hAnsi="Century Gothic" w:cs="Century Gothic"/>
           <w:b/>
           <w:bCs/>
           <w:color w:val="231F20"/>
@@ -3054,6 +3298,7 @@
       <w:r>
         <w:rPr>
           <w:rStyle w:val="Strong1"/>
+          <w:rFonts w:ascii="Century Gothic" w:eastAsia="Century Gothic" w:hAnsi="Century Gothic" w:cs="Century Gothic"/>
           <w:color w:val="231F20"/>
           <w:sz w:val="18"/>
           <w:szCs w:val="18"/>
@@ -3096,12 +3341,14 @@
               <w:pStyle w:val="topborder"/>
               <w:rPr>
                 <w:rStyle w:val="displaycell"/>
+                <w:rFonts w:ascii="Century Gothic" w:eastAsia="Century Gothic" w:hAnsi="Century Gothic" w:cs="Century Gothic"/>
                 <w:color w:val="231F20"/>
               </w:rPr>
             </w:pPr>
             <w:r>
               <w:rPr>
                 <w:rStyle w:val="displaycell"/>
+                <w:rFonts w:ascii="Century Gothic" w:eastAsia="Century Gothic" w:hAnsi="Century Gothic" w:cs="Century Gothic"/>
                 <w:color w:val="231F20"/>
               </w:rPr>
               <w:t> </w:t>
@@ -3117,12 +3364,14 @@
           <w:bottom w:val="none" w:sz="0" w:space="5" w:color="auto"/>
         </w:pBdr>
         <w:rPr>
+          <w:rFonts w:ascii="Century Gothic" w:eastAsia="Century Gothic" w:hAnsi="Century Gothic" w:cs="Century Gothic"/>
           <w:b/>
           <w:bCs/>
         </w:rPr>
       </w:pPr>
       <w:r>
         <w:rPr>
+          <w:rFonts w:ascii="Century Gothic" w:eastAsia="Century Gothic" w:hAnsi="Century Gothic" w:cs="Century Gothic"/>
           <w:b/>
           <w:bCs/>
         </w:rPr>
@@ -3135,6 +3384,7 @@
         <w:spacing w:line="280" w:lineRule="atLeast"/>
         <w:rPr>
           <w:rStyle w:val="span"/>
+          <w:rFonts w:ascii="Century Gothic" w:eastAsia="Century Gothic" w:hAnsi="Century Gothic" w:cs="Century Gothic"/>
           <w:color w:val="231F20"/>
           <w:sz w:val="18"/>
           <w:szCs w:val="18"/>
@@ -3143,6 +3393,7 @@
       <w:r>
         <w:rPr>
           <w:rStyle w:val="span"/>
+          <w:rFonts w:ascii="Century Gothic" w:eastAsia="Century Gothic" w:hAnsi="Century Gothic" w:cs="Century Gothic"/>
           <w:b/>
           <w:bCs/>
           <w:color w:val="000000"/>
@@ -3154,6 +3405,7 @@
       <w:r>
         <w:rPr>
           <w:rStyle w:val="span"/>
+          <w:rFonts w:ascii="Century Gothic" w:eastAsia="Century Gothic" w:hAnsi="Century Gothic" w:cs="Century Gothic"/>
           <w:color w:val="000000"/>
           <w:sz w:val="18"/>
           <w:szCs w:val="18"/>
@@ -3163,6 +3415,7 @@
       <w:r>
         <w:rPr>
           <w:rStyle w:val="singlecolumnspanpaddedlinenth-child1"/>
+          <w:rFonts w:ascii="Century Gothic" w:eastAsia="Century Gothic" w:hAnsi="Century Gothic" w:cs="Century Gothic"/>
           <w:color w:val="000000"/>
           <w:sz w:val="18"/>
           <w:szCs w:val="18"/>
@@ -3172,6 +3425,7 @@
       <w:r>
         <w:rPr>
           <w:rStyle w:val="span"/>
+          <w:rFonts w:ascii="Century Gothic" w:eastAsia="Century Gothic" w:hAnsi="Century Gothic" w:cs="Century Gothic"/>
           <w:color w:val="231F20"/>
           <w:sz w:val="18"/>
           <w:szCs w:val="18"/>
@@ -3185,6 +3439,7 @@
         <w:spacing w:line="280" w:lineRule="atLeast"/>
         <w:rPr>
           <w:rStyle w:val="span"/>
+          <w:rFonts w:ascii="Century Gothic" w:eastAsia="Century Gothic" w:hAnsi="Century Gothic" w:cs="Century Gothic"/>
           <w:b/>
           <w:bCs/>
           <w:color w:val="000000"/>
@@ -3198,6 +3453,7 @@
         <w:pStyle w:val="divdocumentsinglecolumn"/>
         <w:spacing w:line="280" w:lineRule="atLeast"/>
         <w:rPr>
+          <w:rFonts w:ascii="Century Gothic" w:eastAsia="Century Gothic" w:hAnsi="Century Gothic" w:cs="Century Gothic"/>
           <w:color w:val="231F20"/>
           <w:sz w:val="18"/>
           <w:szCs w:val="18"/>
@@ -3206,6 +3462,7 @@
       <w:r>
         <w:rPr>
           <w:rStyle w:val="span"/>
+          <w:rFonts w:ascii="Century Gothic" w:eastAsia="Century Gothic" w:hAnsi="Century Gothic" w:cs="Century Gothic"/>
           <w:b/>
           <w:bCs/>
           <w:color w:val="000000"/>
@@ -3217,6 +3474,7 @@
       <w:r>
         <w:rPr>
           <w:rStyle w:val="span"/>
+          <w:rFonts w:ascii="Century Gothic" w:eastAsia="Century Gothic" w:hAnsi="Century Gothic" w:cs="Century Gothic"/>
           <w:color w:val="000000"/>
           <w:sz w:val="18"/>
           <w:szCs w:val="18"/>
@@ -3226,6 +3484,7 @@
       <w:r>
         <w:rPr>
           <w:rStyle w:val="singlecolumnspanpaddedlinenth-child1"/>
+          <w:rFonts w:ascii="Century Gothic" w:eastAsia="Century Gothic" w:hAnsi="Century Gothic" w:cs="Century Gothic"/>
           <w:color w:val="000000"/>
           <w:sz w:val="18"/>
           <w:szCs w:val="18"/>
@@ -3235,6 +3494,7 @@
       <w:r>
         <w:rPr>
           <w:rStyle w:val="span"/>
+          <w:rFonts w:ascii="Century Gothic" w:eastAsia="Century Gothic" w:hAnsi="Century Gothic" w:cs="Century Gothic"/>
           <w:color w:val="231F20"/>
           <w:sz w:val="18"/>
           <w:szCs w:val="18"/>
@@ -3277,12 +3537,14 @@
               <w:pStyle w:val="topborder"/>
               <w:rPr>
                 <w:rStyle w:val="displaycell"/>
+                <w:rFonts w:ascii="Century Gothic" w:eastAsia="Century Gothic" w:hAnsi="Century Gothic" w:cs="Century Gothic"/>
                 <w:color w:val="231F20"/>
               </w:rPr>
             </w:pPr>
             <w:r>
               <w:rPr>
                 <w:rStyle w:val="displaycell"/>
+                <w:rFonts w:ascii="Century Gothic" w:eastAsia="Century Gothic" w:hAnsi="Century Gothic" w:cs="Century Gothic"/>
                 <w:color w:val="231F20"/>
               </w:rPr>
               <w:t> </w:t>
@@ -3298,12 +3560,14 @@
           <w:bottom w:val="none" w:sz="0" w:space="5" w:color="auto"/>
         </w:pBdr>
         <w:rPr>
+          <w:rFonts w:ascii="Century Gothic" w:eastAsia="Century Gothic" w:hAnsi="Century Gothic" w:cs="Century Gothic"/>
           <w:b/>
           <w:bCs/>
         </w:rPr>
       </w:pPr>
       <w:r>
         <w:rPr>
+          <w:rFonts w:ascii="Century Gothic" w:eastAsia="Century Gothic" w:hAnsi="Century Gothic" w:cs="Century Gothic"/>
           <w:b/>
           <w:bCs/>
         </w:rPr>
@@ -3323,13 +3587,15 @@
         <w:spacing w:line="280" w:lineRule="atLeast"/>
         <w:ind w:left="380" w:hanging="283"/>
         <w:rPr>
-          <w:color w:val="231F20"/>
-          <w:sz w:val="18"/>
-          <w:szCs w:val="18"/>
-        </w:rPr>
-      </w:pPr>
-      <w:r>
-        <w:rPr>
+          <w:rFonts w:ascii="Century Gothic" w:eastAsia="Century Gothic" w:hAnsi="Century Gothic" w:cs="Century Gothic"/>
+          <w:color w:val="231F20"/>
+          <w:sz w:val="18"/>
+          <w:szCs w:val="18"/>
+        </w:rPr>
+      </w:pPr>
+      <w:r>
+        <w:rPr>
+          <w:rFonts w:ascii="Century Gothic" w:eastAsia="Century Gothic" w:hAnsi="Century Gothic" w:cs="Century Gothic"/>
           <w:color w:val="231F20"/>
           <w:sz w:val="18"/>
           <w:szCs w:val="18"/>
@@ -3347,13 +3613,15 @@
         <w:spacing w:line="280" w:lineRule="atLeast"/>
         <w:ind w:left="380" w:hanging="283"/>
         <w:rPr>
-          <w:color w:val="231F20"/>
-          <w:sz w:val="18"/>
-          <w:szCs w:val="18"/>
-        </w:rPr>
-      </w:pPr>
-      <w:r>
-        <w:rPr>
+          <w:rFonts w:ascii="Century Gothic" w:eastAsia="Century Gothic" w:hAnsi="Century Gothic" w:cs="Century Gothic"/>
+          <w:color w:val="231F20"/>
+          <w:sz w:val="18"/>
+          <w:szCs w:val="18"/>
+        </w:rPr>
+      </w:pPr>
+      <w:r>
+        <w:rPr>
+          <w:rFonts w:ascii="Century Gothic" w:eastAsia="Century Gothic" w:hAnsi="Century Gothic" w:cs="Century Gothic"/>
           <w:color w:val="231F20"/>
           <w:sz w:val="18"/>
           <w:szCs w:val="18"/>
@@ -3371,13 +3639,15 @@
         <w:spacing w:line="280" w:lineRule="atLeast"/>
         <w:ind w:left="380" w:hanging="283"/>
         <w:rPr>
-          <w:color w:val="231F20"/>
-          <w:sz w:val="18"/>
-          <w:szCs w:val="18"/>
-        </w:rPr>
-      </w:pPr>
-      <w:r>
-        <w:rPr>
+          <w:rFonts w:ascii="Century Gothic" w:eastAsia="Century Gothic" w:hAnsi="Century Gothic" w:cs="Century Gothic"/>
+          <w:color w:val="231F20"/>
+          <w:sz w:val="18"/>
+          <w:szCs w:val="18"/>
+        </w:rPr>
+      </w:pPr>
+      <w:r>
+        <w:rPr>
+          <w:rFonts w:ascii="Century Gothic" w:eastAsia="Century Gothic" w:hAnsi="Century Gothic" w:cs="Century Gothic"/>
           <w:color w:val="231F20"/>
           <w:sz w:val="18"/>
           <w:szCs w:val="18"/>
@@ -3395,13 +3665,15 @@
         <w:spacing w:line="280" w:lineRule="atLeast"/>
         <w:ind w:left="380" w:hanging="283"/>
         <w:rPr>
-          <w:color w:val="231F20"/>
-          <w:sz w:val="18"/>
-          <w:szCs w:val="18"/>
-        </w:rPr>
-      </w:pPr>
-      <w:r>
-        <w:rPr>
+          <w:rFonts w:ascii="Century Gothic" w:eastAsia="Century Gothic" w:hAnsi="Century Gothic" w:cs="Century Gothic"/>
+          <w:color w:val="231F20"/>
+          <w:sz w:val="18"/>
+          <w:szCs w:val="18"/>
+        </w:rPr>
+      </w:pPr>
+      <w:r>
+        <w:rPr>
+          <w:rFonts w:ascii="Century Gothic" w:eastAsia="Century Gothic" w:hAnsi="Century Gothic" w:cs="Century Gothic"/>
           <w:color w:val="231F20"/>
           <w:sz w:val="18"/>
           <w:szCs w:val="18"/>
@@ -3419,13 +3691,15 @@
         <w:spacing w:line="280" w:lineRule="atLeast"/>
         <w:ind w:left="380" w:hanging="283"/>
         <w:rPr>
-          <w:color w:val="231F20"/>
-          <w:sz w:val="18"/>
-          <w:szCs w:val="18"/>
-        </w:rPr>
-      </w:pPr>
-      <w:r>
-        <w:rPr>
+          <w:rFonts w:ascii="Century Gothic" w:eastAsia="Century Gothic" w:hAnsi="Century Gothic" w:cs="Century Gothic"/>
+          <w:color w:val="231F20"/>
+          <w:sz w:val="18"/>
+          <w:szCs w:val="18"/>
+        </w:rPr>
+      </w:pPr>
+      <w:r>
+        <w:rPr>
+          <w:rFonts w:ascii="Century Gothic" w:eastAsia="Century Gothic" w:hAnsi="Century Gothic" w:cs="Century Gothic"/>
           <w:color w:val="231F20"/>
           <w:sz w:val="18"/>
           <w:szCs w:val="18"/>
@@ -3443,13 +3717,15 @@
         <w:spacing w:line="280" w:lineRule="atLeast"/>
         <w:ind w:left="380" w:hanging="283"/>
         <w:rPr>
-          <w:color w:val="231F20"/>
-          <w:sz w:val="18"/>
-          <w:szCs w:val="18"/>
-        </w:rPr>
-      </w:pPr>
-      <w:r>
-        <w:rPr>
+          <w:rFonts w:ascii="Century Gothic" w:eastAsia="Century Gothic" w:hAnsi="Century Gothic" w:cs="Century Gothic"/>
+          <w:color w:val="231F20"/>
+          <w:sz w:val="18"/>
+          <w:szCs w:val="18"/>
+        </w:rPr>
+      </w:pPr>
+      <w:r>
+        <w:rPr>
+          <w:rFonts w:ascii="Century Gothic" w:eastAsia="Century Gothic" w:hAnsi="Century Gothic" w:cs="Century Gothic"/>
           <w:color w:val="231F20"/>
           <w:sz w:val="18"/>
           <w:szCs w:val="18"/>
@@ -3492,12 +3768,14 @@
               <w:pStyle w:val="topborder"/>
               <w:rPr>
                 <w:rStyle w:val="displaycell"/>
+                <w:rFonts w:ascii="Century Gothic" w:eastAsia="Century Gothic" w:hAnsi="Century Gothic" w:cs="Century Gothic"/>
                 <w:color w:val="231F20"/>
               </w:rPr>
             </w:pPr>
             <w:r>
               <w:rPr>
                 <w:rStyle w:val="displaycell"/>
+                <w:rFonts w:ascii="Century Gothic" w:eastAsia="Century Gothic" w:hAnsi="Century Gothic" w:cs="Century Gothic"/>
                 <w:color w:val="231F20"/>
               </w:rPr>
               <w:t> </w:t>
@@ -3513,12 +3791,14 @@
           <w:bottom w:val="none" w:sz="0" w:space="5" w:color="auto"/>
         </w:pBdr>
         <w:rPr>
+          <w:rFonts w:ascii="Century Gothic" w:eastAsia="Century Gothic" w:hAnsi="Century Gothic" w:cs="Century Gothic"/>
           <w:b/>
           <w:bCs/>
         </w:rPr>
       </w:pPr>
       <w:r>
         <w:rPr>
+          <w:rFonts w:ascii="Century Gothic" w:eastAsia="Century Gothic" w:hAnsi="Century Gothic" w:cs="Century Gothic"/>
           <w:b/>
           <w:bCs/>
         </w:rPr>
@@ -3538,17 +3818,19 @@
         <w:spacing w:line="280" w:lineRule="atLeast"/>
         <w:ind w:left="380" w:hanging="283"/>
         <w:rPr>
-          <w:color w:val="231F20"/>
-          <w:sz w:val="18"/>
-          <w:szCs w:val="18"/>
-        </w:rPr>
-      </w:pPr>
-      <w:hyperlink r:id="rId14" w:history="1">
+          <w:rFonts w:ascii="Century Gothic" w:eastAsia="Century Gothic" w:hAnsi="Century Gothic" w:cs="Century Gothic"/>
+          <w:color w:val="231F20"/>
+          <w:sz w:val="18"/>
+          <w:szCs w:val="18"/>
+        </w:rPr>
+      </w:pPr>
+      <w:hyperlink r:id="rId8" w:history="1">
         <w:r>
           <w:rPr>
-            <w:color w:val="231F20"/>
+            <w:rFonts w:ascii="Century Gothic" w:eastAsia="Century Gothic" w:hAnsi="Century Gothic" w:cs="Century Gothic"/>
             <w:sz w:val="18"/>
             <w:szCs w:val="18"/>
+            <w:color w:val="231F20"/>
             <w:u w:val="single"/>
           </w:rPr>
           <w:t>linkedin.com/in/clinton-pracher</w:t>
@@ -3568,17 +3850,19 @@
         <w:spacing w:line="280" w:lineRule="atLeast"/>
         <w:ind w:left="380" w:hanging="283"/>
         <w:rPr>
-          <w:color w:val="231F20"/>
-          <w:sz w:val="18"/>
-          <w:szCs w:val="18"/>
-        </w:rPr>
-      </w:pPr>
-      <w:hyperlink r:id="rId15" w:history="1">
+          <w:rFonts w:ascii="Century Gothic" w:eastAsia="Century Gothic" w:hAnsi="Century Gothic" w:cs="Century Gothic"/>
+          <w:color w:val="231F20"/>
+          <w:sz w:val="18"/>
+          <w:szCs w:val="18"/>
+        </w:rPr>
+      </w:pPr>
+      <w:hyperlink r:id="rId19" w:history="1">
         <w:r>
           <w:rPr>
-            <w:color w:val="231F20"/>
+            <w:rFonts w:ascii="Century Gothic" w:eastAsia="Century Gothic" w:hAnsi="Century Gothic" w:cs="Century Gothic"/>
             <w:sz w:val="18"/>
             <w:szCs w:val="18"/>
+            <w:color w:val="231F20"/>
             <w:u w:val="single"/>
           </w:rPr>
           <w:t>clintonpracher.com</w:t>
@@ -3586,8 +3870,8 @@
       </w:hyperlink>
     </w:p>
     <w:sectPr>
-      <w:headerReference w:type="default" r:id="rId16"/>
-      <w:footerReference w:type="default" r:id="rId17"/>
+      <w:headerReference w:type="default" r:id="rId13"/>
+      <w:footerReference w:type="default" r:id="rId14"/>
       <w:type w:val="continuous"/>
       <w:pgSz w:w="12240" w:h="15840"/>
       <w:pgMar w:top="400" w:right="840" w:bottom="400" w:left="840" w:header="0" w:footer="0" w:gutter="0"/>
@@ -3598,7 +3882,7 @@
 </file>
 
 <file path=word/endnotes.xml><?xml version="1.0" encoding="utf-8"?>
-<w:endnotes xmlns:wpc="http://schemas.microsoft.com/office/word/2010/wordprocessingCanvas" xmlns:cx="http://schemas.microsoft.com/office/drawing/2014/chartex" xmlns:cx1="http://schemas.microsoft.com/office/drawing/2015/9/8/chartex" xmlns:cx2="http://schemas.microsoft.com/office/drawing/2015/10/21/chartex" xmlns:cx3="http://schemas.microsoft.com/office/drawing/2016/5/9/chartex" xmlns:cx4="http://schemas.microsoft.com/office/drawing/2016/5/10/chartex" xmlns:cx5="http://schemas.microsoft.com/office/drawing/2016/5/11/chartex" xmlns:cx6="http://schemas.microsoft.com/office/drawing/2016/5/12/chartex" xmlns:cx7="http://schemas.microsoft.com/office/drawing/2016/5/13/chartex" xmlns:cx8="http://schemas.microsoft.com/office/drawing/2016/5/14/chartex" xmlns:mc="http://schemas.openxmlformats.org/markup-compatibility/2006" xmlns:m="http://schemas.openxmlformats.org/officeDocument/2006/math" xmlns:aink="http://schemas.microsoft.com/office/drawing/2016/ink" xmlns:am3d="http://schemas.microsoft.com/office/drawing/2017/model3d" xmlns:oel="http://schemas.microsoft.com/office/2019/extlst" xmlns:r="http://schemas.openxmlformats.org/officeDocument/2006/relationships" xmlns:wp14="http://schemas.microsoft.com/office/word/2010/wordprocessingDrawing" xmlns:wp="http://schemas.openxmlformats.org/drawingml/2006/wordprocessingDrawing" xmlns:wpg="http://schemas.microsoft.com/office/word/2010/wordprocessingGroup" xmlns:wpi="http://schemas.microsoft.com/office/word/2010/wordprocessingInk" xmlns:wps="http://schemas.microsoft.com/office/word/2010/wordprocessingShape" xmlns:o="urn:schemas-microsoft-com:office:office" xmlns:v="urn:schemas-microsoft-com:vml" xmlns:w10="urn:schemas-microsoft-com:office:word" xmlns:w="http://schemas.openxmlformats.org/wordprocessingml/2006/main" xmlns:w14="http://schemas.microsoft.com/office/word/2010/wordml" xmlns:w15="http://schemas.microsoft.com/office/word/2012/wordml" xmlns:w16cex="http://schemas.microsoft.com/office/word/2018/wordml/cex" xmlns:w16cid="http://schemas.microsoft.com/office/word/2016/wordml/cid" xmlns:w16="http://schemas.microsoft.com/office/word/2018/wordml" xmlns:w16sdtdh="http://schemas.microsoft.com/office/word/2020/wordml/sdtdatahash" xmlns:w16sdtfl="http://schemas.microsoft.com/office/word/2024/wordml/sdtformatlock" xmlns:w16se="http://schemas.microsoft.com/office/word/2015/wordml/symex" xmlns:w16du="http://schemas.microsoft.com/office/word/2023/wordml/word16du" xmlns:wne="http://schemas.microsoft.com/office/word/2006/wordml" mc:Ignorable="w14 w15 w16se w16cid w16 w16cex w16sdtdh w16sdtfl w16du wp14">
+<w:endnotes xmlns:wpc="http://schemas.microsoft.com/office/word/2010/wordprocessingCanvas" xmlns:cx="http://schemas.microsoft.com/office/drawing/2014/chartex" xmlns:cx1="http://schemas.microsoft.com/office/drawing/2015/9/8/chartex" xmlns:cx2="http://schemas.microsoft.com/office/drawing/2015/10/21/chartex" xmlns:cx3="http://schemas.microsoft.com/office/drawing/2016/5/9/chartex" xmlns:cx4="http://schemas.microsoft.com/office/drawing/2016/5/10/chartex" xmlns:cx5="http://schemas.microsoft.com/office/drawing/2016/5/11/chartex" xmlns:cx6="http://schemas.microsoft.com/office/drawing/2016/5/12/chartex" xmlns:cx7="http://schemas.microsoft.com/office/drawing/2016/5/13/chartex" xmlns:cx8="http://schemas.microsoft.com/office/drawing/2016/5/14/chartex" xmlns:mc="http://schemas.openxmlformats.org/markup-compatibility/2006" xmlns:m="http://schemas.openxmlformats.org/officeDocument/2006/math" xmlns:aink="http://schemas.microsoft.com/office/drawing/2016/ink" xmlns:am3d="http://schemas.microsoft.com/office/drawing/2017/model3d" xmlns:oel="http://schemas.microsoft.com/office/2019/extlst" xmlns:r="http://schemas.openxmlformats.org/officeDocument/2006/relationships" xmlns:wp14="http://schemas.microsoft.com/office/word/2010/wordprocessingDrawing" xmlns:wp="http://schemas.openxmlformats.org/drawingml/2006/wordprocessingDrawing" xmlns:wpg="http://schemas.microsoft.com/office/word/2010/wordprocessingGroup" xmlns:wpi="http://schemas.microsoft.com/office/word/2010/wordprocessingInk" xmlns:wps="http://schemas.microsoft.com/office/word/2010/wordprocessingShape" xmlns:o="urn:schemas-microsoft-com:office:office" xmlns:v="urn:schemas-microsoft-com:vml" xmlns:w10="urn:schemas-microsoft-com:office:word" xmlns:w="http://schemas.openxmlformats.org/wordprocessingml/2006/main" xmlns:w14="http://schemas.microsoft.com/office/word/2010/wordml" xmlns:w15="http://schemas.microsoft.com/office/word/2012/wordml" xmlns:w16cei="http://schemas.microsoft.com/office/word/2026/wordml/cei" xmlns:w16cex="http://schemas.microsoft.com/office/word/2018/wordml/cex" xmlns:w16cid="http://schemas.microsoft.com/office/word/2016/wordml/cid" xmlns:w16="http://schemas.microsoft.com/office/word/2018/wordml" xmlns:w16sdtdh="http://schemas.microsoft.com/office/word/2020/wordml/sdtdatahash" xmlns:w16sdtfl="http://schemas.microsoft.com/office/word/2024/wordml/sdtformatlock" xmlns:w16se="http://schemas.microsoft.com/office/word/2015/wordml/symex" xmlns:w16du="http://schemas.microsoft.com/office/word/2023/wordml/word16du" xmlns:wne="http://schemas.microsoft.com/office/word/2006/wordml" mc:Ignorable="w14 w15 w16se w16cid w16 w16cex w16sdtdh w16sdtfl w16du wp14">
   <w:endnote w:type="separator" w:id="-1">
     <w:p>
       <w:pPr>
@@ -3623,7 +3907,7 @@
 </file>
 
 <file path=word/footer1.xml><?xml version="1.0" encoding="utf-8"?>
-<w:ftr xmlns:wpc="http://schemas.microsoft.com/office/word/2010/wordprocessingCanvas" xmlns:cx="http://schemas.microsoft.com/office/drawing/2014/chartex" xmlns:cx1="http://schemas.microsoft.com/office/drawing/2015/9/8/chartex" xmlns:cx2="http://schemas.microsoft.com/office/drawing/2015/10/21/chartex" xmlns:cx3="http://schemas.microsoft.com/office/drawing/2016/5/9/chartex" xmlns:cx4="http://schemas.microsoft.com/office/drawing/2016/5/10/chartex" xmlns:cx5="http://schemas.microsoft.com/office/drawing/2016/5/11/chartex" xmlns:cx6="http://schemas.microsoft.com/office/drawing/2016/5/12/chartex" xmlns:cx7="http://schemas.microsoft.com/office/drawing/2016/5/13/chartex" xmlns:cx8="http://schemas.microsoft.com/office/drawing/2016/5/14/chartex" xmlns:mc="http://schemas.openxmlformats.org/markup-compatibility/2006" xmlns:m="http://schemas.openxmlformats.org/officeDocument/2006/math" xmlns:aink="http://schemas.microsoft.com/office/drawing/2016/ink" xmlns:am3d="http://schemas.microsoft.com/office/drawing/2017/model3d" xmlns:oel="http://schemas.microsoft.com/office/2019/extlst" xmlns:r="http://schemas.openxmlformats.org/officeDocument/2006/relationships" xmlns:wp14="http://schemas.microsoft.com/office/word/2010/wordprocessingDrawing" xmlns:wp="http://schemas.openxmlformats.org/drawingml/2006/wordprocessingDrawing" xmlns:wpg="http://schemas.microsoft.com/office/word/2010/wordprocessingGroup" xmlns:wpi="http://schemas.microsoft.com/office/word/2010/wordprocessingInk" xmlns:wps="http://schemas.microsoft.com/office/word/2010/wordprocessingShape" xmlns:o="urn:schemas-microsoft-com:office:office" xmlns:v="urn:schemas-microsoft-com:vml" xmlns:w10="urn:schemas-microsoft-com:office:word" xmlns:w="http://schemas.openxmlformats.org/wordprocessingml/2006/main" xmlns:w14="http://schemas.microsoft.com/office/word/2010/wordml" xmlns:w15="http://schemas.microsoft.com/office/word/2012/wordml" xmlns:w16cex="http://schemas.microsoft.com/office/word/2018/wordml/cex" xmlns:w16cid="http://schemas.microsoft.com/office/word/2016/wordml/cid" xmlns:w16="http://schemas.microsoft.com/office/word/2018/wordml" xmlns:w16sdtdh="http://schemas.microsoft.com/office/word/2020/wordml/sdtdatahash" xmlns:w16sdtfl="http://schemas.microsoft.com/office/word/2024/wordml/sdtformatlock" xmlns:w16se="http://schemas.microsoft.com/office/word/2015/wordml/symex" xmlns:w16du="http://schemas.microsoft.com/office/word/2023/wordml/word16du" xmlns:wne="http://schemas.microsoft.com/office/word/2006/wordml" mc:Ignorable="w14 w15 w16se w16cid w16 w16cex w16sdtdh w16sdtfl w16du wp14">
+<w:ftr xmlns:wpc="http://schemas.microsoft.com/office/word/2010/wordprocessingCanvas" xmlns:cx="http://schemas.microsoft.com/office/drawing/2014/chartex" xmlns:cx1="http://schemas.microsoft.com/office/drawing/2015/9/8/chartex" xmlns:cx2="http://schemas.microsoft.com/office/drawing/2015/10/21/chartex" xmlns:cx3="http://schemas.microsoft.com/office/drawing/2016/5/9/chartex" xmlns:cx4="http://schemas.microsoft.com/office/drawing/2016/5/10/chartex" xmlns:cx5="http://schemas.microsoft.com/office/drawing/2016/5/11/chartex" xmlns:cx6="http://schemas.microsoft.com/office/drawing/2016/5/12/chartex" xmlns:cx7="http://schemas.microsoft.com/office/drawing/2016/5/13/chartex" xmlns:cx8="http://schemas.microsoft.com/office/drawing/2016/5/14/chartex" xmlns:mc="http://schemas.openxmlformats.org/markup-compatibility/2006" xmlns:m="http://schemas.openxmlformats.org/officeDocument/2006/math" xmlns:aink="http://schemas.microsoft.com/office/drawing/2016/ink" xmlns:am3d="http://schemas.microsoft.com/office/drawing/2017/model3d" xmlns:oel="http://schemas.microsoft.com/office/2019/extlst" xmlns:r="http://schemas.openxmlformats.org/officeDocument/2006/relationships" xmlns:wp14="http://schemas.microsoft.com/office/word/2010/wordprocessingDrawing" xmlns:wp="http://schemas.openxmlformats.org/drawingml/2006/wordprocessingDrawing" xmlns:wpg="http://schemas.microsoft.com/office/word/2010/wordprocessingGroup" xmlns:wpi="http://schemas.microsoft.com/office/word/2010/wordprocessingInk" xmlns:wps="http://schemas.microsoft.com/office/word/2010/wordprocessingShape" xmlns:o="urn:schemas-microsoft-com:office:office" xmlns:v="urn:schemas-microsoft-com:vml" xmlns:w10="urn:schemas-microsoft-com:office:word" xmlns:w="http://schemas.openxmlformats.org/wordprocessingml/2006/main" xmlns:w14="http://schemas.microsoft.com/office/word/2010/wordml" xmlns:w15="http://schemas.microsoft.com/office/word/2012/wordml" xmlns:w16cei="http://schemas.microsoft.com/office/word/2026/wordml/cei" xmlns:w16cex="http://schemas.microsoft.com/office/word/2018/wordml/cex" xmlns:w16cid="http://schemas.microsoft.com/office/word/2016/wordml/cid" xmlns:w16="http://schemas.microsoft.com/office/word/2018/wordml" xmlns:w16sdtdh="http://schemas.microsoft.com/office/word/2020/wordml/sdtdatahash" xmlns:w16sdtfl="http://schemas.microsoft.com/office/word/2024/wordml/sdtformatlock" xmlns:w16se="http://schemas.microsoft.com/office/word/2015/wordml/symex" xmlns:w16du="http://schemas.microsoft.com/office/word/2023/wordml/word16du" xmlns:wne="http://schemas.microsoft.com/office/word/2006/wordml" mc:Ignorable="w14 w15 w16se w16cid w16 w16cex w16sdtdh w16sdtfl w16du wp14">
   <w:p>
     <w:pPr>
       <w:spacing w:line="20" w:lineRule="auto"/>
@@ -3640,7 +3924,7 @@
 </file>
 
 <file path=word/footer2.xml><?xml version="1.0" encoding="utf-8"?>
-<w:ftr xmlns:wpc="http://schemas.microsoft.com/office/word/2010/wordprocessingCanvas" xmlns:cx="http://schemas.microsoft.com/office/drawing/2014/chartex" xmlns:cx1="http://schemas.microsoft.com/office/drawing/2015/9/8/chartex" xmlns:cx2="http://schemas.microsoft.com/office/drawing/2015/10/21/chartex" xmlns:cx3="http://schemas.microsoft.com/office/drawing/2016/5/9/chartex" xmlns:cx4="http://schemas.microsoft.com/office/drawing/2016/5/10/chartex" xmlns:cx5="http://schemas.microsoft.com/office/drawing/2016/5/11/chartex" xmlns:cx6="http://schemas.microsoft.com/office/drawing/2016/5/12/chartex" xmlns:cx7="http://schemas.microsoft.com/office/drawing/2016/5/13/chartex" xmlns:cx8="http://schemas.microsoft.com/office/drawing/2016/5/14/chartex" xmlns:mc="http://schemas.openxmlformats.org/markup-compatibility/2006" xmlns:m="http://schemas.openxmlformats.org/officeDocument/2006/math" xmlns:aink="http://schemas.microsoft.com/office/drawing/2016/ink" xmlns:am3d="http://schemas.microsoft.com/office/drawing/2017/model3d" xmlns:oel="http://schemas.microsoft.com/office/2019/extlst" xmlns:r="http://schemas.openxmlformats.org/officeDocument/2006/relationships" xmlns:wp14="http://schemas.microsoft.com/office/word/2010/wordprocessingDrawing" xmlns:wp="http://schemas.openxmlformats.org/drawingml/2006/wordprocessingDrawing" xmlns:wpg="http://schemas.microsoft.com/office/word/2010/wordprocessingGroup" xmlns:wpi="http://schemas.microsoft.com/office/word/2010/wordprocessingInk" xmlns:wps="http://schemas.microsoft.com/office/word/2010/wordprocessingShape" xmlns:o="urn:schemas-microsoft-com:office:office" xmlns:v="urn:schemas-microsoft-com:vml" xmlns:w10="urn:schemas-microsoft-com:office:word" xmlns:w="http://schemas.openxmlformats.org/wordprocessingml/2006/main" xmlns:w14="http://schemas.microsoft.com/office/word/2010/wordml" xmlns:w15="http://schemas.microsoft.com/office/word/2012/wordml" xmlns:w16cex="http://schemas.microsoft.com/office/word/2018/wordml/cex" xmlns:w16cid="http://schemas.microsoft.com/office/word/2016/wordml/cid" xmlns:w16="http://schemas.microsoft.com/office/word/2018/wordml" xmlns:w16sdtdh="http://schemas.microsoft.com/office/word/2020/wordml/sdtdatahash" xmlns:w16sdtfl="http://schemas.microsoft.com/office/word/2024/wordml/sdtformatlock" xmlns:w16se="http://schemas.microsoft.com/office/word/2015/wordml/symex" xmlns:w16du="http://schemas.microsoft.com/office/word/2023/wordml/word16du" xmlns:wne="http://schemas.microsoft.com/office/word/2006/wordml" mc:Ignorable="w14 w15 w16se w16cid w16 w16cex w16sdtdh w16sdtfl w16du wp14">
+<w:ftr xmlns:wpc="http://schemas.microsoft.com/office/word/2010/wordprocessingCanvas" xmlns:cx="http://schemas.microsoft.com/office/drawing/2014/chartex" xmlns:cx1="http://schemas.microsoft.com/office/drawing/2015/9/8/chartex" xmlns:cx2="http://schemas.microsoft.com/office/drawing/2015/10/21/chartex" xmlns:cx3="http://schemas.microsoft.com/office/drawing/2016/5/9/chartex" xmlns:cx4="http://schemas.microsoft.com/office/drawing/2016/5/10/chartex" xmlns:cx5="http://schemas.microsoft.com/office/drawing/2016/5/11/chartex" xmlns:cx6="http://schemas.microsoft.com/office/drawing/2016/5/12/chartex" xmlns:cx7="http://schemas.microsoft.com/office/drawing/2016/5/13/chartex" xmlns:cx8="http://schemas.microsoft.com/office/drawing/2016/5/14/chartex" xmlns:mc="http://schemas.openxmlformats.org/markup-compatibility/2006" xmlns:m="http://schemas.openxmlformats.org/officeDocument/2006/math" xmlns:aink="http://schemas.microsoft.com/office/drawing/2016/ink" xmlns:am3d="http://schemas.microsoft.com/office/drawing/2017/model3d" xmlns:oel="http://schemas.microsoft.com/office/2019/extlst" xmlns:r="http://schemas.openxmlformats.org/officeDocument/2006/relationships" xmlns:wp14="http://schemas.microsoft.com/office/word/2010/wordprocessingDrawing" xmlns:wp="http://schemas.openxmlformats.org/drawingml/2006/wordprocessingDrawing" xmlns:wpg="http://schemas.microsoft.com/office/word/2010/wordprocessingGroup" xmlns:wpi="http://schemas.microsoft.com/office/word/2010/wordprocessingInk" xmlns:wps="http://schemas.microsoft.com/office/word/2010/wordprocessingShape" xmlns:o="urn:schemas-microsoft-com:office:office" xmlns:v="urn:schemas-microsoft-com:vml" xmlns:w10="urn:schemas-microsoft-com:office:word" xmlns:w="http://schemas.openxmlformats.org/wordprocessingml/2006/main" xmlns:w14="http://schemas.microsoft.com/office/word/2010/wordml" xmlns:w15="http://schemas.microsoft.com/office/word/2012/wordml" xmlns:w16cei="http://schemas.microsoft.com/office/word/2026/wordml/cei" xmlns:w16cex="http://schemas.microsoft.com/office/word/2018/wordml/cex" xmlns:w16cid="http://schemas.microsoft.com/office/word/2016/wordml/cid" xmlns:w16="http://schemas.microsoft.com/office/word/2018/wordml" xmlns:w16sdtdh="http://schemas.microsoft.com/office/word/2020/wordml/sdtdatahash" xmlns:w16sdtfl="http://schemas.microsoft.com/office/word/2024/wordml/sdtformatlock" xmlns:w16se="http://schemas.microsoft.com/office/word/2015/wordml/symex" xmlns:w16du="http://schemas.microsoft.com/office/word/2023/wordml/word16du" xmlns:wne="http://schemas.microsoft.com/office/word/2006/wordml" mc:Ignorable="w14 w15 w16se w16cid w16 w16cex w16sdtdh w16sdtfl w16du wp14">
   <w:p>
     <w:pPr>
       <w:spacing w:line="20" w:lineRule="auto"/>
@@ -3657,7 +3941,7 @@
 </file>
 
 <file path=word/footnotes.xml><?xml version="1.0" encoding="utf-8"?>
-<w:footnotes xmlns:wpc="http://schemas.microsoft.com/office/word/2010/wordprocessingCanvas" xmlns:cx="http://schemas.microsoft.com/office/drawing/2014/chartex" xmlns:cx1="http://schemas.microsoft.com/office/drawing/2015/9/8/chartex" xmlns:cx2="http://schemas.microsoft.com/office/drawing/2015/10/21/chartex" xmlns:cx3="http://schemas.microsoft.com/office/drawing/2016/5/9/chartex" xmlns:cx4="http://schemas.microsoft.com/office/drawing/2016/5/10/chartex" xmlns:cx5="http://schemas.microsoft.com/office/drawing/2016/5/11/chartex" xmlns:cx6="http://schemas.microsoft.com/office/drawing/2016/5/12/chartex" xmlns:cx7="http://schemas.microsoft.com/office/drawing/2016/5/13/chartex" xmlns:cx8="http://schemas.microsoft.com/office/drawing/2016/5/14/chartex" xmlns:mc="http://schemas.openxmlformats.org/markup-compatibility/2006" xmlns:m="http://schemas.openxmlformats.org/officeDocument/2006/math" xmlns:aink="http://schemas.microsoft.com/office/drawing/2016/ink" xmlns:am3d="http://schemas.microsoft.com/office/drawing/2017/model3d" xmlns:oel="http://schemas.microsoft.com/office/2019/extlst" xmlns:r="http://schemas.openxmlformats.org/officeDocument/2006/relationships" xmlns:wp14="http://schemas.microsoft.com/office/word/2010/wordprocessingDrawing" xmlns:wp="http://schemas.openxmlformats.org/drawingml/2006/wordprocessingDrawing" xmlns:wpg="http://schemas.microsoft.com/office/word/2010/wordprocessingGroup" xmlns:wpi="http://schemas.microsoft.com/office/word/2010/wordprocessingInk" xmlns:wps="http://schemas.microsoft.com/office/word/2010/wordprocessingShape" xmlns:o="urn:schemas-microsoft-com:office:office" xmlns:v="urn:schemas-microsoft-com:vml" xmlns:w10="urn:schemas-microsoft-com:office:word" xmlns:w="http://schemas.openxmlformats.org/wordprocessingml/2006/main" xmlns:w14="http://schemas.microsoft.com/office/word/2010/wordml" xmlns:w15="http://schemas.microsoft.com/office/word/2012/wordml" xmlns:w16cex="http://schemas.microsoft.com/office/word/2018/wordml/cex" xmlns:w16cid="http://schemas.microsoft.com/office/word/2016/wordml/cid" xmlns:w16="http://schemas.microsoft.com/office/word/2018/wordml" xmlns:w16sdtdh="http://schemas.microsoft.com/office/word/2020/wordml/sdtdatahash" xmlns:w16sdtfl="http://schemas.microsoft.com/office/word/2024/wordml/sdtformatlock" xmlns:w16se="http://schemas.microsoft.com/office/word/2015/wordml/symex" xmlns:w16du="http://schemas.microsoft.com/office/word/2023/wordml/word16du" xmlns:wne="http://schemas.microsoft.com/office/word/2006/wordml" mc:Ignorable="w14 w15 w16se w16cid w16 w16cex w16sdtdh w16sdtfl w16du wp14">
+<w:footnotes xmlns:wpc="http://schemas.microsoft.com/office/word/2010/wordprocessingCanvas" xmlns:cx="http://schemas.microsoft.com/office/drawing/2014/chartex" xmlns:cx1="http://schemas.microsoft.com/office/drawing/2015/9/8/chartex" xmlns:cx2="http://schemas.microsoft.com/office/drawing/2015/10/21/chartex" xmlns:cx3="http://schemas.microsoft.com/office/drawing/2016/5/9/chartex" xmlns:cx4="http://schemas.microsoft.com/office/drawing/2016/5/10/chartex" xmlns:cx5="http://schemas.microsoft.com/office/drawing/2016/5/11/chartex" xmlns:cx6="http://schemas.microsoft.com/office/drawing/2016/5/12/chartex" xmlns:cx7="http://schemas.microsoft.com/office/drawing/2016/5/13/chartex" xmlns:cx8="http://schemas.microsoft.com/office/drawing/2016/5/14/chartex" xmlns:mc="http://schemas.openxmlformats.org/markup-compatibility/2006" xmlns:m="http://schemas.openxmlformats.org/officeDocument/2006/math" xmlns:aink="http://schemas.microsoft.com/office/drawing/2016/ink" xmlns:am3d="http://schemas.microsoft.com/office/drawing/2017/model3d" xmlns:oel="http://schemas.microsoft.com/office/2019/extlst" xmlns:r="http://schemas.openxmlformats.org/officeDocument/2006/relationships" xmlns:wp14="http://schemas.microsoft.com/office/word/2010/wordprocessingDrawing" xmlns:wp="http://schemas.openxmlformats.org/drawingml/2006/wordprocessingDrawing" xmlns:wpg="http://schemas.microsoft.com/office/word/2010/wordprocessingGroup" xmlns:wpi="http://schemas.microsoft.com/office/word/2010/wordprocessingInk" xmlns:wps="http://schemas.microsoft.com/office/word/2010/wordprocessingShape" xmlns:o="urn:schemas-microsoft-com:office:office" xmlns:v="urn:schemas-microsoft-com:vml" xmlns:w10="urn:schemas-microsoft-com:office:word" xmlns:w="http://schemas.openxmlformats.org/wordprocessingml/2006/main" xmlns:w14="http://schemas.microsoft.com/office/word/2010/wordml" xmlns:w15="http://schemas.microsoft.com/office/word/2012/wordml" xmlns:w16cei="http://schemas.microsoft.com/office/word/2026/wordml/cei" xmlns:w16cex="http://schemas.microsoft.com/office/word/2018/wordml/cex" xmlns:w16cid="http://schemas.microsoft.com/office/word/2016/wordml/cid" xmlns:w16="http://schemas.microsoft.com/office/word/2018/wordml" xmlns:w16sdtdh="http://schemas.microsoft.com/office/word/2020/wordml/sdtdatahash" xmlns:w16sdtfl="http://schemas.microsoft.com/office/word/2024/wordml/sdtformatlock" xmlns:w16se="http://schemas.microsoft.com/office/word/2015/wordml/symex" xmlns:w16du="http://schemas.microsoft.com/office/word/2023/wordml/word16du" xmlns:wne="http://schemas.microsoft.com/office/word/2006/wordml" mc:Ignorable="w14 w15 w16se w16cid w16 w16cex w16sdtdh w16sdtfl w16du wp14">
   <w:footnote w:type="separator" w:id="-1">
     <w:p>
       <w:pPr>
@@ -3682,7 +3966,7 @@
 </file>
 
 <file path=word/header1.xml><?xml version="1.0" encoding="utf-8"?>
-<w:hdr xmlns:wpc="http://schemas.microsoft.com/office/word/2010/wordprocessingCanvas" xmlns:cx="http://schemas.microsoft.com/office/drawing/2014/chartex" xmlns:cx1="http://schemas.microsoft.com/office/drawing/2015/9/8/chartex" xmlns:cx2="http://schemas.microsoft.com/office/drawing/2015/10/21/chartex" xmlns:cx3="http://schemas.microsoft.com/office/drawing/2016/5/9/chartex" xmlns:cx4="http://schemas.microsoft.com/office/drawing/2016/5/10/chartex" xmlns:cx5="http://schemas.microsoft.com/office/drawing/2016/5/11/chartex" xmlns:cx6="http://schemas.microsoft.com/office/drawing/2016/5/12/chartex" xmlns:cx7="http://schemas.microsoft.com/office/drawing/2016/5/13/chartex" xmlns:cx8="http://schemas.microsoft.com/office/drawing/2016/5/14/chartex" xmlns:mc="http://schemas.openxmlformats.org/markup-compatibility/2006" xmlns:m="http://schemas.openxmlformats.org/officeDocument/2006/math" xmlns:aink="http://schemas.microsoft.com/office/drawing/2016/ink" xmlns:am3d="http://schemas.microsoft.com/office/drawing/2017/model3d" xmlns:oel="http://schemas.microsoft.com/office/2019/extlst" xmlns:r="http://schemas.openxmlformats.org/officeDocument/2006/relationships" xmlns:wp14="http://schemas.microsoft.com/office/word/2010/wordprocessingDrawing" xmlns:wp="http://schemas.openxmlformats.org/drawingml/2006/wordprocessingDrawing" xmlns:wpg="http://schemas.microsoft.com/office/word/2010/wordprocessingGroup" xmlns:wpi="http://schemas.microsoft.com/office/word/2010/wordprocessingInk" xmlns:wps="http://schemas.microsoft.com/office/word/2010/wordprocessingShape" xmlns:o="urn:schemas-microsoft-com:office:office" xmlns:v="urn:schemas-microsoft-com:vml" xmlns:w10="urn:schemas-microsoft-com:office:word" xmlns:w="http://schemas.openxmlformats.org/wordprocessingml/2006/main" xmlns:w14="http://schemas.microsoft.com/office/word/2010/wordml" xmlns:w15="http://schemas.microsoft.com/office/word/2012/wordml" xmlns:w16cex="http://schemas.microsoft.com/office/word/2018/wordml/cex" xmlns:w16cid="http://schemas.microsoft.com/office/word/2016/wordml/cid" xmlns:w16="http://schemas.microsoft.com/office/word/2018/wordml" xmlns:w16sdtdh="http://schemas.microsoft.com/office/word/2020/wordml/sdtdatahash" xmlns:w16sdtfl="http://schemas.microsoft.com/office/word/2024/wordml/sdtformatlock" xmlns:w16se="http://schemas.microsoft.com/office/word/2015/wordml/symex" xmlns:w16du="http://schemas.microsoft.com/office/word/2023/wordml/word16du" xmlns:wne="http://schemas.microsoft.com/office/word/2006/wordml" mc:Ignorable="w14 w15 w16se w16cid w16 w16cex w16sdtdh w16sdtfl w16du wp14">
+<w:hdr xmlns:wpc="http://schemas.microsoft.com/office/word/2010/wordprocessingCanvas" xmlns:cx="http://schemas.microsoft.com/office/drawing/2014/chartex" xmlns:cx1="http://schemas.microsoft.com/office/drawing/2015/9/8/chartex" xmlns:cx2="http://schemas.microsoft.com/office/drawing/2015/10/21/chartex" xmlns:cx3="http://schemas.microsoft.com/office/drawing/2016/5/9/chartex" xmlns:cx4="http://schemas.microsoft.com/office/drawing/2016/5/10/chartex" xmlns:cx5="http://schemas.microsoft.com/office/drawing/2016/5/11/chartex" xmlns:cx6="http://schemas.microsoft.com/office/drawing/2016/5/12/chartex" xmlns:cx7="http://schemas.microsoft.com/office/drawing/2016/5/13/chartex" xmlns:cx8="http://schemas.microsoft.com/office/drawing/2016/5/14/chartex" xmlns:mc="http://schemas.openxmlformats.org/markup-compatibility/2006" xmlns:m="http://schemas.openxmlformats.org/officeDocument/2006/math" xmlns:aink="http://schemas.microsoft.com/office/drawing/2016/ink" xmlns:am3d="http://schemas.microsoft.com/office/drawing/2017/model3d" xmlns:oel="http://schemas.microsoft.com/office/2019/extlst" xmlns:r="http://schemas.openxmlformats.org/officeDocument/2006/relationships" xmlns:wp14="http://schemas.microsoft.com/office/word/2010/wordprocessingDrawing" xmlns:wp="http://schemas.openxmlformats.org/drawingml/2006/wordprocessingDrawing" xmlns:wpg="http://schemas.microsoft.com/office/word/2010/wordprocessingGroup" xmlns:wpi="http://schemas.microsoft.com/office/word/2010/wordprocessingInk" xmlns:wps="http://schemas.microsoft.com/office/word/2010/wordprocessingShape" xmlns:o="urn:schemas-microsoft-com:office:office" xmlns:v="urn:schemas-microsoft-com:vml" xmlns:w10="urn:schemas-microsoft-com:office:word" xmlns:w="http://schemas.openxmlformats.org/wordprocessingml/2006/main" xmlns:w14="http://schemas.microsoft.com/office/word/2010/wordml" xmlns:w15="http://schemas.microsoft.com/office/word/2012/wordml" xmlns:w16cei="http://schemas.microsoft.com/office/word/2026/wordml/cei" xmlns:w16cex="http://schemas.microsoft.com/office/word/2018/wordml/cex" xmlns:w16cid="http://schemas.microsoft.com/office/word/2016/wordml/cid" xmlns:w16="http://schemas.microsoft.com/office/word/2018/wordml" xmlns:w16sdtdh="http://schemas.microsoft.com/office/word/2020/wordml/sdtdatahash" xmlns:w16sdtfl="http://schemas.microsoft.com/office/word/2024/wordml/sdtformatlock" xmlns:w16se="http://schemas.microsoft.com/office/word/2015/wordml/symex" xmlns:w16du="http://schemas.microsoft.com/office/word/2023/wordml/word16du" xmlns:wne="http://schemas.microsoft.com/office/word/2006/wordml" mc:Ignorable="w14 w15 w16se w16cid w16 w16cex w16sdtdh w16sdtfl w16du wp14">
   <w:p>
     <w:pPr>
       <w:spacing w:line="20" w:lineRule="auto"/>
@@ -3699,7 +3983,7 @@
 </file>
 
 <file path=word/header2.xml><?xml version="1.0" encoding="utf-8"?>
-<w:hdr xmlns:wpc="http://schemas.microsoft.com/office/word/2010/wordprocessingCanvas" xmlns:cx="http://schemas.microsoft.com/office/drawing/2014/chartex" xmlns:cx1="http://schemas.microsoft.com/office/drawing/2015/9/8/chartex" xmlns:cx2="http://schemas.microsoft.com/office/drawing/2015/10/21/chartex" xmlns:cx3="http://schemas.microsoft.com/office/drawing/2016/5/9/chartex" xmlns:cx4="http://schemas.microsoft.com/office/drawing/2016/5/10/chartex" xmlns:cx5="http://schemas.microsoft.com/office/drawing/2016/5/11/chartex" xmlns:cx6="http://schemas.microsoft.com/office/drawing/2016/5/12/chartex" xmlns:cx7="http://schemas.microsoft.com/office/drawing/2016/5/13/chartex" xmlns:cx8="http://schemas.microsoft.com/office/drawing/2016/5/14/chartex" xmlns:mc="http://schemas.openxmlformats.org/markup-compatibility/2006" xmlns:m="http://schemas.openxmlformats.org/officeDocument/2006/math" xmlns:aink="http://schemas.microsoft.com/office/drawing/2016/ink" xmlns:am3d="http://schemas.microsoft.com/office/drawing/2017/model3d" xmlns:oel="http://schemas.microsoft.com/office/2019/extlst" xmlns:r="http://schemas.openxmlformats.org/officeDocument/2006/relationships" xmlns:wp14="http://schemas.microsoft.com/office/word/2010/wordprocessingDrawing" xmlns:wp="http://schemas.openxmlformats.org/drawingml/2006/wordprocessingDrawing" xmlns:wpg="http://schemas.microsoft.com/office/word/2010/wordprocessingGroup" xmlns:wpi="http://schemas.microsoft.com/office/word/2010/wordprocessingInk" xmlns:wps="http://schemas.microsoft.com/office/word/2010/wordprocessingShape" xmlns:o="urn:schemas-microsoft-com:office:office" xmlns:v="urn:schemas-microsoft-com:vml" xmlns:w10="urn:schemas-microsoft-com:office:word" xmlns:w="http://schemas.openxmlformats.org/wordprocessingml/2006/main" xmlns:w14="http://schemas.microsoft.com/office/word/2010/wordml" xmlns:w15="http://schemas.microsoft.com/office/word/2012/wordml" xmlns:w16cex="http://schemas.microsoft.com/office/word/2018/wordml/cex" xmlns:w16cid="http://schemas.microsoft.com/office/word/2016/wordml/cid" xmlns:w16="http://schemas.microsoft.com/office/word/2018/wordml" xmlns:w16sdtdh="http://schemas.microsoft.com/office/word/2020/wordml/sdtdatahash" xmlns:w16sdtfl="http://schemas.microsoft.com/office/word/2024/wordml/sdtformatlock" xmlns:w16se="http://schemas.microsoft.com/office/word/2015/wordml/symex" xmlns:w16du="http://schemas.microsoft.com/office/word/2023/wordml/word16du" xmlns:wne="http://schemas.microsoft.com/office/word/2006/wordml" mc:Ignorable="w14 w15 w16se w16cid w16 w16cex w16sdtdh w16sdtfl w16du wp14">
+<w:hdr xmlns:wpc="http://schemas.microsoft.com/office/word/2010/wordprocessingCanvas" xmlns:cx="http://schemas.microsoft.com/office/drawing/2014/chartex" xmlns:cx1="http://schemas.microsoft.com/office/drawing/2015/9/8/chartex" xmlns:cx2="http://schemas.microsoft.com/office/drawing/2015/10/21/chartex" xmlns:cx3="http://schemas.microsoft.com/office/drawing/2016/5/9/chartex" xmlns:cx4="http://schemas.microsoft.com/office/drawing/2016/5/10/chartex" xmlns:cx5="http://schemas.microsoft.com/office/drawing/2016/5/11/chartex" xmlns:cx6="http://schemas.microsoft.com/office/drawing/2016/5/12/chartex" xmlns:cx7="http://schemas.microsoft.com/office/drawing/2016/5/13/chartex" xmlns:cx8="http://schemas.microsoft.com/office/drawing/2016/5/14/chartex" xmlns:mc="http://schemas.openxmlformats.org/markup-compatibility/2006" xmlns:m="http://schemas.openxmlformats.org/officeDocument/2006/math" xmlns:aink="http://schemas.microsoft.com/office/drawing/2016/ink" xmlns:am3d="http://schemas.microsoft.com/office/drawing/2017/model3d" xmlns:oel="http://schemas.microsoft.com/office/2019/extlst" xmlns:r="http://schemas.openxmlformats.org/officeDocument/2006/relationships" xmlns:wp14="http://schemas.microsoft.com/office/word/2010/wordprocessingDrawing" xmlns:wp="http://schemas.openxmlformats.org/drawingml/2006/wordprocessingDrawing" xmlns:wpg="http://schemas.microsoft.com/office/word/2010/wordprocessingGroup" xmlns:wpi="http://schemas.microsoft.com/office/word/2010/wordprocessingInk" xmlns:wps="http://schemas.microsoft.com/office/word/2010/wordprocessingShape" xmlns:o="urn:schemas-microsoft-com:office:office" xmlns:v="urn:schemas-microsoft-com:vml" xmlns:w10="urn:schemas-microsoft-com:office:word" xmlns:w="http://schemas.openxmlformats.org/wordprocessingml/2006/main" xmlns:w14="http://schemas.microsoft.com/office/word/2010/wordml" xmlns:w15="http://schemas.microsoft.com/office/word/2012/wordml" xmlns:w16cei="http://schemas.microsoft.com/office/word/2026/wordml/cei" xmlns:w16cex="http://schemas.microsoft.com/office/word/2018/wordml/cex" xmlns:w16cid="http://schemas.microsoft.com/office/word/2016/wordml/cid" xmlns:w16="http://schemas.microsoft.com/office/word/2018/wordml" xmlns:w16sdtdh="http://schemas.microsoft.com/office/word/2020/wordml/sdtdatahash" xmlns:w16sdtfl="http://schemas.microsoft.com/office/word/2024/wordml/sdtformatlock" xmlns:w16se="http://schemas.microsoft.com/office/word/2015/wordml/symex" xmlns:w16du="http://schemas.microsoft.com/office/word/2023/wordml/word16du" xmlns:wne="http://schemas.microsoft.com/office/word/2006/wordml" mc:Ignorable="w14 w15 w16se w16cid w16 w16cex w16sdtdh w16sdtfl w16du wp14">
   <w:p>
     <w:pPr>
       <w:spacing w:line="20" w:lineRule="auto"/>
@@ -3716,7 +4000,7 @@
 </file>
 
 <file path=word/numbering.xml><?xml version="1.0" encoding="utf-8"?>
-<w:numbering xmlns:wpc="http://schemas.microsoft.com/office/word/2010/wordprocessingCanvas" xmlns:cx="http://schemas.microsoft.com/office/drawing/2014/chartex" xmlns:cx1="http://schemas.microsoft.com/office/drawing/2015/9/8/chartex" xmlns:cx2="http://schemas.microsoft.com/office/drawing/2015/10/21/chartex" xmlns:cx3="http://schemas.microsoft.com/office/drawing/2016/5/9/chartex" xmlns:cx4="http://schemas.microsoft.com/office/drawing/2016/5/10/chartex" xmlns:cx5="http://schemas.microsoft.com/office/drawing/2016/5/11/chartex" xmlns:cx6="http://schemas.microsoft.com/office/drawing/2016/5/12/chartex" xmlns:cx7="http://schemas.microsoft.com/office/drawing/2016/5/13/chartex" xmlns:cx8="http://schemas.microsoft.com/office/drawing/2016/5/14/chartex" xmlns:mc="http://schemas.openxmlformats.org/markup-compatibility/2006" xmlns:m="http://schemas.openxmlformats.org/officeDocument/2006/math" xmlns:aink="http://schemas.microsoft.com/office/drawing/2016/ink" xmlns:am3d="http://schemas.microsoft.com/office/drawing/2017/model3d" xmlns:oel="http://schemas.microsoft.com/office/2019/extlst" xmlns:r="http://schemas.openxmlformats.org/officeDocument/2006/relationships" xmlns:wp14="http://schemas.microsoft.com/office/word/2010/wordprocessingDrawing" xmlns:wp="http://schemas.openxmlformats.org/drawingml/2006/wordprocessingDrawing" xmlns:wpg="http://schemas.microsoft.com/office/word/2010/wordprocessingGroup" xmlns:wpi="http://schemas.microsoft.com/office/word/2010/wordprocessingInk" xmlns:wps="http://schemas.microsoft.com/office/word/2010/wordprocessingShape" xmlns:o="urn:schemas-microsoft-com:office:office" xmlns:v="urn:schemas-microsoft-com:vml" xmlns:w10="urn:schemas-microsoft-com:office:word" xmlns:w="http://schemas.openxmlformats.org/wordprocessingml/2006/main" xmlns:w14="http://schemas.microsoft.com/office/word/2010/wordml" xmlns:w15="http://schemas.microsoft.com/office/word/2012/wordml" xmlns:w16cex="http://schemas.microsoft.com/office/word/2018/wordml/cex" xmlns:w16cid="http://schemas.microsoft.com/office/word/2016/wordml/cid" xmlns:w16="http://schemas.microsoft.com/office/word/2018/wordml" xmlns:w16sdtdh="http://schemas.microsoft.com/office/word/2020/wordml/sdtdatahash" xmlns:w16sdtfl="http://schemas.microsoft.com/office/word/2024/wordml/sdtformatlock" xmlns:w16se="http://schemas.microsoft.com/office/word/2015/wordml/symex" xmlns:w16du="http://schemas.microsoft.com/office/word/2023/wordml/word16du" xmlns:wne="http://schemas.microsoft.com/office/word/2006/wordml" mc:Ignorable="w14 w15 w16se w16cid w16 w16cex w16sdtdh w16sdtfl w16du wp14">
+<w:numbering xmlns:wpc="http://schemas.microsoft.com/office/word/2010/wordprocessingCanvas" xmlns:cx="http://schemas.microsoft.com/office/drawing/2014/chartex" xmlns:cx1="http://schemas.microsoft.com/office/drawing/2015/9/8/chartex" xmlns:cx2="http://schemas.microsoft.com/office/drawing/2015/10/21/chartex" xmlns:cx3="http://schemas.microsoft.com/office/drawing/2016/5/9/chartex" xmlns:cx4="http://schemas.microsoft.com/office/drawing/2016/5/10/chartex" xmlns:cx5="http://schemas.microsoft.com/office/drawing/2016/5/11/chartex" xmlns:cx6="http://schemas.microsoft.com/office/drawing/2016/5/12/chartex" xmlns:cx7="http://schemas.microsoft.com/office/drawing/2016/5/13/chartex" xmlns:cx8="http://schemas.microsoft.com/office/drawing/2016/5/14/chartex" xmlns:mc="http://schemas.openxmlformats.org/markup-compatibility/2006" xmlns:m="http://schemas.openxmlformats.org/officeDocument/2006/math" xmlns:aink="http://schemas.microsoft.com/office/drawing/2016/ink" xmlns:am3d="http://schemas.microsoft.com/office/drawing/2017/model3d" xmlns:oel="http://schemas.microsoft.com/office/2019/extlst" xmlns:r="http://schemas.openxmlformats.org/officeDocument/2006/relationships" xmlns:wp14="http://schemas.microsoft.com/office/word/2010/wordprocessingDrawing" xmlns:wp="http://schemas.openxmlformats.org/drawingml/2006/wordprocessingDrawing" xmlns:wpg="http://schemas.microsoft.com/office/word/2010/wordprocessingGroup" xmlns:wpi="http://schemas.microsoft.com/office/word/2010/wordprocessingInk" xmlns:wps="http://schemas.microsoft.com/office/word/2010/wordprocessingShape" xmlns:o="urn:schemas-microsoft-com:office:office" xmlns:v="urn:schemas-microsoft-com:vml" xmlns:w10="urn:schemas-microsoft-com:office:word" xmlns:w="http://schemas.openxmlformats.org/wordprocessingml/2006/main" xmlns:w14="http://schemas.microsoft.com/office/word/2010/wordml" xmlns:w15="http://schemas.microsoft.com/office/word/2012/wordml" xmlns:w16cei="http://schemas.microsoft.com/office/word/2026/wordml/cei" xmlns:w16cex="http://schemas.microsoft.com/office/word/2018/wordml/cex" xmlns:w16cid="http://schemas.microsoft.com/office/word/2016/wordml/cid" xmlns:w16="http://schemas.microsoft.com/office/word/2018/wordml" xmlns:w16sdtdh="http://schemas.microsoft.com/office/word/2020/wordml/sdtdatahash" xmlns:w16sdtfl="http://schemas.microsoft.com/office/word/2024/wordml/sdtformatlock" xmlns:w16se="http://schemas.microsoft.com/office/word/2015/wordml/symex" xmlns:w16du="http://schemas.microsoft.com/office/word/2023/wordml/word16du" xmlns:wne="http://schemas.microsoft.com/office/word/2006/wordml" mc:Ignorable="w14 w15 w16se w16cid w16 w16cex w16sdtdh w16sdtfl w16du wp14">
   <w:abstractNum w:abstractNumId="0" w15:restartNumberingAfterBreak="0">
     <w:nsid w:val="00000001"/>
     <w:multiLevelType w:val="hybridMultilevel"/>
@@ -5546,6 +5830,14 @@
     <w:rPrDefault>
       <w:rPr>
         <w:rFonts w:ascii="Century Gothic" w:eastAsia="Century Gothic" w:hAnsi="Century Gothic" w:cs="Century Gothic"/>
+        <w:sz w:val="18"/>
+        <w:szCs w:val="18"/>
+        <w:sz w:val="18"/>
+        <w:szCs w:val="18"/>
+        <w:sz w:val="18"/>
+        <w:szCs w:val="18"/>
+        <w:sz w:val="18"/>
+        <w:szCs w:val="18"/>
         <w:sz w:val="18"/>
         <w:szCs w:val="18"/>
         <w:lang w:val="en-US" w:eastAsia="en-US" w:bidi="ar-SA"/>
@@ -5940,6 +6232,7 @@
       <w:textAlignment w:val="baseline"/>
     </w:pPr>
     <w:rPr>
+      <w:rFonts w:ascii="Century Gothic" w:eastAsia="Century Gothic" w:hAnsi="Century Gothic" w:cs="Century Gothic"/>
       <w:sz w:val="24"/>
       <w:szCs w:val="24"/>
     </w:rPr>
@@ -6071,6 +6364,11 @@
     <w:uiPriority w:val="1"/>
     <w:semiHidden/>
     <w:unhideWhenUsed/>
+    <w:rPr>
+      <w:sz w:val="18"/>
+      <w:szCs w:val="18"/>
+      <w:rFonts w:ascii="Century Gothic" w:eastAsia="Century Gothic" w:hAnsi="Century Gothic" w:cs="Century Gothic"/>
+    </w:rPr>
   </w:style>
   <w:style w:type="table" w:default="1" w:styleId="TableNormal">
     <w:name w:val="Normal Table"/>
@@ -6413,10 +6711,10 @@
     <w:unhideWhenUsed/>
     <w:rsid w:val="00D55029"/>
     <w:rPr>
+      <w:sz w:val="18"/>
+      <w:szCs w:val="18"/>
       <w:rFonts w:ascii="Century Gothic" w:eastAsia="Century Gothic" w:hAnsi="Century Gothic" w:cs="Century Gothic"/>
       <w:color w:val="0000FF"/>
-      <w:sz w:val="18"/>
-      <w:szCs w:val="18"/>
       <w:u w:val="single"/>
     </w:rPr>
   </w:style>
@@ -6439,10 +6737,10 @@
     <w:unhideWhenUsed/>
     <w:rsid w:val="000309FA"/>
     <w:rPr>
+      <w:sz w:val="18"/>
+      <w:szCs w:val="18"/>
       <w:rFonts w:ascii="Century Gothic" w:eastAsia="Century Gothic" w:hAnsi="Century Gothic" w:cs="Century Gothic"/>
       <w:color w:val="800080"/>
-      <w:sz w:val="18"/>
-      <w:szCs w:val="18"/>
       <w:u w:val="single"/>
     </w:rPr>
   </w:style>

--- a/resume/clinton-pracher-platform-data-ai-resume.docx
+++ b/resume/clinton-pracher-platform-data-ai-resume.docx
@@ -581,7 +581,7 @@
           <w:sz w:val="18"/>
           <w:szCs w:val="18"/>
         </w:rPr>
-        <w:t>Builds agentic orchestration and AI control-plane capabilities that enterprises can trust: routing work across agents and tools, ownership models, evaluation and trust thresholds, and human approval gates on production AI workflows. In practice today: an Operator Control Plane with 35 skills, 41 governed automations, 54 scheduled tasks, and 12 AI agents running as live agentic orchestration and control-plane infrastructure, not a slide deck.</w:t>
+        <w:t>Builds agentic orchestration and AI control-plane capabilities that enterprises can trust: routing work across agents and tools, ownership models, evaluation and trust thresholds, and human approval gates on production AI workflows. In practice today (as of 2026-10-10): an Operator Control Plane with 35 skills, 41 governed automations, 54 scheduled tasks, and 12 AI agents running as live agentic orchestration and control-plane infrastructure, not a slide deck.</w:t>
       </w:r>
     </w:p>
     <w:p>
@@ -1155,7 +1155,7 @@
           <w:sz w:val="18"/>
           <w:szCs w:val="18"/>
         </w:rPr>
-        <w:t>Built and operate an agentic orchestration and AI control plane (Operator Control Plane) with 35 specialized skills, 41 governed automations, 54 scheduled tasks, and 12 AI agents, using Claude and Cursor with explicit task ownership, audit trails, and human approval gates on production AI workflows</w:t>
+        <w:t>Built and operate an agentic orchestration and AI control plane (Operator Control Plane) with 35 specialized skills, 41 governed automations, 54 scheduled tasks, and 12 AI agents (counts as of 2026-10-10), using Claude and Cursor with explicit task ownership, audit trails, and human approval gates on production AI workflows</w:t>
       </w:r>
     </w:p>
     <w:p>
@@ -2890,7 +2890,7 @@
           <w:sz w:val="18"/>
           <w:szCs w:val="18"/>
         </w:rPr>
-        <w:t xml:space="preserve"> Built and operate an agentic orchestration and AI control plane with 35 specialized skills, 41 governed automations, 54 scheduled tasks, and 12 AI agents, using Claude and Cursor with explicit task ownership, audit trails, and human approval gates on production AI workflows.</w:t>
+        <w:t xml:space="preserve"> Built and operate an agentic orchestration and AI control plane with 35 specialized skills, 41 governed automations, 54 scheduled tasks, and 12 AI agents (counts as of 2026-10-10), using Claude and Cursor with explicit task ownership, audit trails, and human approval gates on production AI workflows.</w:t>
       </w:r>
     </w:p>
     <w:p>
